--- a/vendor/templates/ligums-jaunietis-edoc.docx
+++ b/vendor/templates/ligums-jaunietis-edoc.docx
@@ -408,6 +408,7 @@
             <w:pPr>
               <w:suppressAutoHyphens/>
               <w:ind w:left="-108" w:right="-108"/>
+              <w:jc w:val="center"/>
               <w:rPr>
                 <w:rFonts w:eastAsia="Times New Roman"/>
                 <w:sz w:val="25"/>
@@ -416,6 +417,12 @@
               </w:rPr>
             </w:pPr>
             <w:r>
+              <w:rPr>
+                <w:rFonts w:ascii="Times New Roman" w:hAnsi="Times New Roman" w:cs="Times New Roman" w:eastAsia="Times New Roman"/>
+                <w:b w:val="0"/>
+                <w:i w:val="0"/>
+                <w:sz w:val="25"/>
+              </w:rPr>
               <w:t>{j_statuss_vards}</w:t>
             </w:r>
           </w:p>
@@ -464,6 +471,12 @@
               </w:rPr>
             </w:pPr>
             <w:r>
+              <w:rPr>
+                <w:rFonts w:ascii="Times New Roman" w:hAnsi="Times New Roman" w:cs="Times New Roman" w:eastAsia="Times New Roman"/>
+                <w:b w:val="0"/>
+                <w:i w:val="0"/>
+                <w:sz w:val="25"/>
+              </w:rPr>
               <w:t>{j_pk1}</w:t>
             </w:r>
           </w:p>
@@ -492,6 +505,12 @@
               </w:rPr>
             </w:pPr>
             <w:r>
+              <w:rPr>
+                <w:rFonts w:ascii="Times New Roman" w:hAnsi="Times New Roman" w:cs="Times New Roman" w:eastAsia="Times New Roman"/>
+                <w:b w:val="0"/>
+                <w:i w:val="0"/>
+                <w:sz w:val="25"/>
+              </w:rPr>
               <w:t>{j_pk2}</w:t>
             </w:r>
           </w:p>
@@ -520,6 +539,12 @@
               </w:rPr>
             </w:pPr>
             <w:r>
+              <w:rPr>
+                <w:rFonts w:ascii="Times New Roman" w:hAnsi="Times New Roman" w:cs="Times New Roman" w:eastAsia="Times New Roman"/>
+                <w:b w:val="0"/>
+                <w:i w:val="0"/>
+                <w:sz w:val="25"/>
+              </w:rPr>
               <w:t>{j_pk3}</w:t>
             </w:r>
           </w:p>
@@ -548,6 +573,12 @@
               </w:rPr>
             </w:pPr>
             <w:r>
+              <w:rPr>
+                <w:rFonts w:ascii="Times New Roman" w:hAnsi="Times New Roman" w:cs="Times New Roman" w:eastAsia="Times New Roman"/>
+                <w:b w:val="0"/>
+                <w:i w:val="0"/>
+                <w:sz w:val="25"/>
+              </w:rPr>
               <w:t>{j_pk4}</w:t>
             </w:r>
           </w:p>
@@ -576,6 +607,12 @@
               </w:rPr>
             </w:pPr>
             <w:r>
+              <w:rPr>
+                <w:rFonts w:ascii="Times New Roman" w:hAnsi="Times New Roman" w:cs="Times New Roman" w:eastAsia="Times New Roman"/>
+                <w:b w:val="0"/>
+                <w:i w:val="0"/>
+                <w:sz w:val="25"/>
+              </w:rPr>
               <w:t>{j_pk5}</w:t>
             </w:r>
           </w:p>
@@ -604,6 +641,12 @@
               </w:rPr>
             </w:pPr>
             <w:r>
+              <w:rPr>
+                <w:rFonts w:ascii="Times New Roman" w:hAnsi="Times New Roman" w:cs="Times New Roman" w:eastAsia="Times New Roman"/>
+                <w:b w:val="0"/>
+                <w:i w:val="0"/>
+                <w:sz w:val="25"/>
+              </w:rPr>
               <w:t>{j_pk6}</w:t>
             </w:r>
           </w:p>
@@ -664,6 +707,12 @@
               </w:rPr>
             </w:pPr>
             <w:r>
+              <w:rPr>
+                <w:rFonts w:ascii="Times New Roman" w:hAnsi="Times New Roman" w:cs="Times New Roman" w:eastAsia="Times New Roman"/>
+                <w:b w:val="0"/>
+                <w:i w:val="0"/>
+                <w:sz w:val="25"/>
+              </w:rPr>
               <w:t>{j_pk7}</w:t>
             </w:r>
           </w:p>
@@ -692,6 +741,12 @@
               </w:rPr>
             </w:pPr>
             <w:r>
+              <w:rPr>
+                <w:rFonts w:ascii="Times New Roman" w:hAnsi="Times New Roman" w:cs="Times New Roman" w:eastAsia="Times New Roman"/>
+                <w:b w:val="0"/>
+                <w:i w:val="0"/>
+                <w:sz w:val="25"/>
+              </w:rPr>
               <w:t>{j_pk8}</w:t>
             </w:r>
           </w:p>
@@ -720,6 +775,12 @@
               </w:rPr>
             </w:pPr>
             <w:r>
+              <w:rPr>
+                <w:rFonts w:ascii="Times New Roman" w:hAnsi="Times New Roman" w:cs="Times New Roman" w:eastAsia="Times New Roman"/>
+                <w:b w:val="0"/>
+                <w:i w:val="0"/>
+                <w:sz w:val="25"/>
+              </w:rPr>
               <w:t>{j_pk9}</w:t>
             </w:r>
           </w:p>
@@ -748,6 +809,12 @@
               </w:rPr>
             </w:pPr>
             <w:r>
+              <w:rPr>
+                <w:rFonts w:ascii="Times New Roman" w:hAnsi="Times New Roman" w:cs="Times New Roman" w:eastAsia="Times New Roman"/>
+                <w:b w:val="0"/>
+                <w:i w:val="0"/>
+                <w:sz w:val="25"/>
+              </w:rPr>
               <w:t>{j_pk10}</w:t>
             </w:r>
           </w:p>
@@ -776,6 +843,12 @@
               </w:rPr>
             </w:pPr>
             <w:r>
+              <w:rPr>
+                <w:rFonts w:ascii="Times New Roman" w:hAnsi="Times New Roman" w:cs="Times New Roman" w:eastAsia="Times New Roman"/>
+                <w:b w:val="0"/>
+                <w:i w:val="0"/>
+                <w:sz w:val="25"/>
+              </w:rPr>
               <w:t>{j_pk11}</w:t>
             </w:r>
           </w:p>
@@ -3263,7 +3336,7 @@
           <w:szCs w:val="25"/>
           <w:lang w:eastAsia="ar-SA"/>
         </w:rPr>
-        <w:t>Līgums sagatavots latviešu valodā uz ___ (_______________) lapām elektroniskā dokumenta formā, kas glabājas pie katra no Līdzējiem.</w:t>
+        <w:t>Līgums sagatavots latviešu valodā uz ________ (______________________) lapām elektroniskā dokumenta formā, kas glabājas pie katra no Līdzējiem.</w:t>
       </w:r>
     </w:p>
     <w:p>
@@ -3569,6 +3642,7 @@
               <w:autoSpaceDN w:val="0"/>
               <w:adjustRightInd w:val="0"/>
               <w:spacing w:after="0" w:line="240" w:lineRule="auto"/>
+              <w:jc w:val="center"/>
               <w:rPr>
                 <w:rFonts w:ascii="Times New Roman" w:eastAsia="Calibri" w:hAnsi="Times New Roman" w:cs="Times New Roman"/>
                 <w:color w:val="000000"/>
@@ -3578,6 +3652,12 @@
               </w:rPr>
             </w:pPr>
             <w:r>
+              <w:rPr>
+                <w:rFonts w:ascii="Times New Roman" w:hAnsi="Times New Roman" w:cs="Times New Roman" w:eastAsia="Times New Roman"/>
+                <w:b w:val="0"/>
+                <w:i w:val="0"/>
+                <w:sz w:val="25"/>
+              </w:rPr>
               <w:t>{j_vards_pk}</w:t>
             </w:r>
           </w:p>
@@ -3803,6 +3883,7 @@
               <w:autoSpaceDN w:val="0"/>
               <w:adjustRightInd w:val="0"/>
               <w:spacing w:after="0" w:line="240" w:lineRule="auto"/>
+              <w:jc w:val="center"/>
               <w:rPr>
                 <w:rFonts w:ascii="Times New Roman" w:eastAsia="Calibri" w:hAnsi="Times New Roman" w:cs="Times New Roman"/>
                 <w:color w:val="000000"/>
@@ -3812,6 +3893,12 @@
               </w:rPr>
             </w:pPr>
             <w:r>
+              <w:rPr>
+                <w:rFonts w:ascii="Times New Roman" w:hAnsi="Times New Roman" w:cs="Times New Roman" w:eastAsia="Times New Roman"/>
+                <w:b w:val="0"/>
+                <w:i w:val="0"/>
+                <w:sz w:val="25"/>
+              </w:rPr>
               <w:t>{j_adrese_dekl}</w:t>
             </w:r>
           </w:p>
@@ -4007,6 +4094,7 @@
               <w:autoSpaceDN w:val="0"/>
               <w:adjustRightInd w:val="0"/>
               <w:spacing w:after="0" w:line="240" w:lineRule="auto"/>
+              <w:jc w:val="center"/>
               <w:rPr>
                 <w:rFonts w:ascii="Times New Roman" w:eastAsia="Calibri" w:hAnsi="Times New Roman" w:cs="Times New Roman"/>
                 <w:color w:val="000000"/>
@@ -4016,6 +4104,12 @@
               </w:rPr>
             </w:pPr>
             <w:r>
+              <w:rPr>
+                <w:rFonts w:ascii="Times New Roman" w:hAnsi="Times New Roman" w:cs="Times New Roman" w:eastAsia="Times New Roman"/>
+                <w:b w:val="0"/>
+                <w:i w:val="0"/>
+                <w:sz w:val="25"/>
+              </w:rPr>
               <w:t>{j_adrese_fakt}</w:t>
             </w:r>
           </w:p>
@@ -4144,6 +4238,7 @@
               <w:autoSpaceDN w:val="0"/>
               <w:adjustRightInd w:val="0"/>
               <w:spacing w:after="0" w:line="240" w:lineRule="auto"/>
+              <w:jc w:val="center"/>
               <w:rPr>
                 <w:rFonts w:ascii="Times New Roman" w:eastAsia="Calibri" w:hAnsi="Times New Roman" w:cs="Times New Roman"/>
                 <w:i/>
@@ -4155,8 +4250,9 @@
             </w:pPr>
             <w:r>
               <w:rPr>
-                <w:rFonts w:ascii="Times New Roman" w:eastAsia="Calibri" w:hAnsi="Times New Roman" w:cs="Times New Roman"/>
-                <w:i/>
+                <w:rFonts w:ascii="Times New Roman" w:eastAsia="Times New Roman" w:hAnsi="Times New Roman" w:cs="Times New Roman"/>
+                <w:b w:val="0"/>
+                <w:i w:val="0"/>
                 <w:color w:val="000000"/>
                 <w:sz w:val="25"/>
                 <w:szCs w:val="25"/>
@@ -4357,6 +4453,7 @@
               <w:autoSpaceDN w:val="0"/>
               <w:adjustRightInd w:val="0"/>
               <w:spacing w:after="0" w:line="240" w:lineRule="auto"/>
+              <w:jc w:val="center"/>
               <w:rPr>
                 <w:rFonts w:ascii="Times New Roman" w:eastAsia="Calibri" w:hAnsi="Times New Roman" w:cs="Times New Roman"/>
                 <w:color w:val="000000"/>
@@ -4366,6 +4463,12 @@
               </w:rPr>
             </w:pPr>
             <w:r>
+              <w:rPr>
+                <w:rFonts w:ascii="Times New Roman" w:hAnsi="Times New Roman" w:cs="Times New Roman" w:eastAsia="Times New Roman"/>
+                <w:b w:val="0"/>
+                <w:i w:val="0"/>
+                <w:sz w:val="25"/>
+              </w:rPr>
               <w:t>{i_vards}</w:t>
             </w:r>
           </w:p>

--- a/vendor/templates/ligums-jaunietis-edoc.docx
+++ b/vendor/templates/ligums-jaunietis-edoc.docx
@@ -3832,7 +3832,7 @@
                 <w:szCs w:val="25"/>
                 <w:lang w:eastAsia="ar-SA"/>
               </w:rPr>
-              <w:t>Tālrunis: {i_talrunis}</w:t>
+              <w:t>Tālrunis: 67335388</w:t>
             </w:r>
           </w:p>
         </w:tc>

--- a/vendor/templates/ligums-jaunietis-edoc.docx
+++ b/vendor/templates/ligums-jaunietis-edoc.docx
@@ -1,181 +1,81 @@
 
 <file path=word/document.xml><?xml version="1.0" encoding="utf-8"?>
-<w:document xmlns:wpc="http://schemas.microsoft.com/office/word/2010/wordprocessingCanvas" xmlns:cx="http://schemas.microsoft.com/office/drawing/2014/chartex" xmlns:cx1="http://schemas.microsoft.com/office/drawing/2015/9/8/chartex" xmlns:cx2="http://schemas.microsoft.com/office/drawing/2015/10/21/chartex" xmlns:cx3="http://schemas.microsoft.com/office/drawing/2016/5/9/chartex" xmlns:cx4="http://schemas.microsoft.com/office/drawing/2016/5/10/chartex" xmlns:cx5="http://schemas.microsoft.com/office/drawing/2016/5/11/chartex" xmlns:cx6="http://schemas.microsoft.com/office/drawing/2016/5/12/chartex" xmlns:cx7="http://schemas.microsoft.com/office/drawing/2016/5/13/chartex" xmlns:cx8="http://schemas.microsoft.com/office/drawing/2016/5/14/chartex" xmlns:mc="http://schemas.openxmlformats.org/markup-compatibility/2006" xmlns:aink="http://schemas.microsoft.com/office/drawing/2016/ink" xmlns:am3d="http://schemas.microsoft.com/office/drawing/2017/model3d" xmlns:o="urn:schemas-microsoft-com:office:office" xmlns:r="http://schemas.openxmlformats.org/officeDocument/2006/relationships" xmlns:m="http://schemas.openxmlformats.org/officeDocument/2006/math" xmlns:v="urn:schemas-microsoft-com:vml" xmlns:wp14="http://schemas.microsoft.com/office/word/2010/wordprocessingDrawing" xmlns:wp="http://schemas.openxmlformats.org/drawingml/2006/wordprocessingDrawing" xmlns:w10="urn:schemas-microsoft-com:office:word" xmlns:w="http://schemas.openxmlformats.org/wordprocessingml/2006/main" xmlns:w14="http://schemas.microsoft.com/office/word/2010/wordml" xmlns:w15="http://schemas.microsoft.com/office/word/2012/wordml" xmlns:w16cid="http://schemas.microsoft.com/office/word/2016/wordml/cid" xmlns:w16se="http://schemas.microsoft.com/office/word/2015/wordml/symex" xmlns:wpg="http://schemas.microsoft.com/office/word/2010/wordprocessingGroup" xmlns:wpi="http://schemas.microsoft.com/office/word/2010/wordprocessingInk" xmlns:wne="http://schemas.microsoft.com/office/word/2006/wordml" xmlns:wps="http://schemas.microsoft.com/office/word/2010/wordprocessingShape" mc:Ignorable="w14 w15 w16se w16cid wp14">
+<w:document xmlns:mc="http://schemas.openxmlformats.org/markup-compatibility/2006" xmlns:r="http://schemas.openxmlformats.org/officeDocument/2006/relationships" xmlns:w="http://schemas.openxmlformats.org/wordprocessingml/2006/main" mc:Ignorable="w14 w15 w16se w16cid wp14">
   <w:body>
     <w:p>
-      <w:pPr>
-        <w:pStyle w:val="Header"/>
-        <w:jc w:val="right"/>
-      </w:pPr>
-      <w:r>
-        <w:rPr>
-          <w:rFonts w:ascii="Times New Roman" w:hAnsi="Times New Roman"/>
-          <w:color w:val="000000"/>
-          <w:sz w:val="28"/>
-          <w:szCs w:val="24"/>
-          <w:lang w:val="en-US"/>
-        </w:rPr>
-        <w:t xml:space="preserve">Nr. </w:t>
-      </w:r>
-      <w:r>
-        <w:rPr>
-          <w:rFonts w:ascii="Times New Roman" w:hAnsi="Times New Roman"/>
-          <w:color w:val="000000"/>
-          <w:sz w:val="28"/>
-          <w:szCs w:val="24"/>
-          <w:lang w:val="en-US"/>
-        </w:rPr>
-        <w:fldChar w:fldCharType="begin"/>
-      </w:r>
-      <w:r>
-        <w:rPr>
-          <w:rFonts w:ascii="Times New Roman" w:hAnsi="Times New Roman"/>
-          <w:color w:val="000000"/>
-          <w:sz w:val="28"/>
-          <w:szCs w:val="24"/>
-          <w:lang w:val="en-US"/>
-        </w:rPr>
-        <w:instrText xml:space="preserve"> MERGEFIELD  DOKREGNUMURS  \* MERGEFORMAT </w:instrText>
-      </w:r>
-      <w:r>
-        <w:rPr>
-          <w:rFonts w:ascii="Times New Roman" w:hAnsi="Times New Roman"/>
-          <w:color w:val="000000"/>
-          <w:sz w:val="28"/>
-          <w:szCs w:val="24"/>
-          <w:lang w:val="en-US"/>
-        </w:rPr>
-        <w:fldChar w:fldCharType="separate"/>
-      </w:r>
-      <w:r>
-        <w:rPr>
-          <w:rFonts w:ascii="Times New Roman" w:hAnsi="Times New Roman"/>
-          <w:noProof/>
-          <w:color w:val="000000"/>
-          <w:sz w:val="28"/>
-          <w:szCs w:val="24"/>
-          <w:lang w:val="en-US"/>
-        </w:rPr>
-        <w:t>{liguma_nr}</w:t>
-      </w:r>
-      <w:r>
-        <w:rPr>
-          <w:rFonts w:ascii="Times New Roman" w:hAnsi="Times New Roman"/>
-          <w:color w:val="000000"/>
-          <w:sz w:val="28"/>
-          <w:szCs w:val="24"/>
-          <w:lang w:val="en-US"/>
-        </w:rPr>
-        <w:fldChar w:fldCharType="end"/>
-      </w:r>
-    </w:p>
-    <w:p>
-      <w:pPr>
-        <w:suppressAutoHyphens/>
-        <w:spacing w:after="0" w:line="240" w:lineRule="auto"/>
-        <w:jc w:val="right"/>
-        <w:rPr>
-          <w:rFonts w:ascii="Times New Roman" w:eastAsia="Times New Roman" w:hAnsi="Times New Roman" w:cs="Times New Roman"/>
-          <w:i/>
-          <w:sz w:val="24"/>
-          <w:szCs w:val="24"/>
-          <w:lang w:val="pt-BR" w:eastAsia="ar-SA"/>
-        </w:rPr>
-      </w:pPr>
-    </w:p>
-    <w:p>
-      <w:pPr>
-        <w:suppressAutoHyphens/>
-        <w:spacing w:after="0" w:line="240" w:lineRule="auto"/>
-        <w:jc w:val="right"/>
-        <w:rPr>
-          <w:rFonts w:ascii="Times New Roman" w:eastAsia="Times New Roman" w:hAnsi="Times New Roman" w:cs="Times New Roman"/>
-          <w:sz w:val="20"/>
-          <w:szCs w:val="20"/>
-          <w:lang w:val="pt-BR" w:eastAsia="ar-SA"/>
-        </w:rPr>
-      </w:pPr>
-    </w:p>
-    <w:p>
-      <w:pPr>
-        <w:suppressAutoHyphens/>
+      <w:r>
+        <w:t>Līguma reģistrācijas Nr. {liguma_nr}</w:t>
+      </w:r>
+    </w:p>
+    <w:p/>
+    <w:p/>
+    <w:p>
+      <w:pPr>
         <w:autoSpaceDE w:val="0"/>
         <w:autoSpaceDN w:val="0"/>
         <w:adjustRightInd w:val="0"/>
-        <w:spacing w:after="0" w:line="240" w:lineRule="auto"/>
         <w:jc w:val="center"/>
         <w:rPr>
-          <w:rFonts w:ascii="Times New Roman" w:eastAsia="Calibri" w:hAnsi="Times New Roman" w:cs="Times New Roman"/>
+          <w:rFonts w:eastAsia="Calibri"/>
           <w:b/>
           <w:bCs/>
           <w:color w:val="000000"/>
           <w:sz w:val="25"/>
           <w:szCs w:val="25"/>
-          <w:lang w:eastAsia="ar-SA"/>
-        </w:rPr>
-      </w:pPr>
-      <w:r>
-        <w:rPr>
-          <w:rFonts w:ascii="Times New Roman" w:eastAsia="Calibri" w:hAnsi="Times New Roman" w:cs="Times New Roman"/>
+        </w:rPr>
+      </w:pPr>
+      <w:r>
+        <w:rPr>
+          <w:rFonts w:eastAsia="Calibri"/>
           <w:b/>
           <w:bCs/>
           <w:color w:val="000000"/>
           <w:sz w:val="25"/>
           <w:szCs w:val="25"/>
-          <w:lang w:eastAsia="ar-SA"/>
         </w:rPr>
         <w:t>LĪGUMS</w:t>
       </w:r>
     </w:p>
     <w:p>
       <w:pPr>
-        <w:suppressAutoHyphens/>
         <w:autoSpaceDE w:val="0"/>
         <w:autoSpaceDN w:val="0"/>
         <w:adjustRightInd w:val="0"/>
-        <w:spacing w:after="0" w:line="240" w:lineRule="auto"/>
         <w:jc w:val="center"/>
         <w:rPr>
-          <w:rFonts w:ascii="Times New Roman" w:eastAsia="Times New Roman" w:hAnsi="Times New Roman" w:cs="Times New Roman"/>
           <w:b/>
           <w:bCs/>
           <w:sz w:val="25"/>
           <w:szCs w:val="25"/>
-          <w:lang w:eastAsia="ar-SA"/>
-        </w:rPr>
-      </w:pPr>
-      <w:r>
-        <w:rPr>
-          <w:rFonts w:ascii="Times New Roman" w:eastAsia="Calibri" w:hAnsi="Times New Roman" w:cs="Times New Roman"/>
+        </w:rPr>
+      </w:pPr>
+      <w:r>
+        <w:rPr>
+          <w:rFonts w:eastAsia="Calibri"/>
           <w:b/>
           <w:bCs/>
           <w:color w:val="000000"/>
           <w:sz w:val="25"/>
           <w:szCs w:val="25"/>
-          <w:lang w:eastAsia="ar-SA"/>
         </w:rPr>
         <w:t xml:space="preserve">ar jaunieti vecumā no 18 gadiem </w:t>
       </w:r>
       <w:r>
         <w:rPr>
-          <w:rFonts w:ascii="Times New Roman" w:eastAsia="Times New Roman" w:hAnsi="Times New Roman" w:cs="Times New Roman"/>
           <w:b/>
           <w:bCs/>
           <w:sz w:val="25"/>
           <w:szCs w:val="25"/>
-          <w:lang w:eastAsia="ar-SA"/>
         </w:rPr>
         <w:t xml:space="preserve">par dalību </w:t>
       </w:r>
       <w:proofErr w:type="spellStart"/>
       <w:r>
         <w:rPr>
-          <w:rFonts w:ascii="Times New Roman" w:eastAsia="Times New Roman" w:hAnsi="Times New Roman" w:cs="Times New Roman"/>
           <w:b/>
           <w:bCs/>
           <w:sz w:val="25"/>
           <w:szCs w:val="25"/>
-          <w:lang w:eastAsia="ar-SA"/>
         </w:rPr>
         <w:t>Jaunsardzē</w:t>
       </w:r>
@@ -183,152 +83,144 @@
     </w:p>
     <w:p>
       <w:pPr>
-        <w:suppressAutoHyphens/>
-        <w:spacing w:after="0" w:line="240" w:lineRule="auto"/>
-        <w:rPr>
-          <w:rFonts w:ascii="Times New Roman" w:eastAsia="Times New Roman" w:hAnsi="Times New Roman" w:cs="Times New Roman"/>
-          <w:sz w:val="25"/>
-          <w:szCs w:val="25"/>
-          <w:lang w:eastAsia="ar-SA"/>
-        </w:rPr>
-      </w:pPr>
-    </w:p>
-    <w:p>
-      <w:pPr>
-        <w:suppressAutoHyphens/>
-        <w:spacing w:after="0" w:line="240" w:lineRule="auto"/>
-        <w:jc w:val="both"/>
-        <w:rPr>
-          <w:rFonts w:ascii="Times New Roman" w:eastAsia="Times New Roman" w:hAnsi="Times New Roman" w:cs="Times New Roman"/>
-          <w:sz w:val="25"/>
-          <w:szCs w:val="25"/>
-          <w:lang w:eastAsia="ar-SA"/>
-        </w:rPr>
-      </w:pPr>
-      <w:r>
-        <w:rPr>
-          <w:rFonts w:ascii="Times New Roman" w:eastAsia="Times New Roman" w:hAnsi="Times New Roman" w:cs="Times New Roman"/>
-          <w:sz w:val="25"/>
-          <w:szCs w:val="25"/>
-          <w:lang w:eastAsia="ar-SA"/>
+        <w:rPr>
+          <w:sz w:val="25"/>
+          <w:szCs w:val="25"/>
+        </w:rPr>
+      </w:pPr>
+    </w:p>
+    <w:p>
+      <w:pPr>
+        <w:jc w:val="both"/>
+        <w:rPr>
+          <w:sz w:val="25"/>
+          <w:szCs w:val="25"/>
+        </w:rPr>
+      </w:pPr>
+      <w:r>
+        <w:rPr>
+          <w:sz w:val="25"/>
+          <w:szCs w:val="25"/>
         </w:rPr>
         <w:t>Līguma sagatavošanas vieta un datums: {vieta}, {liguma_datums}</w:t>
       </w:r>
     </w:p>
     <w:p>
       <w:pPr>
-        <w:suppressAutoHyphens/>
-        <w:spacing w:after="0" w:line="240" w:lineRule="auto"/>
-        <w:jc w:val="both"/>
-        <w:rPr>
-          <w:rFonts w:ascii="Times New Roman" w:eastAsia="Times New Roman" w:hAnsi="Times New Roman" w:cs="Times New Roman"/>
-          <w:sz w:val="25"/>
-          <w:szCs w:val="25"/>
-          <w:lang w:eastAsia="ar-SA"/>
-        </w:rPr>
-      </w:pPr>
-      <w:r>
-        <w:rPr>
-          <w:rFonts w:ascii="Times New Roman" w:eastAsia="Times New Roman" w:hAnsi="Times New Roman" w:cs="Times New Roman"/>
-          <w:sz w:val="25"/>
-          <w:szCs w:val="25"/>
-          <w:lang w:eastAsia="ar-SA"/>
+        <w:jc w:val="both"/>
+        <w:rPr>
+          <w:sz w:val="25"/>
+          <w:szCs w:val="25"/>
+        </w:rPr>
+      </w:pPr>
+      <w:r>
+        <w:rPr>
+          <w:sz w:val="25"/>
+          <w:szCs w:val="25"/>
         </w:rPr>
         <w:t>Līguma abpusējas parakstīšanas datums ir pēdējā pievienotā droša elektroniskā paraksta un tā laika zīmoga datums.</w:t>
       </w:r>
     </w:p>
     <w:p>
       <w:pPr>
-        <w:suppressAutoHyphens/>
-        <w:spacing w:after="0" w:line="240" w:lineRule="auto"/>
-        <w:rPr>
-          <w:rFonts w:ascii="Times New Roman" w:eastAsia="Times New Roman" w:hAnsi="Times New Roman" w:cs="Times New Roman"/>
-          <w:sz w:val="25"/>
-          <w:szCs w:val="25"/>
-          <w:lang w:eastAsia="ar-SA"/>
-        </w:rPr>
-      </w:pPr>
-    </w:p>
-    <w:p>
-      <w:pPr>
-        <w:suppressAutoHyphens/>
-        <w:spacing w:after="0" w:line="276" w:lineRule="auto"/>
+        <w:rPr>
+          <w:sz w:val="25"/>
+          <w:szCs w:val="25"/>
+        </w:rPr>
+      </w:pPr>
+    </w:p>
+    <w:p>
+      <w:pPr>
+        <w:spacing w:line="276" w:lineRule="auto"/>
         <w:ind w:firstLine="720"/>
-        <w:jc w:val="both"/>
-        <w:rPr>
-          <w:rFonts w:ascii="Times New Roman" w:eastAsia="Times New Roman" w:hAnsi="Times New Roman" w:cs="Times New Roman"/>
-          <w:sz w:val="25"/>
-          <w:szCs w:val="25"/>
-          <w:lang w:eastAsia="ar-SA"/>
-        </w:rPr>
-      </w:pPr>
-      <w:r>
-        <w:rPr>
-          <w:rFonts w:ascii="Times New Roman" w:eastAsia="Times New Roman" w:hAnsi="Times New Roman" w:cs="Times New Roman"/>
+        <w:rPr>
+          <w:sz w:val="25"/>
+          <w:szCs w:val="25"/>
+        </w:rPr>
+      </w:pPr>
+      <w:r>
+        <w:rPr>
           <w:b/>
           <w:sz w:val="25"/>
           <w:szCs w:val="25"/>
-          <w:lang w:eastAsia="ar-SA"/>
         </w:rPr>
         <w:t>Jaunsardzes centrs</w:t>
       </w:r>
       <w:r>
         <w:rPr>
-          <w:rFonts w:ascii="Times New Roman" w:eastAsia="Times New Roman" w:hAnsi="Times New Roman" w:cs="Times New Roman"/>
-          <w:sz w:val="25"/>
-          <w:szCs w:val="25"/>
-          <w:lang w:eastAsia="ar-SA"/>
+          <w:sz w:val="25"/>
+          <w:szCs w:val="25"/>
         </w:rPr>
         <w:t xml:space="preserve">, reģistrācijas Nr.90009222536, adrese </w:t>
       </w:r>
-      <w:r>
-        <w:rPr>
-          <w:rFonts w:ascii="Times New Roman" w:eastAsia="Times New Roman" w:hAnsi="Times New Roman" w:cs="Times New Roman"/>
-          <w:sz w:val="25"/>
-          <w:szCs w:val="25"/>
-          <w:lang w:eastAsia="ar-SA"/>
-        </w:rPr>
-        <w:t>Talejas iela 1</w:t>
-      </w:r>
-      <w:r>
-        <w:rPr>
-          <w:rFonts w:ascii="Times New Roman" w:eastAsia="Times New Roman" w:hAnsi="Times New Roman" w:cs="Times New Roman"/>
-          <w:sz w:val="25"/>
-          <w:szCs w:val="25"/>
-          <w:lang w:eastAsia="ar-SA"/>
-        </w:rPr>
-        <w:t xml:space="preserve">, Rīga, tā {i_parvalde}.novada pārvaldes {i_nodala}.nodaļas jaunsargu instruktora {i_vards_gen} personā, kurš(-a) rīkojas, pamatojoties uz </w:t>
-      </w:r>
-      <w:r>
-        <w:rPr>
-          <w:rFonts w:ascii="Times New Roman" w:eastAsia="Times New Roman" w:hAnsi="Times New Roman" w:cs="Times New Roman"/>
+      <w:proofErr w:type="spellStart"/>
+      <w:r>
+        <w:rPr>
+          <w:sz w:val="25"/>
+          <w:szCs w:val="25"/>
+        </w:rPr>
+        <w:t>K.Valdemāra</w:t>
+      </w:r>
+      <w:proofErr w:type="spellEnd"/>
+      <w:r>
+        <w:rPr>
+          <w:sz w:val="25"/>
+          <w:szCs w:val="25"/>
+        </w:rPr>
+        <w:t xml:space="preserve"> iela 10/12, Rīga, tā {i_parvalde}.novada nodaļas jaunsargu instruktora {i_vards_gen} personā, kurš(-a) rīkojas pamatojoties uz </w:t>
+      </w:r>
+      <w:r>
+        <w:rPr>
           <w:bCs/>
           <w:sz w:val="25"/>
           <w:szCs w:val="25"/>
-          <w:lang w:eastAsia="ar-SA"/>
         </w:rPr>
         <w:t>Jaunsardzes centra direktora</w:t>
       </w:r>
       <w:r>
         <w:rPr>
-          <w:rFonts w:ascii="Times New Roman" w:eastAsia="Times New Roman" w:hAnsi="Times New Roman" w:cs="Times New Roman"/>
-          <w:sz w:val="25"/>
-          <w:szCs w:val="25"/>
-          <w:lang w:eastAsia="ar-SA"/>
-        </w:rPr>
-        <w:t xml:space="preserve"> 2021.gada 14.septembra rīkojuma Nr.418 “Par pilnvarojumu jaunsargu instruktoriem slēgt līgumus” pamata (turpmāk – Centrs), no vienas puses un</w:t>
-      </w:r>
-    </w:p>
-    <w:p>
-      <w:pPr>
-        <w:suppressAutoHyphens/>
-        <w:spacing w:after="0" w:line="240" w:lineRule="auto"/>
+          <w:sz w:val="25"/>
+          <w:szCs w:val="25"/>
+        </w:rPr>
+        <w:t xml:space="preserve"> 20____.gada____. ______________ rīkojuma Nr._____________ „Par līgumu noslēgšanu „Par bērna un jaunieša dalību </w:t>
+      </w:r>
+      <w:proofErr w:type="spellStart"/>
+      <w:r>
+        <w:rPr>
+          <w:sz w:val="25"/>
+          <w:szCs w:val="25"/>
+        </w:rPr>
+        <w:t>Jaunsardzē</w:t>
+      </w:r>
+      <w:proofErr w:type="spellEnd"/>
+      <w:r>
+        <w:rPr>
+          <w:sz w:val="25"/>
+          <w:szCs w:val="25"/>
+        </w:rPr>
+        <w:t>”</w:t>
+      </w:r>
+      <w:r>
+        <w:rPr>
+          <w:sz w:val="25"/>
+          <w:szCs w:val="25"/>
+        </w:rPr>
+        <w:t>”</w:t>
+      </w:r>
+      <w:r>
+        <w:rPr>
+          <w:sz w:val="25"/>
+          <w:szCs w:val="25"/>
+        </w:rPr>
+        <w:t xml:space="preserve"> pamata (turpmāk – Centrs), no vienas puses un</w:t>
+      </w:r>
+    </w:p>
+    <w:p>
+      <w:pPr>
         <w:ind w:firstLine="720"/>
         <w:rPr>
-          <w:rFonts w:ascii="Times New Roman" w:eastAsia="Times New Roman" w:hAnsi="Times New Roman" w:cs="Times New Roman"/>
-          <w:sz w:val="25"/>
-          <w:szCs w:val="25"/>
-          <w:lang w:eastAsia="ar-SA"/>
+          <w:sz w:val="25"/>
+          <w:szCs w:val="25"/>
         </w:rPr>
       </w:pPr>
     </w:p>
@@ -371,25 +263,21 @@
           </w:tcPr>
           <w:p>
             <w:pPr>
-              <w:suppressAutoHyphens/>
               <w:spacing w:line="360" w:lineRule="auto"/>
               <w:ind w:left="-108"/>
-              <w:rPr>
-                <w:rFonts w:eastAsia="Times New Roman"/>
+              <w:jc w:val="left"/>
+              <w:rPr>
                 <w:b/>
                 <w:sz w:val="25"/>
                 <w:szCs w:val="25"/>
-                <w:lang w:eastAsia="ar-SA"/>
               </w:rPr>
             </w:pPr>
             <w:r>
               <w:rPr>
-                <w:rFonts w:eastAsia="Times New Roman"/>
                 <w:b/>
                 <w:bCs/>
                 <w:sz w:val="25"/>
                 <w:szCs w:val="25"/>
-                <w:lang w:eastAsia="ar-SA"/>
               </w:rPr>
               <w:t xml:space="preserve">           jaunietis </w:t>
             </w:r>
@@ -406,23 +294,14 @@
           </w:tcPr>
           <w:p>
             <w:pPr>
-              <w:suppressAutoHyphens/>
               <w:ind w:left="-108" w:right="-108"/>
-              <w:jc w:val="center"/>
-              <w:rPr>
-                <w:rFonts w:eastAsia="Times New Roman"/>
-                <w:sz w:val="25"/>
-                <w:szCs w:val="25"/>
-                <w:lang w:eastAsia="ar-SA"/>
+              <w:jc w:val="left"/>
+              <w:rPr>
+                <w:sz w:val="25"/>
+                <w:szCs w:val="25"/>
               </w:rPr>
             </w:pPr>
             <w:r>
-              <w:rPr>
-                <w:rFonts w:ascii="Times New Roman" w:hAnsi="Times New Roman" w:cs="Times New Roman" w:eastAsia="Times New Roman"/>
-                <w:b w:val="0"/>
-                <w:i w:val="0"/>
-                <w:sz w:val="25"/>
-              </w:rPr>
               <w:t>{j_statuss_vards}</w:t>
             </w:r>
           </w:p>
@@ -436,13 +315,11 @@
           </w:tcPr>
           <w:p>
             <w:pPr>
-              <w:suppressAutoHyphens/>
               <w:ind w:left="-110" w:right="-391"/>
-              <w:rPr>
-                <w:rFonts w:eastAsia="Times New Roman"/>
-                <w:sz w:val="25"/>
-                <w:szCs w:val="25"/>
-                <w:lang w:eastAsia="ar-SA"/>
+              <w:jc w:val="left"/>
+              <w:rPr>
+                <w:sz w:val="25"/>
+                <w:szCs w:val="25"/>
               </w:rPr>
             </w:pPr>
           </w:p>
@@ -460,23 +337,14 @@
           </w:tcPr>
           <w:p>
             <w:pPr>
-              <w:suppressAutoHyphens/>
               <w:ind w:left="-108" w:right="-109"/>
               <w:jc w:val="center"/>
               <w:rPr>
-                <w:rFonts w:eastAsia="Times New Roman"/>
-                <w:sz w:val="25"/>
-                <w:szCs w:val="25"/>
-                <w:lang w:eastAsia="ar-SA"/>
+                <w:sz w:val="25"/>
+                <w:szCs w:val="25"/>
               </w:rPr>
             </w:pPr>
             <w:r>
-              <w:rPr>
-                <w:rFonts w:ascii="Times New Roman" w:hAnsi="Times New Roman" w:cs="Times New Roman" w:eastAsia="Times New Roman"/>
-                <w:b w:val="0"/>
-                <w:i w:val="0"/>
-                <w:sz w:val="25"/>
-              </w:rPr>
               <w:t>{j_pk1}</w:t>
             </w:r>
           </w:p>
@@ -494,23 +362,14 @@
           </w:tcPr>
           <w:p>
             <w:pPr>
-              <w:suppressAutoHyphens/>
               <w:ind w:left="-108" w:right="-108"/>
               <w:jc w:val="center"/>
               <w:rPr>
-                <w:rFonts w:eastAsia="Times New Roman"/>
-                <w:sz w:val="25"/>
-                <w:szCs w:val="25"/>
-                <w:lang w:eastAsia="ar-SA"/>
+                <w:sz w:val="25"/>
+                <w:szCs w:val="25"/>
               </w:rPr>
             </w:pPr>
             <w:r>
-              <w:rPr>
-                <w:rFonts w:ascii="Times New Roman" w:hAnsi="Times New Roman" w:cs="Times New Roman" w:eastAsia="Times New Roman"/>
-                <w:b w:val="0"/>
-                <w:i w:val="0"/>
-                <w:sz w:val="25"/>
-              </w:rPr>
               <w:t>{j_pk2}</w:t>
             </w:r>
           </w:p>
@@ -528,23 +387,14 @@
           </w:tcPr>
           <w:p>
             <w:pPr>
-              <w:suppressAutoHyphens/>
               <w:ind w:left="-108" w:right="-109"/>
               <w:jc w:val="center"/>
               <w:rPr>
-                <w:rFonts w:eastAsia="Times New Roman"/>
-                <w:sz w:val="25"/>
-                <w:szCs w:val="25"/>
-                <w:lang w:eastAsia="ar-SA"/>
+                <w:sz w:val="25"/>
+                <w:szCs w:val="25"/>
               </w:rPr>
             </w:pPr>
             <w:r>
-              <w:rPr>
-                <w:rFonts w:ascii="Times New Roman" w:hAnsi="Times New Roman" w:cs="Times New Roman" w:eastAsia="Times New Roman"/>
-                <w:b w:val="0"/>
-                <w:i w:val="0"/>
-                <w:sz w:val="25"/>
-              </w:rPr>
               <w:t>{j_pk3}</w:t>
             </w:r>
           </w:p>
@@ -562,23 +412,14 @@
           </w:tcPr>
           <w:p>
             <w:pPr>
-              <w:suppressAutoHyphens/>
               <w:ind w:left="-108"/>
               <w:jc w:val="center"/>
               <w:rPr>
-                <w:rFonts w:eastAsia="Times New Roman"/>
-                <w:sz w:val="25"/>
-                <w:szCs w:val="25"/>
-                <w:lang w:eastAsia="ar-SA"/>
+                <w:sz w:val="25"/>
+                <w:szCs w:val="25"/>
               </w:rPr>
             </w:pPr>
             <w:r>
-              <w:rPr>
-                <w:rFonts w:ascii="Times New Roman" w:hAnsi="Times New Roman" w:cs="Times New Roman" w:eastAsia="Times New Roman"/>
-                <w:b w:val="0"/>
-                <w:i w:val="0"/>
-                <w:sz w:val="25"/>
-              </w:rPr>
               <w:t>{j_pk4}</w:t>
             </w:r>
           </w:p>
@@ -596,23 +437,14 @@
           </w:tcPr>
           <w:p>
             <w:pPr>
-              <w:suppressAutoHyphens/>
               <w:ind w:left="-108" w:right="-109"/>
               <w:jc w:val="center"/>
               <w:rPr>
-                <w:rFonts w:eastAsia="Times New Roman"/>
-                <w:sz w:val="25"/>
-                <w:szCs w:val="25"/>
-                <w:lang w:eastAsia="ar-SA"/>
+                <w:sz w:val="25"/>
+                <w:szCs w:val="25"/>
               </w:rPr>
             </w:pPr>
             <w:r>
-              <w:rPr>
-                <w:rFonts w:ascii="Times New Roman" w:hAnsi="Times New Roman" w:cs="Times New Roman" w:eastAsia="Times New Roman"/>
-                <w:b w:val="0"/>
-                <w:i w:val="0"/>
-                <w:sz w:val="25"/>
-              </w:rPr>
               <w:t>{j_pk5}</w:t>
             </w:r>
           </w:p>
@@ -630,23 +462,14 @@
           </w:tcPr>
           <w:p>
             <w:pPr>
-              <w:suppressAutoHyphens/>
               <w:ind w:left="-108"/>
               <w:jc w:val="center"/>
               <w:rPr>
-                <w:rFonts w:eastAsia="Times New Roman"/>
-                <w:sz w:val="25"/>
-                <w:szCs w:val="25"/>
-                <w:lang w:eastAsia="ar-SA"/>
+                <w:sz w:val="25"/>
+                <w:szCs w:val="25"/>
               </w:rPr>
             </w:pPr>
             <w:r>
-              <w:rPr>
-                <w:rFonts w:ascii="Times New Roman" w:hAnsi="Times New Roman" w:cs="Times New Roman" w:eastAsia="Times New Roman"/>
-                <w:b w:val="0"/>
-                <w:i w:val="0"/>
-                <w:sz w:val="25"/>
-              </w:rPr>
               <w:t>{j_pk6}</w:t>
             </w:r>
           </w:p>
@@ -662,22 +485,17 @@
           </w:tcPr>
           <w:p>
             <w:pPr>
-              <w:suppressAutoHyphens/>
               <w:ind w:left="-108" w:right="-108"/>
               <w:jc w:val="center"/>
               <w:rPr>
-                <w:rFonts w:eastAsia="Times New Roman"/>
-                <w:sz w:val="25"/>
-                <w:szCs w:val="25"/>
-                <w:lang w:eastAsia="ar-SA"/>
+                <w:sz w:val="25"/>
+                <w:szCs w:val="25"/>
               </w:rPr>
             </w:pPr>
             <w:r>
               <w:rPr>
-                <w:rFonts w:eastAsia="Times New Roman"/>
-                <w:sz w:val="25"/>
-                <w:szCs w:val="25"/>
-                <w:lang w:eastAsia="ar-SA"/>
+                <w:sz w:val="25"/>
+                <w:szCs w:val="25"/>
               </w:rPr>
               <w:t>-</w:t>
             </w:r>
@@ -696,23 +514,14 @@
           </w:tcPr>
           <w:p>
             <w:pPr>
-              <w:suppressAutoHyphens/>
               <w:ind w:left="-108" w:right="-108"/>
               <w:jc w:val="center"/>
               <w:rPr>
-                <w:rFonts w:eastAsia="Times New Roman"/>
-                <w:sz w:val="25"/>
-                <w:szCs w:val="25"/>
-                <w:lang w:eastAsia="ar-SA"/>
+                <w:sz w:val="25"/>
+                <w:szCs w:val="25"/>
               </w:rPr>
             </w:pPr>
             <w:r>
-              <w:rPr>
-                <w:rFonts w:ascii="Times New Roman" w:hAnsi="Times New Roman" w:cs="Times New Roman" w:eastAsia="Times New Roman"/>
-                <w:b w:val="0"/>
-                <w:i w:val="0"/>
-                <w:sz w:val="25"/>
-              </w:rPr>
               <w:t>{j_pk7}</w:t>
             </w:r>
           </w:p>
@@ -730,23 +539,14 @@
           </w:tcPr>
           <w:p>
             <w:pPr>
-              <w:suppressAutoHyphens/>
               <w:ind w:left="-108" w:right="-108"/>
               <w:jc w:val="center"/>
               <w:rPr>
-                <w:rFonts w:eastAsia="Times New Roman"/>
-                <w:sz w:val="25"/>
-                <w:szCs w:val="25"/>
-                <w:lang w:eastAsia="ar-SA"/>
+                <w:sz w:val="25"/>
+                <w:szCs w:val="25"/>
               </w:rPr>
             </w:pPr>
             <w:r>
-              <w:rPr>
-                <w:rFonts w:ascii="Times New Roman" w:hAnsi="Times New Roman" w:cs="Times New Roman" w:eastAsia="Times New Roman"/>
-                <w:b w:val="0"/>
-                <w:i w:val="0"/>
-                <w:sz w:val="25"/>
-              </w:rPr>
               <w:t>{j_pk8}</w:t>
             </w:r>
           </w:p>
@@ -764,23 +564,14 @@
           </w:tcPr>
           <w:p>
             <w:pPr>
-              <w:suppressAutoHyphens/>
               <w:ind w:left="-108" w:right="-108"/>
               <w:jc w:val="center"/>
               <w:rPr>
-                <w:rFonts w:eastAsia="Times New Roman"/>
-                <w:sz w:val="25"/>
-                <w:szCs w:val="25"/>
-                <w:lang w:eastAsia="ar-SA"/>
+                <w:sz w:val="25"/>
+                <w:szCs w:val="25"/>
               </w:rPr>
             </w:pPr>
             <w:r>
-              <w:rPr>
-                <w:rFonts w:ascii="Times New Roman" w:hAnsi="Times New Roman" w:cs="Times New Roman" w:eastAsia="Times New Roman"/>
-                <w:b w:val="0"/>
-                <w:i w:val="0"/>
-                <w:sz w:val="25"/>
-              </w:rPr>
               <w:t>{j_pk9}</w:t>
             </w:r>
           </w:p>
@@ -798,23 +589,14 @@
           </w:tcPr>
           <w:p>
             <w:pPr>
-              <w:suppressAutoHyphens/>
               <w:ind w:left="-108" w:right="-108"/>
               <w:jc w:val="center"/>
               <w:rPr>
-                <w:rFonts w:eastAsia="Times New Roman"/>
-                <w:sz w:val="25"/>
-                <w:szCs w:val="25"/>
-                <w:lang w:eastAsia="ar-SA"/>
+                <w:sz w:val="25"/>
+                <w:szCs w:val="25"/>
               </w:rPr>
             </w:pPr>
             <w:r>
-              <w:rPr>
-                <w:rFonts w:ascii="Times New Roman" w:hAnsi="Times New Roman" w:cs="Times New Roman" w:eastAsia="Times New Roman"/>
-                <w:b w:val="0"/>
-                <w:i w:val="0"/>
-                <w:sz w:val="25"/>
-              </w:rPr>
               <w:t>{j_pk10}</w:t>
             </w:r>
           </w:p>
@@ -832,23 +614,14 @@
           </w:tcPr>
           <w:p>
             <w:pPr>
-              <w:suppressAutoHyphens/>
               <w:ind w:left="-108" w:right="-119"/>
               <w:jc w:val="center"/>
               <w:rPr>
-                <w:rFonts w:eastAsia="Times New Roman"/>
-                <w:sz w:val="25"/>
-                <w:szCs w:val="25"/>
-                <w:lang w:eastAsia="ar-SA"/>
+                <w:sz w:val="25"/>
+                <w:szCs w:val="25"/>
               </w:rPr>
             </w:pPr>
             <w:r>
-              <w:rPr>
-                <w:rFonts w:ascii="Times New Roman" w:hAnsi="Times New Roman" w:cs="Times New Roman" w:eastAsia="Times New Roman"/>
-                <w:b w:val="0"/>
-                <w:i w:val="0"/>
-                <w:sz w:val="25"/>
-              </w:rPr>
               <w:t>{j_pk11}</w:t>
             </w:r>
           </w:p>
@@ -864,24 +637,19 @@
           </w:tcPr>
           <w:p>
             <w:pPr>
-              <w:suppressAutoHyphens/>
               <w:ind w:left="-108"/>
               <w:jc w:val="center"/>
               <w:rPr>
-                <w:rFonts w:eastAsia="Times New Roman"/>
                 <w:i/>
                 <w:sz w:val="12"/>
                 <w:szCs w:val="12"/>
-                <w:lang w:eastAsia="ar-SA"/>
               </w:rPr>
             </w:pPr>
             <w:r>
               <w:rPr>
-                <w:rFonts w:eastAsia="Times New Roman"/>
                 <w:i/>
                 <w:sz w:val="12"/>
                 <w:szCs w:val="12"/>
-                <w:lang w:eastAsia="ar-SA"/>
               </w:rPr>
               <w:t>(statuss, vārds, uzvārds)</w:t>
             </w:r>
@@ -893,14 +661,11 @@
           </w:tcPr>
           <w:p>
             <w:pPr>
-              <w:suppressAutoHyphens/>
               <w:ind w:left="-108"/>
               <w:jc w:val="center"/>
               <w:rPr>
-                <w:rFonts w:eastAsia="Times New Roman"/>
-                <w:sz w:val="25"/>
-                <w:szCs w:val="25"/>
-                <w:lang w:eastAsia="ar-SA"/>
+                <w:sz w:val="25"/>
+                <w:szCs w:val="25"/>
               </w:rPr>
             </w:pPr>
           </w:p>
@@ -915,24 +680,19 @@
           </w:tcPr>
           <w:p>
             <w:pPr>
-              <w:suppressAutoHyphens/>
               <w:ind w:left="-108" w:right="-119"/>
               <w:jc w:val="center"/>
               <w:rPr>
-                <w:rFonts w:eastAsia="Times New Roman"/>
                 <w:i/>
                 <w:sz w:val="12"/>
                 <w:szCs w:val="12"/>
-                <w:lang w:eastAsia="ar-SA"/>
               </w:rPr>
             </w:pPr>
             <w:r>
               <w:rPr>
-                <w:rFonts w:eastAsia="Times New Roman"/>
                 <w:i/>
                 <w:sz w:val="12"/>
                 <w:szCs w:val="12"/>
-                <w:lang w:eastAsia="ar-SA"/>
               </w:rPr>
               <w:t>(personas kods)</w:t>
             </w:r>
@@ -942,1858 +702,1848 @@
     </w:tbl>
     <w:p>
       <w:pPr>
-        <w:suppressAutoHyphens/>
-        <w:spacing w:after="0" w:line="240" w:lineRule="auto"/>
-        <w:rPr>
-          <w:rFonts w:ascii="Times New Roman" w:eastAsia="Times New Roman" w:hAnsi="Times New Roman" w:cs="Times New Roman"/>
+        <w:rPr>
           <w:bCs/>
           <w:sz w:val="25"/>
           <w:szCs w:val="25"/>
-          <w:lang w:eastAsia="ar-SA"/>
-        </w:rPr>
-      </w:pPr>
-      <w:r>
-        <w:rPr>
-          <w:rFonts w:ascii="Times New Roman" w:eastAsia="Times New Roman" w:hAnsi="Times New Roman" w:cs="Times New Roman"/>
+        </w:rPr>
+      </w:pPr>
+      <w:r>
+        <w:rPr>
           <w:bCs/>
           <w:sz w:val="25"/>
           <w:szCs w:val="25"/>
-          <w:lang w:eastAsia="ar-SA"/>
         </w:rPr>
         <w:t>(turpmāk – jaunietis), no otras puses,</w:t>
       </w:r>
     </w:p>
     <w:p>
       <w:pPr>
-        <w:suppressAutoHyphens/>
-        <w:spacing w:after="0" w:line="240" w:lineRule="auto"/>
-        <w:jc w:val="both"/>
-        <w:rPr>
-          <w:rFonts w:ascii="Times New Roman" w:eastAsia="Times New Roman" w:hAnsi="Times New Roman" w:cs="Times New Roman"/>
+        <w:jc w:val="both"/>
+        <w:rPr>
           <w:bCs/>
           <w:sz w:val="25"/>
           <w:szCs w:val="25"/>
-          <w:lang w:eastAsia="ar-SA"/>
-        </w:rPr>
-      </w:pPr>
-      <w:r>
-        <w:rPr>
-          <w:rFonts w:ascii="Times New Roman" w:eastAsia="Times New Roman" w:hAnsi="Times New Roman" w:cs="Times New Roman"/>
+        </w:rPr>
+      </w:pPr>
+      <w:r>
+        <w:rPr>
           <w:bCs/>
           <w:sz w:val="25"/>
           <w:szCs w:val="25"/>
-          <w:lang w:eastAsia="ar-SA"/>
         </w:rPr>
         <w:tab/>
         <w:t xml:space="preserve">abi kopā saukti Līdzēji, bet katrs atsevišķi Līdzējs, pamatojoties uz Valsts aizsardzības mācības un Jaunsardzes likuma 16.panta trešo daļu, </w:t>
       </w:r>
       <w:r>
         <w:rPr>
-          <w:rFonts w:ascii="Times New Roman" w:eastAsia="Times New Roman" w:hAnsi="Times New Roman" w:cs="Times New Roman"/>
-          <w:sz w:val="25"/>
-          <w:szCs w:val="25"/>
-          <w:lang w:eastAsia="ar-SA"/>
+          <w:sz w:val="25"/>
+          <w:szCs w:val="25"/>
         </w:rPr>
         <w:t>bez maldības, viltus vai spaidiem</w:t>
       </w:r>
       <w:r>
         <w:rPr>
-          <w:rFonts w:ascii="Times New Roman" w:eastAsia="Times New Roman" w:hAnsi="Times New Roman" w:cs="Times New Roman"/>
           <w:bCs/>
           <w:sz w:val="25"/>
           <w:szCs w:val="25"/>
-          <w:lang w:eastAsia="ar-SA"/>
         </w:rPr>
         <w:t xml:space="preserve"> noslēdz šādu līgumu (turpmāk – Līgums):</w:t>
       </w:r>
     </w:p>
     <w:p>
       <w:pPr>
-        <w:suppressAutoHyphens/>
-        <w:spacing w:after="0" w:line="240" w:lineRule="auto"/>
-        <w:rPr>
-          <w:rFonts w:ascii="Times New Roman" w:eastAsia="Times New Roman" w:hAnsi="Times New Roman" w:cs="Times New Roman"/>
+        <w:rPr>
           <w:bCs/>
           <w:sz w:val="25"/>
           <w:szCs w:val="25"/>
-          <w:lang w:eastAsia="ar-SA"/>
-        </w:rPr>
-      </w:pPr>
-    </w:p>
-    <w:p>
-      <w:pPr>
-        <w:suppressAutoHyphens/>
-        <w:spacing w:after="0" w:line="240" w:lineRule="auto"/>
+        </w:rPr>
+      </w:pPr>
+    </w:p>
+    <w:p>
+      <w:pPr>
         <w:jc w:val="center"/>
         <w:rPr>
-          <w:rFonts w:ascii="Times New Roman" w:eastAsia="Times New Roman" w:hAnsi="Times New Roman" w:cs="Times New Roman"/>
           <w:caps/>
           <w:sz w:val="25"/>
           <w:szCs w:val="25"/>
-          <w:lang w:eastAsia="ar-SA"/>
-        </w:rPr>
-      </w:pPr>
-      <w:r>
-        <w:rPr>
-          <w:rFonts w:ascii="Times New Roman" w:eastAsia="Times New Roman" w:hAnsi="Times New Roman" w:cs="Times New Roman"/>
+        </w:rPr>
+      </w:pPr>
+      <w:r>
+        <w:rPr>
           <w:caps/>
           <w:sz w:val="25"/>
           <w:szCs w:val="25"/>
-          <w:lang w:eastAsia="ar-SA"/>
         </w:rPr>
         <w:t>1. Līguma priekšmets</w:t>
       </w:r>
     </w:p>
     <w:p>
       <w:pPr>
-        <w:suppressAutoHyphens/>
-        <w:spacing w:after="0" w:line="240" w:lineRule="auto"/>
         <w:ind w:firstLine="720"/>
         <w:jc w:val="both"/>
         <w:rPr>
-          <w:rFonts w:ascii="Times New Roman" w:eastAsia="Times New Roman" w:hAnsi="Times New Roman" w:cs="Times New Roman"/>
-          <w:sz w:val="25"/>
-          <w:szCs w:val="25"/>
-          <w:lang w:eastAsia="ar-SA"/>
-        </w:rPr>
-      </w:pPr>
-      <w:r>
-        <w:rPr>
-          <w:rFonts w:ascii="Times New Roman" w:eastAsia="Times New Roman" w:hAnsi="Times New Roman" w:cs="Times New Roman"/>
-          <w:sz w:val="25"/>
-          <w:szCs w:val="25"/>
-          <w:lang w:eastAsia="ar-SA"/>
+          <w:sz w:val="25"/>
+          <w:szCs w:val="25"/>
+        </w:rPr>
+      </w:pPr>
+      <w:r>
+        <w:rPr>
+          <w:sz w:val="25"/>
+          <w:szCs w:val="25"/>
         </w:rPr>
         <w:t xml:space="preserve">Jaunietis brīvprātīgi piedalās </w:t>
       </w:r>
       <w:proofErr w:type="spellStart"/>
       <w:r>
         <w:rPr>
-          <w:rFonts w:ascii="Times New Roman" w:eastAsia="Times New Roman" w:hAnsi="Times New Roman" w:cs="Times New Roman"/>
-          <w:sz w:val="25"/>
-          <w:szCs w:val="25"/>
-          <w:lang w:eastAsia="ar-SA"/>
+          <w:sz w:val="25"/>
+          <w:szCs w:val="25"/>
         </w:rPr>
         <w:t>Jaunsardzē</w:t>
       </w:r>
       <w:proofErr w:type="spellEnd"/>
       <w:r>
         <w:rPr>
-          <w:rFonts w:ascii="Times New Roman" w:eastAsia="Times New Roman" w:hAnsi="Times New Roman" w:cs="Times New Roman"/>
-          <w:sz w:val="25"/>
-          <w:szCs w:val="25"/>
-          <w:lang w:eastAsia="ar-SA"/>
+          <w:sz w:val="25"/>
+          <w:szCs w:val="25"/>
         </w:rPr>
         <w:t>, bet Centrs bez maksas izglīto jaunieti valsts aizsardzības jomā un veicina tā pilsonisko apziņu un patriotismu atbilstoši jaunsargu interešu izglītības programmai (turpmāk – Programma).</w:t>
       </w:r>
     </w:p>
     <w:p>
       <w:pPr>
-        <w:suppressAutoHyphens/>
-        <w:spacing w:after="0" w:line="240" w:lineRule="auto"/>
-        <w:rPr>
-          <w:rFonts w:ascii="Times New Roman" w:eastAsia="Times New Roman" w:hAnsi="Times New Roman" w:cs="Times New Roman"/>
-          <w:sz w:val="25"/>
-          <w:szCs w:val="25"/>
-          <w:lang w:eastAsia="ar-SA"/>
-        </w:rPr>
-      </w:pPr>
-    </w:p>
-    <w:p>
-      <w:pPr>
-        <w:suppressAutoHyphens/>
-        <w:spacing w:after="0" w:line="240" w:lineRule="auto"/>
+        <w:rPr>
+          <w:sz w:val="25"/>
+          <w:szCs w:val="25"/>
+        </w:rPr>
+      </w:pPr>
+    </w:p>
+    <w:p>
+      <w:pPr>
         <w:jc w:val="center"/>
         <w:rPr>
-          <w:rFonts w:ascii="Times New Roman" w:eastAsia="Times New Roman" w:hAnsi="Times New Roman" w:cs="Times New Roman"/>
           <w:caps/>
           <w:sz w:val="25"/>
           <w:szCs w:val="25"/>
-          <w:lang w:eastAsia="ar-SA"/>
-        </w:rPr>
-      </w:pPr>
-      <w:r>
-        <w:rPr>
-          <w:rFonts w:ascii="Times New Roman" w:eastAsia="Times New Roman" w:hAnsi="Times New Roman" w:cs="Times New Roman"/>
+        </w:rPr>
+      </w:pPr>
+      <w:r>
+        <w:rPr>
           <w:caps/>
           <w:sz w:val="25"/>
           <w:szCs w:val="25"/>
-          <w:lang w:eastAsia="ar-SA"/>
         </w:rPr>
         <w:t>2. JAUNIEŠA pienākumi un tiesības</w:t>
       </w:r>
     </w:p>
     <w:p>
       <w:pPr>
-        <w:suppressAutoHyphens/>
-        <w:spacing w:after="0" w:line="240" w:lineRule="auto"/>
-        <w:jc w:val="both"/>
-        <w:rPr>
-          <w:rFonts w:ascii="Times New Roman" w:eastAsia="Times New Roman" w:hAnsi="Times New Roman" w:cs="Times New Roman"/>
-          <w:sz w:val="25"/>
-          <w:szCs w:val="25"/>
-          <w:lang w:eastAsia="ar-SA"/>
-        </w:rPr>
-      </w:pPr>
-      <w:r>
-        <w:rPr>
-          <w:rFonts w:ascii="Times New Roman" w:eastAsia="Times New Roman" w:hAnsi="Times New Roman" w:cs="Times New Roman"/>
-          <w:sz w:val="25"/>
-          <w:szCs w:val="25"/>
-          <w:lang w:eastAsia="ar-SA"/>
+        <w:jc w:val="both"/>
+        <w:rPr>
+          <w:sz w:val="25"/>
+          <w:szCs w:val="25"/>
+        </w:rPr>
+      </w:pPr>
+      <w:r>
+        <w:rPr>
+          <w:sz w:val="25"/>
+          <w:szCs w:val="25"/>
         </w:rPr>
         <w:t xml:space="preserve">2.1. Jaunieša pienākumi: </w:t>
       </w:r>
     </w:p>
     <w:p>
       <w:pPr>
-        <w:suppressAutoHyphens/>
-        <w:spacing w:after="0" w:line="240" w:lineRule="auto"/>
-        <w:jc w:val="both"/>
-        <w:rPr>
-          <w:rFonts w:ascii="Times New Roman" w:eastAsia="Times New Roman" w:hAnsi="Times New Roman" w:cs="Times New Roman"/>
-          <w:sz w:val="25"/>
-          <w:szCs w:val="25"/>
-          <w:lang w:eastAsia="ar-SA"/>
-        </w:rPr>
-      </w:pPr>
-      <w:r>
-        <w:rPr>
-          <w:rFonts w:ascii="Times New Roman" w:eastAsia="Times New Roman" w:hAnsi="Times New Roman" w:cs="Times New Roman"/>
-          <w:sz w:val="25"/>
-          <w:szCs w:val="25"/>
-          <w:lang w:eastAsia="ar-SA"/>
+        <w:jc w:val="both"/>
+        <w:rPr>
+          <w:sz w:val="25"/>
+          <w:szCs w:val="25"/>
+        </w:rPr>
+      </w:pPr>
+      <w:r>
+        <w:rPr>
+          <w:sz w:val="25"/>
+          <w:szCs w:val="25"/>
         </w:rPr>
         <w:t>2.1.1. regulāri piedalīties Centra rīkotajās nodarbībās un pasākumos;</w:t>
       </w:r>
     </w:p>
     <w:p>
       <w:pPr>
-        <w:suppressAutoHyphens/>
-        <w:spacing w:after="0" w:line="240" w:lineRule="auto"/>
-        <w:jc w:val="both"/>
-        <w:rPr>
-          <w:rFonts w:ascii="Times New Roman" w:eastAsia="Times New Roman" w:hAnsi="Times New Roman" w:cs="Times New Roman"/>
-          <w:sz w:val="25"/>
-          <w:szCs w:val="25"/>
-          <w:lang w:eastAsia="ar-SA"/>
-        </w:rPr>
-      </w:pPr>
-      <w:r>
-        <w:rPr>
-          <w:rFonts w:ascii="Times New Roman" w:eastAsia="Times New Roman" w:hAnsi="Times New Roman" w:cs="Times New Roman"/>
-          <w:sz w:val="25"/>
-          <w:szCs w:val="25"/>
-          <w:lang w:eastAsia="ar-SA"/>
+        <w:jc w:val="both"/>
+        <w:rPr>
+          <w:sz w:val="25"/>
+          <w:szCs w:val="25"/>
+        </w:rPr>
+      </w:pPr>
+      <w:r>
+        <w:rPr>
+          <w:sz w:val="25"/>
+          <w:szCs w:val="25"/>
         </w:rPr>
         <w:t xml:space="preserve">2.1.2. elektroniskajā </w:t>
       </w:r>
       <w:proofErr w:type="spellStart"/>
       <w:r>
         <w:rPr>
-          <w:rFonts w:ascii="Times New Roman" w:eastAsia="Times New Roman" w:hAnsi="Times New Roman" w:cs="Times New Roman"/>
-          <w:sz w:val="25"/>
-          <w:szCs w:val="25"/>
-          <w:lang w:eastAsia="ar-SA"/>
+          <w:sz w:val="25"/>
+          <w:szCs w:val="25"/>
         </w:rPr>
         <w:t>skolvadības</w:t>
       </w:r>
       <w:proofErr w:type="spellEnd"/>
       <w:r>
         <w:rPr>
-          <w:rFonts w:ascii="Times New Roman" w:eastAsia="Times New Roman" w:hAnsi="Times New Roman" w:cs="Times New Roman"/>
-          <w:sz w:val="25"/>
-          <w:szCs w:val="25"/>
-          <w:lang w:eastAsia="ar-SA"/>
+          <w:sz w:val="25"/>
+          <w:szCs w:val="25"/>
         </w:rPr>
         <w:t xml:space="preserve"> sistēmā (turpmāk – E-klase), Centra interneta vietnē </w:t>
       </w:r>
       <w:r>
         <w:rPr>
-          <w:rFonts w:ascii="Times New Roman" w:eastAsia="Times New Roman" w:hAnsi="Times New Roman" w:cs="Times New Roman"/>
           <w:sz w:val="25"/>
           <w:szCs w:val="25"/>
           <w:u w:val="single"/>
-          <w:lang w:eastAsia="ar-SA"/>
         </w:rPr>
         <w:t>www.jc.gov.lv</w:t>
       </w:r>
       <w:r>
         <w:rPr>
-          <w:rFonts w:ascii="Times New Roman" w:eastAsia="Times New Roman" w:hAnsi="Times New Roman" w:cs="Times New Roman"/>
-          <w:sz w:val="25"/>
-          <w:szCs w:val="25"/>
-          <w:lang w:eastAsia="ar-SA"/>
+          <w:sz w:val="25"/>
+          <w:szCs w:val="25"/>
         </w:rPr>
         <w:t xml:space="preserve"> vai sazinoties ar jaunsargu instruktoru:</w:t>
       </w:r>
     </w:p>
     <w:p>
       <w:pPr>
-        <w:suppressAutoHyphens/>
-        <w:spacing w:after="0" w:line="240" w:lineRule="auto"/>
-        <w:jc w:val="both"/>
-        <w:rPr>
-          <w:rFonts w:ascii="Times New Roman" w:eastAsia="Times New Roman" w:hAnsi="Times New Roman" w:cs="Times New Roman"/>
-          <w:sz w:val="25"/>
-          <w:szCs w:val="25"/>
-          <w:lang w:eastAsia="ar-SA"/>
-        </w:rPr>
-      </w:pPr>
-      <w:r>
-        <w:rPr>
-          <w:rFonts w:ascii="Times New Roman" w:eastAsia="Times New Roman" w:hAnsi="Times New Roman" w:cs="Times New Roman"/>
-          <w:sz w:val="25"/>
-          <w:szCs w:val="25"/>
-          <w:lang w:eastAsia="ar-SA"/>
-        </w:rPr>
-        <w:t xml:space="preserve">2.1.2.1. iepazīties E- klasē ar Valsts aizsardzības mācības un Jaunsardzes likumu, jaunsargu Ētikas kodeksu, drošības noteikumiem jaunsargu nodarbībās un pasākumos, jaunsarga formas nēsāšanas noteikumiem, materiāli tehnisko līdzekļu aprites kārtību, kā arī citiem Jaunsardzes darbību reglamentējošiem dokumentiem sadaļā “Iestādes aktualitātes”; </w:t>
-      </w:r>
-    </w:p>
-    <w:p>
-      <w:pPr>
-        <w:suppressAutoHyphens/>
-        <w:spacing w:after="0" w:line="240" w:lineRule="auto"/>
-        <w:jc w:val="both"/>
-        <w:rPr>
-          <w:rFonts w:ascii="Times New Roman" w:eastAsia="Times New Roman" w:hAnsi="Times New Roman" w:cs="Times New Roman"/>
-          <w:sz w:val="25"/>
-          <w:szCs w:val="25"/>
-          <w:lang w:eastAsia="ar-SA"/>
-        </w:rPr>
-      </w:pPr>
-      <w:r>
-        <w:rPr>
-          <w:rFonts w:ascii="Times New Roman" w:eastAsia="Times New Roman" w:hAnsi="Times New Roman" w:cs="Times New Roman"/>
-          <w:sz w:val="25"/>
-          <w:szCs w:val="25"/>
-          <w:lang w:eastAsia="ar-SA"/>
+        <w:jc w:val="both"/>
+        <w:rPr>
+          <w:sz w:val="25"/>
+          <w:szCs w:val="25"/>
+        </w:rPr>
+      </w:pPr>
+      <w:r>
+        <w:rPr>
+          <w:sz w:val="25"/>
+          <w:szCs w:val="25"/>
+        </w:rPr>
+        <w:t xml:space="preserve">2.1.2.1. iepazīties E- klasē ar Valsts aizsardzības mācības un Jaunsardzes likumu, jaunsargu Ētikas kodeksu, drošības noteikumiem jaunsargu nodarbībās un pasākumos, jaunsarga formas nēsāšanas noteikumiem, materiāli tehnisko līdzekļu aprites kārtību, kā arī citiem Jaunsardzes darbību reglamentējošiem dokumentiem sadaļā ,,Skolas jaunumi”; </w:t>
+      </w:r>
+    </w:p>
+    <w:p>
+      <w:pPr>
+        <w:jc w:val="both"/>
+        <w:rPr>
+          <w:sz w:val="25"/>
+          <w:szCs w:val="25"/>
+        </w:rPr>
+      </w:pPr>
+      <w:r>
+        <w:rPr>
+          <w:sz w:val="25"/>
+          <w:szCs w:val="25"/>
         </w:rPr>
         <w:t>2.1.2.2. iepazīties ar Programmu, mācību nodarbību sarakstiem</w:t>
       </w:r>
       <w:r>
         <w:rPr>
-          <w:rFonts w:ascii="Times New Roman" w:eastAsia="Times New Roman" w:hAnsi="Times New Roman" w:cs="Times New Roman"/>
           <w:color w:val="FF0000"/>
           <w:sz w:val="25"/>
           <w:szCs w:val="25"/>
-          <w:lang w:eastAsia="ar-SA"/>
         </w:rPr>
         <w:t xml:space="preserve"> </w:t>
       </w:r>
       <w:r>
         <w:rPr>
-          <w:rFonts w:ascii="Times New Roman" w:eastAsia="Times New Roman" w:hAnsi="Times New Roman" w:cs="Times New Roman"/>
-          <w:sz w:val="25"/>
-          <w:szCs w:val="25"/>
-          <w:lang w:eastAsia="ar-SA"/>
+          <w:sz w:val="25"/>
+          <w:szCs w:val="25"/>
         </w:rPr>
         <w:t xml:space="preserve">un ikmēneša pasākumu plāniem vietnē </w:t>
       </w:r>
       <w:r>
         <w:rPr>
-          <w:rFonts w:ascii="Times New Roman" w:eastAsia="Times New Roman" w:hAnsi="Times New Roman" w:cs="Times New Roman"/>
           <w:sz w:val="25"/>
           <w:szCs w:val="25"/>
           <w:u w:val="single"/>
-          <w:lang w:eastAsia="ar-SA"/>
         </w:rPr>
         <w:t>https://www.jc.gov.lv/lv/macibu-programma</w:t>
       </w:r>
       <w:r>
         <w:rPr>
-          <w:rFonts w:ascii="Times New Roman" w:eastAsia="Times New Roman" w:hAnsi="Times New Roman" w:cs="Times New Roman"/>
-          <w:sz w:val="25"/>
-          <w:szCs w:val="25"/>
-          <w:lang w:eastAsia="ar-SA"/>
+          <w:sz w:val="25"/>
+          <w:szCs w:val="25"/>
         </w:rPr>
         <w:t>, kā arī jaunsargu instruktora sagatavoto papildu informāciju par nodarbībām un pasākumiem;</w:t>
       </w:r>
     </w:p>
     <w:p>
       <w:pPr>
-        <w:suppressAutoHyphens/>
-        <w:spacing w:after="0" w:line="240" w:lineRule="auto"/>
-        <w:jc w:val="both"/>
-        <w:rPr>
-          <w:rFonts w:ascii="Times New Roman" w:eastAsia="Times New Roman" w:hAnsi="Times New Roman" w:cs="Times New Roman"/>
-          <w:sz w:val="25"/>
-          <w:szCs w:val="25"/>
-          <w:lang w:eastAsia="ar-SA"/>
-        </w:rPr>
-      </w:pPr>
-      <w:r>
-        <w:rPr>
-          <w:rFonts w:ascii="Times New Roman" w:eastAsia="Times New Roman" w:hAnsi="Times New Roman" w:cs="Times New Roman"/>
-          <w:sz w:val="25"/>
-          <w:szCs w:val="25"/>
-          <w:lang w:eastAsia="ar-SA"/>
-        </w:rPr>
-        <w:t>2.1.3. katra mācību gada sākumā iesniegt jaunsargu instruktoram ģimenes ārsta izziņu (veidlapa 027/u), kas attiecīgajā mācību gadā atļauj piedalīties Centra organizētajos pasākumos un nodarbībās, nekavējoties informēt jaunsargu instruktoru, ja īslaicīgi jebkādu iemeslu dēļ slodze nav vēlama, kā arī sniegt citu būtisku informāciju par sevi, kas būtu jāzina jaunsargu instruktoram;</w:t>
-      </w:r>
-    </w:p>
-    <w:p>
-      <w:pPr>
-        <w:suppressAutoHyphens/>
-        <w:spacing w:after="0" w:line="240" w:lineRule="auto"/>
-        <w:jc w:val="both"/>
-        <w:rPr>
-          <w:rFonts w:ascii="Times New Roman" w:eastAsia="Times New Roman" w:hAnsi="Times New Roman" w:cs="Times New Roman"/>
-          <w:sz w:val="25"/>
-          <w:szCs w:val="25"/>
-          <w:lang w:eastAsia="ar-SA"/>
-        </w:rPr>
-      </w:pPr>
-      <w:r>
-        <w:rPr>
-          <w:rFonts w:ascii="Times New Roman" w:eastAsia="Times New Roman" w:hAnsi="Times New Roman" w:cs="Times New Roman"/>
-          <w:sz w:val="25"/>
-          <w:szCs w:val="25"/>
-          <w:lang w:eastAsia="ar-SA"/>
+        <w:jc w:val="both"/>
+        <w:rPr>
+          <w:sz w:val="25"/>
+          <w:szCs w:val="25"/>
+        </w:rPr>
+      </w:pPr>
+      <w:r>
+        <w:rPr>
+          <w:sz w:val="25"/>
+          <w:szCs w:val="25"/>
+        </w:rPr>
+        <w:t>2.1.3. katra mācību gada sākumā iesniegt jaunsargu instruktoram ģimenes ārsta izziņu (veidlapa 027/u), kas attiecīgajā mācību gadā atļauj piedalīties Centra organizētajos pasākumos un nodarbībās, nekavējoties informēt jaunsargu instruktoru</w:t>
+      </w:r>
+      <w:r>
+        <w:rPr>
+          <w:sz w:val="25"/>
+          <w:szCs w:val="25"/>
+        </w:rPr>
+        <w:t>, ja īslaicīgi jebkādu iemeslu dēļ slodze nav vēlama, kā arī sniegt citu būtisku informāciju par sevi, kas būtu jāzina jaunsargu instruktoram;</w:t>
+      </w:r>
+    </w:p>
+    <w:p>
+      <w:pPr>
+        <w:jc w:val="both"/>
+        <w:rPr>
+          <w:sz w:val="25"/>
+          <w:szCs w:val="25"/>
+        </w:rPr>
+      </w:pPr>
+      <w:r>
+        <w:rPr>
+          <w:sz w:val="25"/>
+          <w:szCs w:val="25"/>
+        </w:rPr>
+        <w:t>2.1.4. pirms katras nodarbības un pasākuma izvērtēt savu dalību tajā, ņemot vērā veselības stāvokli un citus apstākļus (piemēram, īpašu uztura režīmu, alerģijas u.c.), un obligāti informēt jaunsargu instruktoru, ja nevar tajā piedalīties;</w:t>
+      </w:r>
+    </w:p>
+    <w:p>
+      <w:pPr>
+        <w:jc w:val="both"/>
+        <w:rPr>
+          <w:sz w:val="25"/>
+          <w:szCs w:val="25"/>
+        </w:rPr>
+      </w:pPr>
+      <w:r>
+        <w:rPr>
+          <w:sz w:val="25"/>
+          <w:szCs w:val="25"/>
         </w:rPr>
         <w:lastRenderedPageBreak/>
-        <w:t>2.1.4. pirms katras nodarbības un pasākuma izvērtēt savu dalību tajā, ņemot vērā veselības stāvokli un citus apstākļus (piemēram, īpašu uztura režīmu, alerģijas u.c.), un obligāti informēt jaunsargu instruktoru, ja nevar tajā piedalīties;</w:t>
-      </w:r>
-    </w:p>
-    <w:p>
-      <w:pPr>
-        <w:suppressAutoHyphens/>
-        <w:spacing w:after="0" w:line="240" w:lineRule="auto"/>
-        <w:jc w:val="both"/>
-        <w:rPr>
-          <w:rFonts w:ascii="Times New Roman" w:eastAsia="Times New Roman" w:hAnsi="Times New Roman" w:cs="Times New Roman"/>
-          <w:sz w:val="25"/>
-          <w:szCs w:val="25"/>
-          <w:lang w:eastAsia="ar-SA"/>
-        </w:rPr>
-      </w:pPr>
-      <w:r>
-        <w:rPr>
-          <w:rFonts w:ascii="Times New Roman" w:eastAsia="Times New Roman" w:hAnsi="Times New Roman" w:cs="Times New Roman"/>
-          <w:sz w:val="25"/>
-          <w:szCs w:val="25"/>
-          <w:lang w:eastAsia="ar-SA"/>
-        </w:rPr>
         <w:t>2.1.5. gadījumos, kad nav jāvelk formas tērps, ierasties nodarbības vai pasākuma norises vietai un laika apstākļiem piemērotā apģērbā un apavos gadījumos, ja to nenodrošina Centrs;</w:t>
       </w:r>
     </w:p>
     <w:p>
       <w:pPr>
-        <w:suppressAutoHyphens/>
-        <w:spacing w:after="0" w:line="240" w:lineRule="auto"/>
-        <w:jc w:val="both"/>
-        <w:rPr>
-          <w:rFonts w:ascii="Times New Roman" w:eastAsia="Times New Roman" w:hAnsi="Times New Roman" w:cs="Times New Roman"/>
-          <w:sz w:val="25"/>
-          <w:szCs w:val="25"/>
-          <w:lang w:eastAsia="ar-SA"/>
-        </w:rPr>
-      </w:pPr>
-      <w:r>
-        <w:rPr>
-          <w:rFonts w:ascii="Times New Roman" w:eastAsia="Times New Roman" w:hAnsi="Times New Roman" w:cs="Times New Roman"/>
-          <w:sz w:val="25"/>
-          <w:szCs w:val="25"/>
-          <w:lang w:eastAsia="ar-SA"/>
+        <w:jc w:val="both"/>
+        <w:rPr>
+          <w:sz w:val="25"/>
+          <w:szCs w:val="25"/>
+        </w:rPr>
+      </w:pPr>
+      <w:r>
+        <w:rPr>
+          <w:sz w:val="25"/>
+          <w:szCs w:val="25"/>
         </w:rPr>
         <w:t xml:space="preserve">2.1.6. saudzīgi izturēties pret formas tērpu, individuālo ekipējumu un inventāru, ja tāds ir izsniegts, un nodrošināt formas tērpa un individuālā ekipējuma apkopi un uzturēšanu lietošanas kārtībā; </w:t>
       </w:r>
     </w:p>
     <w:p>
       <w:pPr>
-        <w:suppressAutoHyphens/>
-        <w:spacing w:after="0" w:line="240" w:lineRule="auto"/>
-        <w:jc w:val="both"/>
-        <w:rPr>
-          <w:rFonts w:ascii="Times New Roman" w:eastAsia="Times New Roman" w:hAnsi="Times New Roman" w:cs="Times New Roman"/>
-          <w:sz w:val="25"/>
-          <w:szCs w:val="25"/>
-          <w:lang w:eastAsia="ar-SA"/>
-        </w:rPr>
-      </w:pPr>
-      <w:r>
-        <w:rPr>
-          <w:rFonts w:ascii="Times New Roman" w:eastAsia="Times New Roman" w:hAnsi="Times New Roman" w:cs="Times New Roman"/>
-          <w:sz w:val="25"/>
-          <w:szCs w:val="25"/>
-          <w:lang w:eastAsia="ar-SA"/>
+        <w:jc w:val="both"/>
+        <w:rPr>
+          <w:sz w:val="25"/>
+          <w:szCs w:val="25"/>
+        </w:rPr>
+      </w:pPr>
+      <w:r>
+        <w:rPr>
+          <w:sz w:val="25"/>
+          <w:szCs w:val="25"/>
         </w:rPr>
         <w:t xml:space="preserve">2.1.7. neizmantot jaunsarga formas tērpu vai tā sastāvdaļas ārpus Jaunsardzes aktivitātēm vai neatbilstoši Centra noteiktajai kārtībai; </w:t>
       </w:r>
     </w:p>
     <w:p>
       <w:pPr>
-        <w:suppressAutoHyphens/>
-        <w:spacing w:after="0" w:line="240" w:lineRule="auto"/>
-        <w:jc w:val="both"/>
-        <w:rPr>
-          <w:rFonts w:ascii="Times New Roman" w:eastAsia="Times New Roman" w:hAnsi="Times New Roman" w:cs="Times New Roman"/>
-          <w:sz w:val="25"/>
-          <w:szCs w:val="25"/>
-          <w:lang w:eastAsia="ar-SA"/>
-        </w:rPr>
-      </w:pPr>
-      <w:r>
-        <w:rPr>
-          <w:rFonts w:ascii="Times New Roman" w:eastAsia="Times New Roman" w:hAnsi="Times New Roman" w:cs="Times New Roman"/>
-          <w:sz w:val="25"/>
-          <w:szCs w:val="25"/>
-          <w:lang w:eastAsia="ar-SA"/>
+        <w:jc w:val="both"/>
+        <w:rPr>
+          <w:sz w:val="25"/>
+          <w:szCs w:val="25"/>
+        </w:rPr>
+      </w:pPr>
+      <w:r>
+        <w:rPr>
+          <w:sz w:val="25"/>
+          <w:szCs w:val="25"/>
         </w:rPr>
         <w:t>2.1.8. parakstīties par izsniegtajiem materiāli tehniskajiem līdzekļiem ,,Jaunsarga materiāli tehnisko līdzekļu uzskaites kartītē”;</w:t>
       </w:r>
     </w:p>
     <w:p>
       <w:pPr>
-        <w:suppressAutoHyphens/>
-        <w:spacing w:after="0" w:line="240" w:lineRule="auto"/>
-        <w:jc w:val="both"/>
-        <w:rPr>
-          <w:rFonts w:ascii="Times New Roman" w:eastAsia="Times New Roman" w:hAnsi="Times New Roman" w:cs="Times New Roman"/>
-          <w:sz w:val="25"/>
-          <w:szCs w:val="25"/>
-          <w:lang w:eastAsia="ar-SA"/>
-        </w:rPr>
-      </w:pPr>
-      <w:r>
-        <w:rPr>
-          <w:rFonts w:ascii="Times New Roman" w:eastAsia="Times New Roman" w:hAnsi="Times New Roman" w:cs="Times New Roman"/>
-          <w:sz w:val="25"/>
-          <w:szCs w:val="25"/>
-          <w:lang w:eastAsia="ar-SA"/>
+        <w:jc w:val="both"/>
+        <w:rPr>
+          <w:sz w:val="25"/>
+          <w:szCs w:val="25"/>
+        </w:rPr>
+      </w:pPr>
+      <w:r>
+        <w:rPr>
+          <w:sz w:val="25"/>
+          <w:szCs w:val="25"/>
         </w:rPr>
         <w:t>2.1.9. atdot Centram izsniegtos materiāli tehniskos līdzekļus, ja šis Līgums tiek izbeigts, kā arī citos gadījumos, ja to pieprasa jaunsargu instruktors;</w:t>
       </w:r>
     </w:p>
     <w:p>
       <w:pPr>
-        <w:suppressAutoHyphens/>
-        <w:spacing w:after="0" w:line="240" w:lineRule="auto"/>
-        <w:jc w:val="both"/>
-        <w:rPr>
-          <w:rFonts w:ascii="Times New Roman" w:eastAsia="Times New Roman" w:hAnsi="Times New Roman" w:cs="Times New Roman"/>
-          <w:sz w:val="25"/>
-          <w:szCs w:val="25"/>
-          <w:lang w:eastAsia="ar-SA"/>
-        </w:rPr>
-      </w:pPr>
-      <w:r>
-        <w:rPr>
-          <w:rFonts w:ascii="Times New Roman" w:eastAsia="Times New Roman" w:hAnsi="Times New Roman" w:cs="Times New Roman"/>
-          <w:sz w:val="25"/>
-          <w:szCs w:val="25"/>
-          <w:lang w:eastAsia="ar-SA"/>
+        <w:jc w:val="both"/>
+        <w:rPr>
+          <w:sz w:val="25"/>
+          <w:szCs w:val="25"/>
+        </w:rPr>
+      </w:pPr>
+      <w:r>
+        <w:rPr>
+          <w:sz w:val="25"/>
+          <w:szCs w:val="25"/>
         </w:rPr>
         <w:t xml:space="preserve">2.1.10. izsniegto jaunsarga apliecību atdot Centram, ja šis Līgums tiek izbeigts; </w:t>
       </w:r>
     </w:p>
     <w:p>
       <w:pPr>
-        <w:suppressAutoHyphens/>
-        <w:spacing w:after="0" w:line="240" w:lineRule="auto"/>
-        <w:jc w:val="both"/>
-        <w:rPr>
-          <w:rFonts w:ascii="Times New Roman" w:eastAsia="Times New Roman" w:hAnsi="Times New Roman" w:cs="Times New Roman"/>
-          <w:sz w:val="25"/>
-          <w:szCs w:val="25"/>
-          <w:lang w:eastAsia="ar-SA"/>
-        </w:rPr>
-      </w:pPr>
-      <w:r>
-        <w:rPr>
-          <w:rFonts w:ascii="Times New Roman" w:eastAsia="Times New Roman" w:hAnsi="Times New Roman" w:cs="Times New Roman"/>
-          <w:sz w:val="25"/>
-          <w:szCs w:val="25"/>
-          <w:lang w:eastAsia="ar-SA"/>
-        </w:rPr>
-        <w:t>2.1.11. atlīdzināt nodarītos materiālos zaudējumus, kas radušies paša tīšas rīcības dēļ vai formas tērpa vai cita inventāra nozaudēšanas gadījumā, ne vēlāk kā viena mēneša laikā no rēķina piestādīšanas dienas;</w:t>
-      </w:r>
-    </w:p>
-    <w:p>
-      <w:pPr>
-        <w:suppressAutoHyphens/>
-        <w:spacing w:after="0" w:line="240" w:lineRule="auto"/>
-        <w:jc w:val="both"/>
-        <w:rPr>
-          <w:rFonts w:ascii="Times New Roman" w:eastAsia="Times New Roman" w:hAnsi="Times New Roman" w:cs="Times New Roman"/>
-          <w:sz w:val="25"/>
-          <w:szCs w:val="25"/>
-          <w:lang w:eastAsia="ar-SA"/>
-        </w:rPr>
-      </w:pPr>
-      <w:r>
-        <w:rPr>
-          <w:rFonts w:ascii="Times New Roman" w:eastAsia="Times New Roman" w:hAnsi="Times New Roman" w:cs="Times New Roman"/>
-          <w:sz w:val="25"/>
-          <w:szCs w:val="25"/>
-          <w:lang w:eastAsia="ar-SA"/>
+        <w:jc w:val="both"/>
+        <w:rPr>
+          <w:sz w:val="25"/>
+          <w:szCs w:val="25"/>
+        </w:rPr>
+      </w:pPr>
+      <w:r>
+        <w:rPr>
+          <w:sz w:val="25"/>
+          <w:szCs w:val="25"/>
+        </w:rPr>
+        <w:t>2.1.11. atlīdzināt nodarītos materiālos zaudējumus, kas radušies paša tīšas rīcības dēļ</w:t>
+      </w:r>
+      <w:r>
+        <w:rPr>
+          <w:sz w:val="25"/>
+          <w:szCs w:val="25"/>
+        </w:rPr>
+        <w:t xml:space="preserve"> vai </w:t>
+      </w:r>
+      <w:r>
+        <w:rPr>
+          <w:sz w:val="25"/>
+          <w:szCs w:val="25"/>
+        </w:rPr>
+        <w:t>formas tērpa</w:t>
+      </w:r>
+      <w:r>
+        <w:rPr>
+          <w:sz w:val="25"/>
+          <w:szCs w:val="25"/>
+        </w:rPr>
+        <w:t xml:space="preserve"> </w:t>
+      </w:r>
+      <w:r>
+        <w:rPr>
+          <w:sz w:val="25"/>
+          <w:szCs w:val="25"/>
+        </w:rPr>
+        <w:t>vai cit</w:t>
+      </w:r>
+      <w:r>
+        <w:rPr>
+          <w:sz w:val="25"/>
+          <w:szCs w:val="25"/>
+        </w:rPr>
+        <w:t>a</w:t>
+      </w:r>
+      <w:r>
+        <w:rPr>
+          <w:sz w:val="25"/>
+          <w:szCs w:val="25"/>
+        </w:rPr>
+        <w:t xml:space="preserve"> inventār</w:t>
+      </w:r>
+      <w:r>
+        <w:rPr>
+          <w:sz w:val="25"/>
+          <w:szCs w:val="25"/>
+        </w:rPr>
+        <w:t>a</w:t>
+      </w:r>
+      <w:r>
+        <w:rPr>
+          <w:sz w:val="25"/>
+          <w:szCs w:val="25"/>
+        </w:rPr>
+        <w:t xml:space="preserve"> nozaudēšanas gadījumā</w:t>
+      </w:r>
+      <w:r>
+        <w:rPr>
+          <w:sz w:val="25"/>
+          <w:szCs w:val="25"/>
+        </w:rPr>
+        <w:t>, ne vēlāk kā viena mēneša laikā</w:t>
+      </w:r>
+      <w:r>
+        <w:rPr>
+          <w:sz w:val="25"/>
+          <w:szCs w:val="25"/>
+        </w:rPr>
+        <w:t xml:space="preserve"> no rēķina piestādīšanas dienas</w:t>
+      </w:r>
+      <w:r>
+        <w:rPr>
+          <w:sz w:val="25"/>
+          <w:szCs w:val="25"/>
+        </w:rPr>
+        <w:t>;</w:t>
+      </w:r>
+    </w:p>
+    <w:p>
+      <w:pPr>
+        <w:jc w:val="both"/>
+        <w:rPr>
+          <w:sz w:val="25"/>
+          <w:szCs w:val="25"/>
+        </w:rPr>
+      </w:pPr>
+      <w:r>
+        <w:rPr>
+          <w:sz w:val="25"/>
+          <w:szCs w:val="25"/>
         </w:rPr>
         <w:t xml:space="preserve">2.1.12. informēt jaunsargu instruktoru, ja vairs neturpinās dalību </w:t>
       </w:r>
       <w:proofErr w:type="spellStart"/>
       <w:r>
         <w:rPr>
-          <w:rFonts w:ascii="Times New Roman" w:eastAsia="Times New Roman" w:hAnsi="Times New Roman" w:cs="Times New Roman"/>
-          <w:sz w:val="25"/>
-          <w:szCs w:val="25"/>
-          <w:lang w:eastAsia="ar-SA"/>
+          <w:sz w:val="25"/>
+          <w:szCs w:val="25"/>
         </w:rPr>
         <w:t>Jaunsardzē</w:t>
       </w:r>
       <w:proofErr w:type="spellEnd"/>
       <w:r>
         <w:rPr>
-          <w:rFonts w:ascii="Times New Roman" w:eastAsia="Times New Roman" w:hAnsi="Times New Roman" w:cs="Times New Roman"/>
-          <w:sz w:val="25"/>
-          <w:szCs w:val="25"/>
-          <w:lang w:eastAsia="ar-SA"/>
+          <w:sz w:val="25"/>
+          <w:szCs w:val="25"/>
         </w:rPr>
         <w:t>;</w:t>
       </w:r>
     </w:p>
     <w:p>
       <w:pPr>
-        <w:suppressAutoHyphens/>
-        <w:spacing w:after="0" w:line="240" w:lineRule="auto"/>
-        <w:jc w:val="both"/>
-        <w:rPr>
-          <w:rFonts w:ascii="Times New Roman" w:eastAsia="Times New Roman" w:hAnsi="Times New Roman" w:cs="Times New Roman"/>
-          <w:sz w:val="25"/>
-          <w:szCs w:val="25"/>
-          <w:lang w:eastAsia="ar-SA"/>
-        </w:rPr>
-      </w:pPr>
-      <w:r>
-        <w:rPr>
-          <w:rFonts w:ascii="Times New Roman" w:eastAsia="Times New Roman" w:hAnsi="Times New Roman" w:cs="Times New Roman"/>
-          <w:sz w:val="25"/>
-          <w:szCs w:val="25"/>
-          <w:lang w:eastAsia="ar-SA"/>
-        </w:rPr>
-        <w:t xml:space="preserve">2.1.13. ar </w:t>
+        <w:jc w:val="both"/>
+        <w:rPr>
+          <w:sz w:val="25"/>
+          <w:szCs w:val="25"/>
+        </w:rPr>
+      </w:pPr>
+      <w:r>
+        <w:rPr>
+          <w:sz w:val="25"/>
+          <w:szCs w:val="25"/>
+        </w:rPr>
+        <w:t>2.1.13.</w:t>
+      </w:r>
+      <w:r>
+        <w:rPr>
+          <w:sz w:val="25"/>
+          <w:szCs w:val="25"/>
+        </w:rPr>
+        <w:t> </w:t>
+      </w:r>
+      <w:r>
+        <w:rPr>
+          <w:sz w:val="25"/>
+          <w:szCs w:val="25"/>
+        </w:rPr>
+        <w:t xml:space="preserve">ar </w:t>
       </w:r>
       <w:proofErr w:type="spellStart"/>
       <w:r>
         <w:rPr>
-          <w:rFonts w:ascii="Times New Roman" w:eastAsia="Times New Roman" w:hAnsi="Times New Roman" w:cs="Times New Roman"/>
-          <w:sz w:val="25"/>
-          <w:szCs w:val="25"/>
-          <w:lang w:eastAsia="ar-SA"/>
+          <w:sz w:val="25"/>
+          <w:szCs w:val="25"/>
         </w:rPr>
         <w:t>Jaunsardzi</w:t>
       </w:r>
       <w:proofErr w:type="spellEnd"/>
       <w:r>
         <w:rPr>
-          <w:rFonts w:ascii="Times New Roman" w:eastAsia="Times New Roman" w:hAnsi="Times New Roman" w:cs="Times New Roman"/>
-          <w:sz w:val="25"/>
-          <w:szCs w:val="25"/>
-          <w:lang w:eastAsia="ar-SA"/>
+          <w:sz w:val="25"/>
+          <w:szCs w:val="25"/>
         </w:rPr>
         <w:t xml:space="preserve"> saistītās fotogrāfijas publicēt sociālajos tīklos tikai ar jaunsargu instruktora saskaņojumu.</w:t>
       </w:r>
     </w:p>
     <w:p>
       <w:pPr>
-        <w:suppressAutoHyphens/>
-        <w:spacing w:after="0" w:line="240" w:lineRule="auto"/>
-        <w:jc w:val="both"/>
-        <w:rPr>
-          <w:rFonts w:ascii="Times New Roman" w:eastAsia="Times New Roman" w:hAnsi="Times New Roman" w:cs="Times New Roman"/>
-          <w:sz w:val="25"/>
-          <w:szCs w:val="25"/>
-          <w:lang w:eastAsia="ar-SA"/>
-        </w:rPr>
-      </w:pPr>
-      <w:r>
-        <w:rPr>
-          <w:rFonts w:ascii="Times New Roman" w:eastAsia="Times New Roman" w:hAnsi="Times New Roman" w:cs="Times New Roman"/>
-          <w:sz w:val="25"/>
-          <w:szCs w:val="25"/>
-          <w:lang w:eastAsia="ar-SA"/>
+        <w:jc w:val="both"/>
+        <w:rPr>
+          <w:sz w:val="25"/>
+          <w:szCs w:val="25"/>
+        </w:rPr>
+      </w:pPr>
+      <w:r>
+        <w:rPr>
+          <w:sz w:val="25"/>
+          <w:szCs w:val="25"/>
         </w:rPr>
         <w:t>2.2. Jaunieša tiesības ir:</w:t>
       </w:r>
     </w:p>
     <w:p>
       <w:pPr>
-        <w:suppressAutoHyphens/>
-        <w:spacing w:after="0" w:line="240" w:lineRule="auto"/>
-        <w:jc w:val="both"/>
-        <w:rPr>
-          <w:rFonts w:ascii="Times New Roman" w:eastAsia="Times New Roman" w:hAnsi="Times New Roman" w:cs="Times New Roman"/>
-          <w:sz w:val="25"/>
-          <w:szCs w:val="25"/>
-          <w:lang w:eastAsia="ar-SA"/>
-        </w:rPr>
-      </w:pPr>
-      <w:r>
-        <w:rPr>
-          <w:rFonts w:ascii="Times New Roman" w:eastAsia="Times New Roman" w:hAnsi="Times New Roman" w:cs="Times New Roman"/>
-          <w:sz w:val="25"/>
-          <w:szCs w:val="25"/>
-          <w:lang w:eastAsia="ar-SA"/>
+        <w:jc w:val="both"/>
+        <w:rPr>
+          <w:sz w:val="25"/>
+          <w:szCs w:val="25"/>
+        </w:rPr>
+      </w:pPr>
+      <w:r>
+        <w:rPr>
+          <w:sz w:val="25"/>
+          <w:szCs w:val="25"/>
         </w:rPr>
         <w:t xml:space="preserve">2.2.1. iesniegt rakstisku priekšlikumu jaunsargu instruktoram par Programmas īstenošanu, nodarbību un pasākumu organizēšanu; </w:t>
       </w:r>
     </w:p>
     <w:p>
       <w:pPr>
-        <w:suppressAutoHyphens/>
-        <w:spacing w:after="0" w:line="240" w:lineRule="auto"/>
-        <w:jc w:val="both"/>
-        <w:rPr>
-          <w:rFonts w:ascii="Times New Roman" w:eastAsia="Times New Roman" w:hAnsi="Times New Roman" w:cs="Times New Roman"/>
-          <w:sz w:val="25"/>
-          <w:szCs w:val="25"/>
-          <w:lang w:eastAsia="ar-SA"/>
-        </w:rPr>
-      </w:pPr>
-      <w:r>
-        <w:rPr>
-          <w:rFonts w:ascii="Times New Roman" w:eastAsia="Times New Roman" w:hAnsi="Times New Roman" w:cs="Times New Roman"/>
-          <w:sz w:val="25"/>
-          <w:szCs w:val="25"/>
-          <w:lang w:eastAsia="ar-SA"/>
+        <w:jc w:val="both"/>
+        <w:rPr>
+          <w:sz w:val="25"/>
+          <w:szCs w:val="25"/>
+        </w:rPr>
+      </w:pPr>
+      <w:r>
+        <w:rPr>
+          <w:sz w:val="25"/>
+          <w:szCs w:val="25"/>
         </w:rPr>
         <w:t xml:space="preserve">2.2.2. saņemt no Centra un jaunsargu instruktora visu informāciju, kas saistīta ar dalību </w:t>
       </w:r>
       <w:proofErr w:type="spellStart"/>
       <w:r>
         <w:rPr>
-          <w:rFonts w:ascii="Times New Roman" w:eastAsia="Times New Roman" w:hAnsi="Times New Roman" w:cs="Times New Roman"/>
-          <w:sz w:val="25"/>
-          <w:szCs w:val="25"/>
-          <w:lang w:eastAsia="ar-SA"/>
+          <w:sz w:val="25"/>
+          <w:szCs w:val="25"/>
         </w:rPr>
         <w:t>Jaunsardzē</w:t>
       </w:r>
       <w:proofErr w:type="spellEnd"/>
       <w:r>
         <w:rPr>
-          <w:rFonts w:ascii="Times New Roman" w:eastAsia="Times New Roman" w:hAnsi="Times New Roman" w:cs="Times New Roman"/>
-          <w:sz w:val="25"/>
-          <w:szCs w:val="25"/>
-          <w:lang w:eastAsia="ar-SA"/>
+          <w:sz w:val="25"/>
+          <w:szCs w:val="25"/>
         </w:rPr>
         <w:t>;</w:t>
       </w:r>
     </w:p>
     <w:p>
       <w:pPr>
-        <w:suppressAutoHyphens/>
-        <w:spacing w:after="0" w:line="240" w:lineRule="auto"/>
-        <w:jc w:val="both"/>
-        <w:rPr>
-          <w:rFonts w:ascii="Times New Roman" w:eastAsia="Times New Roman" w:hAnsi="Times New Roman" w:cs="Times New Roman"/>
-          <w:sz w:val="25"/>
-          <w:szCs w:val="25"/>
-          <w:lang w:eastAsia="ar-SA"/>
-        </w:rPr>
-      </w:pPr>
-      <w:r>
-        <w:rPr>
-          <w:rFonts w:ascii="Times New Roman" w:eastAsia="Times New Roman" w:hAnsi="Times New Roman" w:cs="Times New Roman"/>
-          <w:sz w:val="25"/>
-          <w:szCs w:val="25"/>
-          <w:lang w:eastAsia="ar-SA"/>
+        <w:jc w:val="both"/>
+        <w:rPr>
+          <w:sz w:val="25"/>
+          <w:szCs w:val="25"/>
+        </w:rPr>
+      </w:pPr>
+      <w:r>
+        <w:rPr>
+          <w:sz w:val="25"/>
+          <w:szCs w:val="25"/>
         </w:rPr>
         <w:t xml:space="preserve">2.2.3. saņemt savu zināšanu un uzvedības novērtējumu </w:t>
       </w:r>
       <w:proofErr w:type="spellStart"/>
       <w:r>
         <w:rPr>
-          <w:rFonts w:ascii="Times New Roman" w:eastAsia="Times New Roman" w:hAnsi="Times New Roman" w:cs="Times New Roman"/>
-          <w:sz w:val="25"/>
-          <w:szCs w:val="25"/>
-          <w:lang w:eastAsia="ar-SA"/>
+          <w:sz w:val="25"/>
+          <w:szCs w:val="25"/>
         </w:rPr>
         <w:t>Jaunsardzē</w:t>
       </w:r>
       <w:proofErr w:type="spellEnd"/>
       <w:r>
         <w:rPr>
-          <w:rFonts w:ascii="Times New Roman" w:eastAsia="Times New Roman" w:hAnsi="Times New Roman" w:cs="Times New Roman"/>
-          <w:sz w:val="25"/>
-          <w:szCs w:val="25"/>
-          <w:lang w:eastAsia="ar-SA"/>
+          <w:sz w:val="25"/>
+          <w:szCs w:val="25"/>
         </w:rPr>
         <w:t>;</w:t>
       </w:r>
     </w:p>
     <w:p>
       <w:pPr>
-        <w:suppressAutoHyphens/>
-        <w:spacing w:after="0" w:line="240" w:lineRule="auto"/>
-        <w:jc w:val="both"/>
-        <w:rPr>
-          <w:rFonts w:ascii="Times New Roman" w:eastAsia="Times New Roman" w:hAnsi="Times New Roman" w:cs="Times New Roman"/>
-          <w:sz w:val="25"/>
-          <w:szCs w:val="25"/>
-          <w:lang w:eastAsia="ar-SA"/>
-        </w:rPr>
-      </w:pPr>
-      <w:r>
-        <w:rPr>
-          <w:rFonts w:ascii="Times New Roman" w:eastAsia="Times New Roman" w:hAnsi="Times New Roman" w:cs="Times New Roman"/>
-          <w:sz w:val="25"/>
-          <w:szCs w:val="25"/>
-          <w:lang w:eastAsia="ar-SA"/>
-        </w:rPr>
-        <w:t>2.2.4. izbeigt Līgumu, rakstiski vai elektroniski informējot par to jaunsargu instruktoru;</w:t>
-      </w:r>
-    </w:p>
-    <w:p>
-      <w:pPr>
-        <w:suppressAutoHyphens/>
-        <w:spacing w:after="0" w:line="240" w:lineRule="auto"/>
-        <w:jc w:val="both"/>
-        <w:rPr>
-          <w:rFonts w:ascii="Times New Roman" w:eastAsia="Times New Roman" w:hAnsi="Times New Roman" w:cs="Times New Roman"/>
-          <w:sz w:val="25"/>
-          <w:szCs w:val="25"/>
-          <w:lang w:eastAsia="ar-SA"/>
-        </w:rPr>
-      </w:pPr>
-      <w:r>
-        <w:rPr>
-          <w:rFonts w:ascii="Times New Roman" w:eastAsia="Times New Roman" w:hAnsi="Times New Roman" w:cs="Times New Roman"/>
-          <w:sz w:val="25"/>
-          <w:szCs w:val="25"/>
-          <w:lang w:eastAsia="ar-SA"/>
+        <w:jc w:val="both"/>
+        <w:rPr>
+          <w:sz w:val="25"/>
+          <w:szCs w:val="25"/>
+        </w:rPr>
+      </w:pPr>
+      <w:r>
+        <w:rPr>
+          <w:sz w:val="25"/>
+          <w:szCs w:val="25"/>
+        </w:rPr>
+        <w:t>2.2.4. izbeigt Līgumu, rakstiski vai elektroniski informējot par to jaunsargu instruktoru</w:t>
+      </w:r>
+      <w:r>
+        <w:rPr>
+          <w:sz w:val="25"/>
+          <w:szCs w:val="25"/>
+        </w:rPr>
+        <w:t>;</w:t>
+      </w:r>
+    </w:p>
+    <w:p>
+      <w:pPr>
+        <w:jc w:val="both"/>
+        <w:rPr>
+          <w:sz w:val="25"/>
+          <w:szCs w:val="25"/>
+        </w:rPr>
+      </w:pPr>
+      <w:r>
+        <w:rPr>
+          <w:sz w:val="25"/>
+          <w:szCs w:val="25"/>
         </w:rPr>
         <w:t>2.2.5. atsaukt savu piekrišanu personas datu apstrādei jebkurā laikā.</w:t>
       </w:r>
     </w:p>
     <w:p>
       <w:pPr>
-        <w:suppressAutoHyphens/>
-        <w:spacing w:after="0" w:line="240" w:lineRule="auto"/>
-        <w:rPr>
-          <w:rFonts w:ascii="Times New Roman" w:eastAsia="Times New Roman" w:hAnsi="Times New Roman" w:cs="Times New Roman"/>
-          <w:sz w:val="25"/>
-          <w:szCs w:val="25"/>
-          <w:lang w:eastAsia="ar-SA"/>
-        </w:rPr>
-      </w:pPr>
-    </w:p>
-    <w:p>
-      <w:pPr>
-        <w:suppressAutoHyphens/>
-        <w:spacing w:after="0" w:line="240" w:lineRule="auto"/>
+        <w:rPr>
+          <w:sz w:val="25"/>
+          <w:szCs w:val="25"/>
+        </w:rPr>
+      </w:pPr>
+    </w:p>
+    <w:p>
+      <w:pPr>
         <w:jc w:val="center"/>
         <w:rPr>
-          <w:rFonts w:ascii="Times New Roman" w:eastAsia="Times New Roman" w:hAnsi="Times New Roman" w:cs="Times New Roman"/>
           <w:caps/>
           <w:sz w:val="25"/>
           <w:szCs w:val="25"/>
-          <w:lang w:eastAsia="ar-SA"/>
-        </w:rPr>
-      </w:pPr>
-      <w:r>
-        <w:rPr>
-          <w:rFonts w:ascii="Times New Roman" w:eastAsia="Times New Roman" w:hAnsi="Times New Roman" w:cs="Times New Roman"/>
+        </w:rPr>
+      </w:pPr>
+      <w:r>
+        <w:rPr>
           <w:caps/>
           <w:sz w:val="25"/>
           <w:szCs w:val="25"/>
-          <w:lang w:eastAsia="ar-SA"/>
         </w:rPr>
         <w:t>3. Centra pienākumi un tiesības</w:t>
       </w:r>
     </w:p>
     <w:p>
       <w:pPr>
-        <w:suppressAutoHyphens/>
-        <w:spacing w:after="0" w:line="240" w:lineRule="auto"/>
-        <w:jc w:val="both"/>
-        <w:rPr>
-          <w:rFonts w:ascii="Times New Roman" w:eastAsia="Times New Roman" w:hAnsi="Times New Roman" w:cs="Times New Roman"/>
-          <w:sz w:val="25"/>
-          <w:szCs w:val="25"/>
-          <w:lang w:eastAsia="ar-SA"/>
-        </w:rPr>
-      </w:pPr>
-      <w:r>
-        <w:rPr>
-          <w:rFonts w:ascii="Times New Roman" w:eastAsia="Times New Roman" w:hAnsi="Times New Roman" w:cs="Times New Roman"/>
-          <w:sz w:val="25"/>
-          <w:szCs w:val="25"/>
-          <w:lang w:eastAsia="ar-SA"/>
+        <w:jc w:val="both"/>
+        <w:rPr>
+          <w:sz w:val="25"/>
+          <w:szCs w:val="25"/>
+        </w:rPr>
+      </w:pPr>
+      <w:r>
+        <w:rPr>
+          <w:sz w:val="25"/>
+          <w:szCs w:val="25"/>
         </w:rPr>
         <w:t>3.1. Centra pienākumi ir:</w:t>
       </w:r>
     </w:p>
     <w:p>
       <w:pPr>
-        <w:suppressAutoHyphens/>
-        <w:spacing w:after="0" w:line="240" w:lineRule="auto"/>
-        <w:jc w:val="both"/>
-        <w:rPr>
-          <w:rFonts w:ascii="Times New Roman" w:eastAsia="Times New Roman" w:hAnsi="Times New Roman" w:cs="Times New Roman"/>
-          <w:sz w:val="25"/>
-          <w:szCs w:val="25"/>
-          <w:lang w:eastAsia="ar-SA"/>
-        </w:rPr>
-      </w:pPr>
-      <w:r>
-        <w:rPr>
-          <w:rFonts w:ascii="Times New Roman" w:eastAsia="Times New Roman" w:hAnsi="Times New Roman" w:cs="Times New Roman"/>
-          <w:sz w:val="25"/>
-          <w:szCs w:val="25"/>
-          <w:lang w:eastAsia="ar-SA"/>
+        <w:jc w:val="both"/>
+        <w:rPr>
+          <w:sz w:val="25"/>
+          <w:szCs w:val="25"/>
+        </w:rPr>
+      </w:pPr>
+      <w:r>
+        <w:rPr>
+          <w:sz w:val="25"/>
+          <w:szCs w:val="25"/>
         </w:rPr>
         <w:t>3.1.1. nodrošināt kvalitatīvu Programmas īstenošanu saskaņā ar Centra apstiprinātu mācību grafiku;</w:t>
       </w:r>
     </w:p>
     <w:p>
       <w:pPr>
-        <w:suppressAutoHyphens/>
-        <w:spacing w:after="0" w:line="240" w:lineRule="auto"/>
-        <w:jc w:val="both"/>
-        <w:rPr>
-          <w:rFonts w:ascii="Times New Roman" w:eastAsia="Times New Roman" w:hAnsi="Times New Roman" w:cs="Times New Roman"/>
-          <w:sz w:val="25"/>
-          <w:szCs w:val="25"/>
-          <w:lang w:eastAsia="ar-SA"/>
-        </w:rPr>
-      </w:pPr>
-      <w:r>
-        <w:rPr>
-          <w:rFonts w:ascii="Times New Roman" w:eastAsia="Times New Roman" w:hAnsi="Times New Roman" w:cs="Times New Roman"/>
-          <w:sz w:val="25"/>
-          <w:szCs w:val="25"/>
-          <w:lang w:eastAsia="ar-SA"/>
+        <w:jc w:val="both"/>
+        <w:rPr>
+          <w:sz w:val="25"/>
+          <w:szCs w:val="25"/>
+        </w:rPr>
+      </w:pPr>
+      <w:r>
+        <w:rPr>
+          <w:sz w:val="25"/>
+          <w:szCs w:val="25"/>
         </w:rPr>
         <w:t>3.1.2. E-klasē:</w:t>
       </w:r>
     </w:p>
     <w:p>
       <w:pPr>
-        <w:suppressAutoHyphens/>
-        <w:spacing w:after="0" w:line="240" w:lineRule="auto"/>
-        <w:jc w:val="both"/>
-        <w:rPr>
-          <w:rFonts w:ascii="Times New Roman" w:eastAsia="Times New Roman" w:hAnsi="Times New Roman" w:cs="Times New Roman"/>
-          <w:sz w:val="25"/>
-          <w:szCs w:val="25"/>
-          <w:lang w:eastAsia="ar-SA"/>
-        </w:rPr>
-      </w:pPr>
-      <w:r>
-        <w:rPr>
-          <w:rFonts w:ascii="Times New Roman" w:eastAsia="Times New Roman" w:hAnsi="Times New Roman" w:cs="Times New Roman"/>
-          <w:sz w:val="25"/>
-          <w:szCs w:val="25"/>
-          <w:lang w:eastAsia="ar-SA"/>
-        </w:rPr>
-        <w:t>3.1.2.1. nodrošināt pieeju Programmai, Jaunsardzes darbības organizācijas nolikumam, jaunsargu Ētikas kodeksam, drošības noteikumiem jaunsargu nodarbībās un pasākumos, Jaunsargu pašpārvaldes nolikumam, jaunsarga formas nēsāšanas noteikumiem, materiāli tehnisko līdzekļu aprites kārtībai, kā arī citiem Jaunsardzes darbību reglamentējošiem dokumentiem sadaļā “Iestādes aktualitātes”;</w:t>
-      </w:r>
-    </w:p>
-    <w:p>
-      <w:pPr>
-        <w:suppressAutoHyphens/>
-        <w:spacing w:after="0" w:line="240" w:lineRule="auto"/>
-        <w:jc w:val="both"/>
-        <w:rPr>
-          <w:rFonts w:ascii="Times New Roman" w:eastAsia="Times New Roman" w:hAnsi="Times New Roman" w:cs="Times New Roman"/>
-          <w:sz w:val="25"/>
-          <w:szCs w:val="25"/>
-          <w:lang w:eastAsia="ar-SA"/>
-        </w:rPr>
-      </w:pPr>
-      <w:r>
-        <w:rPr>
-          <w:rFonts w:ascii="Times New Roman" w:eastAsia="Times New Roman" w:hAnsi="Times New Roman" w:cs="Times New Roman"/>
-          <w:sz w:val="25"/>
-          <w:szCs w:val="25"/>
-          <w:lang w:eastAsia="ar-SA"/>
+        <w:jc w:val="both"/>
+        <w:rPr>
+          <w:sz w:val="25"/>
+          <w:szCs w:val="25"/>
+        </w:rPr>
+      </w:pPr>
+      <w:r>
+        <w:rPr>
+          <w:sz w:val="25"/>
+          <w:szCs w:val="25"/>
+        </w:rPr>
+        <w:t>3.1.2.1.</w:t>
+      </w:r>
+      <w:r>
+        <w:rPr>
+          <w:sz w:val="25"/>
+          <w:szCs w:val="25"/>
+        </w:rPr>
+        <w:t> </w:t>
+      </w:r>
+      <w:r>
+        <w:rPr>
+          <w:sz w:val="25"/>
+          <w:szCs w:val="25"/>
+        </w:rPr>
+        <w:t>nodrošināt pieeju Programmai, Jaunsardzes darbības organizācijas nolikumam, jaunsargu Ētikas kodeksam, drošības noteikumiem jaunsargu nodarbībās un pasākumos, Jaunsargu pašpārvaldes nolikumam, jaunsarga formas nēsāšanas noteikumiem, materiāli tehnisko līdzekļu aprites kārtībai, kā arī citiem Jaunsardzes darbību reglamentējošiem dokumentiem sadaļā ,,Skolas jaunumi”;</w:t>
+      </w:r>
+    </w:p>
+    <w:p>
+      <w:pPr>
+        <w:jc w:val="both"/>
+        <w:rPr>
+          <w:sz w:val="25"/>
+          <w:szCs w:val="25"/>
+        </w:rPr>
+      </w:pPr>
+      <w:r>
+        <w:rPr>
+          <w:sz w:val="25"/>
+          <w:szCs w:val="25"/>
         </w:rPr>
         <w:t>3.1.2.2. ievietot nodarbību norises laikus, kā arī citu informāciju par nodarbībām;</w:t>
       </w:r>
     </w:p>
     <w:p>
       <w:pPr>
-        <w:suppressAutoHyphens/>
-        <w:spacing w:after="0" w:line="240" w:lineRule="auto"/>
-        <w:jc w:val="both"/>
-        <w:rPr>
-          <w:rFonts w:ascii="Times New Roman" w:eastAsia="Times New Roman" w:hAnsi="Times New Roman" w:cs="Times New Roman"/>
-          <w:sz w:val="25"/>
-          <w:szCs w:val="25"/>
-          <w:lang w:eastAsia="ar-SA"/>
-        </w:rPr>
-      </w:pPr>
-      <w:r>
-        <w:rPr>
-          <w:rFonts w:ascii="Times New Roman" w:eastAsia="Times New Roman" w:hAnsi="Times New Roman" w:cs="Times New Roman"/>
-          <w:sz w:val="25"/>
-          <w:szCs w:val="25"/>
-          <w:lang w:eastAsia="ar-SA"/>
+        <w:jc w:val="both"/>
+        <w:rPr>
+          <w:sz w:val="25"/>
+          <w:szCs w:val="25"/>
+        </w:rPr>
+      </w:pPr>
+      <w:r>
+        <w:rPr>
+          <w:sz w:val="25"/>
+          <w:szCs w:val="25"/>
         </w:rPr>
         <w:t>3.1.2.3. atzīmēt nodarbību un pasākumu apmeklējumu;</w:t>
       </w:r>
     </w:p>
     <w:p>
       <w:pPr>
-        <w:suppressAutoHyphens/>
-        <w:spacing w:after="0" w:line="240" w:lineRule="auto"/>
-        <w:jc w:val="both"/>
-        <w:rPr>
-          <w:rFonts w:ascii="Times New Roman" w:eastAsia="Times New Roman" w:hAnsi="Times New Roman" w:cs="Times New Roman"/>
-          <w:sz w:val="25"/>
-          <w:szCs w:val="25"/>
-          <w:lang w:eastAsia="ar-SA"/>
-        </w:rPr>
-      </w:pPr>
-      <w:r>
-        <w:rPr>
-          <w:rFonts w:ascii="Times New Roman" w:eastAsia="Times New Roman" w:hAnsi="Times New Roman" w:cs="Times New Roman"/>
-          <w:sz w:val="25"/>
-          <w:szCs w:val="25"/>
-          <w:lang w:eastAsia="ar-SA"/>
+        <w:jc w:val="both"/>
+        <w:rPr>
+          <w:sz w:val="25"/>
+          <w:szCs w:val="25"/>
+        </w:rPr>
+      </w:pPr>
+      <w:r>
+        <w:rPr>
+          <w:sz w:val="25"/>
+          <w:szCs w:val="25"/>
         </w:rPr>
         <w:t>3.1.3. iepazīstināt jaunieti ar drošības noteikumiem jaunsargu nodarbībās un pasākumos un atkarībā no bērna vecuma arī ar citiem ar Programmas īstenošanu saistītajiem dokumentiem;</w:t>
       </w:r>
     </w:p>
     <w:p>
       <w:pPr>
-        <w:suppressAutoHyphens/>
-        <w:spacing w:after="0" w:line="240" w:lineRule="auto"/>
-        <w:jc w:val="both"/>
-        <w:rPr>
-          <w:rFonts w:ascii="Times New Roman" w:eastAsia="Times New Roman" w:hAnsi="Times New Roman" w:cs="Times New Roman"/>
-          <w:sz w:val="25"/>
-          <w:szCs w:val="25"/>
-          <w:lang w:eastAsia="ar-SA"/>
-        </w:rPr>
-      </w:pPr>
-      <w:r>
-        <w:rPr>
-          <w:rFonts w:ascii="Times New Roman" w:eastAsia="Times New Roman" w:hAnsi="Times New Roman" w:cs="Times New Roman"/>
-          <w:sz w:val="25"/>
-          <w:szCs w:val="25"/>
-          <w:lang w:eastAsia="ar-SA"/>
+        <w:jc w:val="both"/>
+        <w:rPr>
+          <w:sz w:val="25"/>
+          <w:szCs w:val="25"/>
+        </w:rPr>
+      </w:pPr>
+      <w:r>
+        <w:rPr>
+          <w:sz w:val="25"/>
+          <w:szCs w:val="25"/>
         </w:rPr>
         <w:t xml:space="preserve">3.1.4. organizēt drošas un jaunieša vecumam atbilstošas nodarbības un pasākumus; </w:t>
       </w:r>
     </w:p>
     <w:p>
       <w:pPr>
-        <w:suppressAutoHyphens/>
-        <w:spacing w:after="0" w:line="240" w:lineRule="auto"/>
-        <w:jc w:val="both"/>
-        <w:rPr>
-          <w:rFonts w:ascii="Times New Roman" w:eastAsia="Times New Roman" w:hAnsi="Times New Roman" w:cs="Times New Roman"/>
-          <w:sz w:val="25"/>
-          <w:szCs w:val="25"/>
-          <w:lang w:eastAsia="ar-SA"/>
-        </w:rPr>
-      </w:pPr>
-      <w:r>
-        <w:rPr>
-          <w:rFonts w:ascii="Times New Roman" w:eastAsia="Times New Roman" w:hAnsi="Times New Roman" w:cs="Times New Roman"/>
-          <w:sz w:val="25"/>
-          <w:szCs w:val="25"/>
-          <w:lang w:eastAsia="ar-SA"/>
+        <w:jc w:val="both"/>
+        <w:rPr>
+          <w:sz w:val="25"/>
+          <w:szCs w:val="25"/>
+        </w:rPr>
+      </w:pPr>
+      <w:r>
+        <w:rPr>
+          <w:sz w:val="25"/>
+          <w:szCs w:val="25"/>
         </w:rPr>
         <w:t>3.1.5. nepieciešamības gadījumā organizēt jaunietim pirmās palīdzības sniegšanu;</w:t>
       </w:r>
     </w:p>
     <w:p>
       <w:pPr>
-        <w:suppressAutoHyphens/>
-        <w:spacing w:after="0" w:line="240" w:lineRule="auto"/>
-        <w:jc w:val="both"/>
-        <w:rPr>
-          <w:rFonts w:ascii="Times New Roman" w:eastAsia="Times New Roman" w:hAnsi="Times New Roman" w:cs="Times New Roman"/>
-          <w:sz w:val="25"/>
-          <w:szCs w:val="25"/>
-          <w:lang w:eastAsia="ar-SA"/>
-        </w:rPr>
-      </w:pPr>
-      <w:r>
-        <w:rPr>
-          <w:rFonts w:ascii="Times New Roman" w:eastAsia="Times New Roman" w:hAnsi="Times New Roman" w:cs="Times New Roman"/>
-          <w:sz w:val="25"/>
-          <w:szCs w:val="25"/>
-          <w:lang w:eastAsia="ar-SA"/>
+        <w:jc w:val="both"/>
+        <w:rPr>
+          <w:sz w:val="25"/>
+          <w:szCs w:val="25"/>
+        </w:rPr>
+      </w:pPr>
+      <w:r>
+        <w:rPr>
+          <w:sz w:val="25"/>
+          <w:szCs w:val="25"/>
         </w:rPr>
         <w:t xml:space="preserve">3.1.6. piešķirto valsts budžeta līdzekļu ietvaros nodrošināt jaunieti ar Centra noteikto formas tērpu un individuālo ekipējumu; </w:t>
       </w:r>
     </w:p>
     <w:p>
       <w:pPr>
-        <w:suppressAutoHyphens/>
-        <w:spacing w:after="0" w:line="240" w:lineRule="auto"/>
-        <w:jc w:val="both"/>
-        <w:rPr>
-          <w:rFonts w:ascii="Times New Roman" w:eastAsia="Times New Roman" w:hAnsi="Times New Roman" w:cs="Times New Roman"/>
-          <w:sz w:val="25"/>
-          <w:szCs w:val="25"/>
-          <w:lang w:eastAsia="ar-SA"/>
-        </w:rPr>
-      </w:pPr>
-      <w:r>
-        <w:rPr>
-          <w:rFonts w:ascii="Times New Roman" w:eastAsia="Times New Roman" w:hAnsi="Times New Roman" w:cs="Times New Roman"/>
-          <w:sz w:val="25"/>
-          <w:szCs w:val="25"/>
-          <w:lang w:eastAsia="ar-SA"/>
+        <w:jc w:val="both"/>
+        <w:rPr>
+          <w:sz w:val="25"/>
+          <w:szCs w:val="25"/>
+        </w:rPr>
+      </w:pPr>
+      <w:r>
+        <w:rPr>
+          <w:sz w:val="25"/>
+          <w:szCs w:val="25"/>
         </w:rPr>
         <w:t>3.1.7. sekot higiēnas normu ievērošanai nodarbībās un pasākumos;</w:t>
       </w:r>
     </w:p>
     <w:p>
       <w:pPr>
-        <w:suppressAutoHyphens/>
-        <w:spacing w:after="0" w:line="240" w:lineRule="auto"/>
-        <w:jc w:val="both"/>
-        <w:rPr>
-          <w:rFonts w:ascii="Times New Roman" w:eastAsia="Times New Roman" w:hAnsi="Times New Roman" w:cs="Times New Roman"/>
-          <w:sz w:val="25"/>
-          <w:szCs w:val="25"/>
-          <w:lang w:eastAsia="ar-SA"/>
-        </w:rPr>
-      </w:pPr>
-      <w:r>
-        <w:rPr>
-          <w:rFonts w:ascii="Times New Roman" w:eastAsia="Times New Roman" w:hAnsi="Times New Roman" w:cs="Times New Roman"/>
-          <w:sz w:val="25"/>
-          <w:szCs w:val="25"/>
-          <w:lang w:eastAsia="ar-SA"/>
+        <w:jc w:val="both"/>
+        <w:rPr>
+          <w:sz w:val="25"/>
+          <w:szCs w:val="25"/>
+        </w:rPr>
+      </w:pPr>
+      <w:r>
+        <w:rPr>
+          <w:sz w:val="25"/>
+          <w:szCs w:val="25"/>
+        </w:rPr>
+        <w:t>3.1.8. veikt personas datu apstrādi godprātīgi un saskaņā ar spēkā esošajiem normatīvajiem aktiem;</w:t>
+      </w:r>
+    </w:p>
+    <w:p>
+      <w:pPr>
+        <w:jc w:val="both"/>
+        <w:rPr>
+          <w:sz w:val="25"/>
+          <w:szCs w:val="25"/>
+        </w:rPr>
+      </w:pPr>
+      <w:r>
+        <w:rPr>
+          <w:sz w:val="25"/>
+          <w:szCs w:val="25"/>
+        </w:rPr>
+        <w:t>3.1.9. </w:t>
+      </w:r>
+      <w:r>
+        <w:rPr>
+          <w:sz w:val="25"/>
+          <w:szCs w:val="25"/>
+        </w:rPr>
+        <w:t xml:space="preserve">izņemt </w:t>
+      </w:r>
+      <w:r>
+        <w:rPr>
+          <w:sz w:val="25"/>
+          <w:szCs w:val="25"/>
+        </w:rPr>
+        <w:t xml:space="preserve">Centra </w:t>
+      </w:r>
+      <w:r>
+        <w:rPr>
+          <w:sz w:val="25"/>
+          <w:szCs w:val="25"/>
+        </w:rPr>
+        <w:t>sociālajos tīklos publicētos audiovizuālos materiālus, ja to prasa jaunietis</w:t>
+      </w:r>
+      <w:r>
+        <w:rPr>
+          <w:sz w:val="25"/>
+          <w:szCs w:val="25"/>
+        </w:rPr>
+        <w:t>;</w:t>
+      </w:r>
+    </w:p>
+    <w:p>
+      <w:pPr>
+        <w:jc w:val="both"/>
+        <w:rPr>
+          <w:sz w:val="25"/>
+          <w:szCs w:val="25"/>
+        </w:rPr>
+      </w:pPr>
+      <w:r>
+        <w:rPr>
+          <w:sz w:val="25"/>
+          <w:szCs w:val="25"/>
+        </w:rPr>
+        <w:t>3.1.10. rakstiski paziņot jaunietim par jaunsargu instruktora maiņu;</w:t>
+      </w:r>
+    </w:p>
+    <w:p>
+      <w:pPr>
+        <w:jc w:val="both"/>
+        <w:rPr>
+          <w:sz w:val="25"/>
+          <w:szCs w:val="25"/>
+        </w:rPr>
+      </w:pPr>
+      <w:r>
+        <w:rPr>
+          <w:sz w:val="25"/>
+          <w:szCs w:val="25"/>
         </w:rPr>
         <w:lastRenderedPageBreak/>
-        <w:t>3.1.8. veikt personas datu apstrādi godprātīgi un saskaņā ar spēkā esošajiem normatīvajiem aktiem;</w:t>
-      </w:r>
-    </w:p>
-    <w:p>
-      <w:pPr>
-        <w:suppressAutoHyphens/>
-        <w:spacing w:after="0" w:line="240" w:lineRule="auto"/>
-        <w:jc w:val="both"/>
-        <w:rPr>
-          <w:rFonts w:ascii="Times New Roman" w:eastAsia="Times New Roman" w:hAnsi="Times New Roman" w:cs="Times New Roman"/>
-          <w:sz w:val="25"/>
-          <w:szCs w:val="25"/>
-          <w:lang w:eastAsia="ar-SA"/>
-        </w:rPr>
-      </w:pPr>
-      <w:r>
-        <w:rPr>
-          <w:rFonts w:ascii="Times New Roman" w:eastAsia="Times New Roman" w:hAnsi="Times New Roman" w:cs="Times New Roman"/>
-          <w:sz w:val="25"/>
-          <w:szCs w:val="25"/>
-          <w:lang w:eastAsia="ar-SA"/>
-        </w:rPr>
-        <w:t>3.1.9. izņemt Centra sociālajos tīklos publicētos audiovizuālos materiālus, ja to prasa jaunietis;</w:t>
-      </w:r>
-    </w:p>
-    <w:p>
-      <w:pPr>
-        <w:suppressAutoHyphens/>
-        <w:spacing w:after="0" w:line="240" w:lineRule="auto"/>
-        <w:jc w:val="both"/>
-        <w:rPr>
-          <w:rFonts w:ascii="Times New Roman" w:eastAsia="Times New Roman" w:hAnsi="Times New Roman" w:cs="Times New Roman"/>
-          <w:sz w:val="25"/>
-          <w:szCs w:val="25"/>
-          <w:lang w:eastAsia="ar-SA"/>
-        </w:rPr>
-      </w:pPr>
-      <w:r>
-        <w:rPr>
-          <w:rFonts w:ascii="Times New Roman" w:eastAsia="Times New Roman" w:hAnsi="Times New Roman" w:cs="Times New Roman"/>
-          <w:sz w:val="25"/>
-          <w:szCs w:val="25"/>
-          <w:lang w:eastAsia="ar-SA"/>
-        </w:rPr>
-        <w:t>3.1.10. rakstiski paziņot jaunietim par jaunsargu instruktora maiņu;</w:t>
-      </w:r>
-    </w:p>
-    <w:p>
-      <w:pPr>
-        <w:suppressAutoHyphens/>
-        <w:spacing w:after="0" w:line="240" w:lineRule="auto"/>
-        <w:jc w:val="both"/>
-        <w:rPr>
-          <w:rFonts w:ascii="Times New Roman" w:eastAsia="Times New Roman" w:hAnsi="Times New Roman" w:cs="Times New Roman"/>
-          <w:sz w:val="25"/>
-          <w:szCs w:val="25"/>
-          <w:lang w:eastAsia="ar-SA"/>
-        </w:rPr>
-      </w:pPr>
-      <w:r>
-        <w:rPr>
-          <w:rFonts w:ascii="Times New Roman" w:eastAsia="Times New Roman" w:hAnsi="Times New Roman" w:cs="Times New Roman"/>
-          <w:sz w:val="25"/>
-          <w:szCs w:val="25"/>
-          <w:lang w:eastAsia="ar-SA"/>
-        </w:rPr>
         <w:t xml:space="preserve">3.1.11. Lai nodrošinātu jaunieša drošību nodarbībās un pasākumos, veikt visu ar to īstenošanu saistīto risku </w:t>
       </w:r>
       <w:proofErr w:type="spellStart"/>
       <w:r>
         <w:rPr>
-          <w:rFonts w:ascii="Times New Roman" w:eastAsia="Times New Roman" w:hAnsi="Times New Roman" w:cs="Times New Roman"/>
-          <w:sz w:val="25"/>
-          <w:szCs w:val="25"/>
-          <w:lang w:eastAsia="ar-SA"/>
+          <w:sz w:val="25"/>
+          <w:szCs w:val="25"/>
         </w:rPr>
         <w:t>izvērtējumu</w:t>
       </w:r>
       <w:proofErr w:type="spellEnd"/>
       <w:r>
         <w:rPr>
-          <w:rFonts w:ascii="Times New Roman" w:eastAsia="Times New Roman" w:hAnsi="Times New Roman" w:cs="Times New Roman"/>
-          <w:sz w:val="25"/>
-          <w:szCs w:val="25"/>
-          <w:lang w:eastAsia="ar-SA"/>
+          <w:sz w:val="25"/>
+          <w:szCs w:val="25"/>
         </w:rPr>
         <w:t xml:space="preserve"> un atbilstoši šim </w:t>
       </w:r>
       <w:proofErr w:type="spellStart"/>
       <w:r>
         <w:rPr>
-          <w:rFonts w:ascii="Times New Roman" w:eastAsia="Times New Roman" w:hAnsi="Times New Roman" w:cs="Times New Roman"/>
-          <w:sz w:val="25"/>
-          <w:szCs w:val="25"/>
-          <w:lang w:eastAsia="ar-SA"/>
+          <w:sz w:val="25"/>
+          <w:szCs w:val="25"/>
         </w:rPr>
         <w:t>izvērtējumam</w:t>
       </w:r>
       <w:proofErr w:type="spellEnd"/>
       <w:r>
         <w:rPr>
-          <w:rFonts w:ascii="Times New Roman" w:eastAsia="Times New Roman" w:hAnsi="Times New Roman" w:cs="Times New Roman"/>
-          <w:sz w:val="25"/>
-          <w:szCs w:val="25"/>
-          <w:lang w:eastAsia="ar-SA"/>
+          <w:sz w:val="25"/>
+          <w:szCs w:val="25"/>
         </w:rPr>
         <w:t xml:space="preserve"> atsevišķas nodarbības un pasākumus noteikt kā paaugstinātas vai augstas bīstamības, attiecīgi to plānošanā un īstenošanā realizējot  papildu drošības pasākumus. </w:t>
       </w:r>
     </w:p>
     <w:p>
       <w:pPr>
-        <w:suppressAutoHyphens/>
-        <w:spacing w:after="0" w:line="240" w:lineRule="auto"/>
-        <w:jc w:val="both"/>
-        <w:rPr>
-          <w:rFonts w:ascii="Times New Roman" w:eastAsia="Times New Roman" w:hAnsi="Times New Roman" w:cs="Times New Roman"/>
-          <w:sz w:val="25"/>
-          <w:szCs w:val="25"/>
-          <w:lang w:eastAsia="ar-SA"/>
-        </w:rPr>
-      </w:pPr>
-      <w:r>
-        <w:rPr>
-          <w:rFonts w:ascii="Times New Roman" w:eastAsia="Times New Roman" w:hAnsi="Times New Roman" w:cs="Times New Roman"/>
-          <w:sz w:val="25"/>
-          <w:szCs w:val="25"/>
-          <w:lang w:eastAsia="ar-SA"/>
+        <w:jc w:val="both"/>
+        <w:rPr>
+          <w:sz w:val="25"/>
+          <w:szCs w:val="25"/>
+        </w:rPr>
+      </w:pPr>
+      <w:r>
+        <w:rPr>
+          <w:sz w:val="25"/>
+          <w:szCs w:val="25"/>
         </w:rPr>
         <w:t>3.2. Centram ir tiesības:</w:t>
       </w:r>
     </w:p>
     <w:p>
       <w:pPr>
-        <w:suppressAutoHyphens/>
-        <w:spacing w:after="0" w:line="240" w:lineRule="auto"/>
-        <w:jc w:val="both"/>
-        <w:rPr>
-          <w:rFonts w:ascii="Times New Roman" w:eastAsia="Times New Roman" w:hAnsi="Times New Roman" w:cs="Times New Roman"/>
-          <w:sz w:val="25"/>
-          <w:szCs w:val="25"/>
-          <w:lang w:eastAsia="ar-SA"/>
-        </w:rPr>
-      </w:pPr>
-      <w:r>
-        <w:rPr>
-          <w:rFonts w:ascii="Times New Roman" w:eastAsia="Times New Roman" w:hAnsi="Times New Roman" w:cs="Times New Roman"/>
-          <w:sz w:val="25"/>
-          <w:szCs w:val="25"/>
-          <w:lang w:eastAsia="ar-SA"/>
-        </w:rPr>
-        <w:t>3.2.1. pieprasīt jaunietim atlīdzināt materiālos zaudējumus, kas radušies viņa tīšas rīcības rezultātā vai ja jaunietis nozaudējis formas tērpu vai citu inventāru;</w:t>
-      </w:r>
-    </w:p>
-    <w:p>
-      <w:pPr>
-        <w:suppressAutoHyphens/>
-        <w:spacing w:after="0" w:line="240" w:lineRule="auto"/>
-        <w:jc w:val="both"/>
-        <w:rPr>
-          <w:rFonts w:ascii="Times New Roman" w:eastAsia="Times New Roman" w:hAnsi="Times New Roman" w:cs="Times New Roman"/>
-          <w:sz w:val="25"/>
-          <w:szCs w:val="25"/>
-          <w:lang w:eastAsia="ar-SA"/>
-        </w:rPr>
-      </w:pPr>
-      <w:r>
-        <w:rPr>
-          <w:rFonts w:ascii="Times New Roman" w:eastAsia="Times New Roman" w:hAnsi="Times New Roman" w:cs="Times New Roman"/>
-          <w:sz w:val="25"/>
-          <w:szCs w:val="25"/>
-          <w:lang w:eastAsia="ar-SA"/>
+        <w:jc w:val="both"/>
+        <w:rPr>
+          <w:sz w:val="25"/>
+          <w:szCs w:val="25"/>
+        </w:rPr>
+      </w:pPr>
+      <w:r>
+        <w:rPr>
+          <w:sz w:val="25"/>
+          <w:szCs w:val="25"/>
+        </w:rPr>
+        <w:t>3.2.1. pieprasīt jaunietim atlīdzināt materiālos zaudējumus, kas radušies viņa tīšas rīcības rezultātā</w:t>
+      </w:r>
+      <w:r>
+        <w:rPr>
+          <w:sz w:val="25"/>
+          <w:szCs w:val="25"/>
+        </w:rPr>
+        <w:t xml:space="preserve"> vai ja jaunietis nozaudējis </w:t>
+      </w:r>
+      <w:r>
+        <w:rPr>
+          <w:sz w:val="25"/>
+          <w:szCs w:val="25"/>
+        </w:rPr>
+        <w:t>formas tērp</w:t>
+      </w:r>
+      <w:r>
+        <w:rPr>
+          <w:sz w:val="25"/>
+          <w:szCs w:val="25"/>
+        </w:rPr>
+        <w:t xml:space="preserve">u </w:t>
+      </w:r>
+      <w:r>
+        <w:rPr>
+          <w:sz w:val="25"/>
+          <w:szCs w:val="25"/>
+        </w:rPr>
+        <w:t>vai citu inventāru</w:t>
+      </w:r>
+      <w:r>
+        <w:rPr>
+          <w:sz w:val="25"/>
+          <w:szCs w:val="25"/>
+        </w:rPr>
+        <w:t>;</w:t>
+      </w:r>
+    </w:p>
+    <w:p>
+      <w:pPr>
+        <w:jc w:val="both"/>
+        <w:rPr>
+          <w:sz w:val="25"/>
+          <w:szCs w:val="25"/>
+        </w:rPr>
+      </w:pPr>
+      <w:r>
+        <w:rPr>
+          <w:sz w:val="25"/>
+          <w:szCs w:val="25"/>
         </w:rPr>
         <w:t>3.2.2. vienpusēji izbeigt Līgumu, ja:</w:t>
       </w:r>
     </w:p>
     <w:p>
       <w:pPr>
-        <w:suppressAutoHyphens/>
-        <w:spacing w:after="0" w:line="240" w:lineRule="auto"/>
-        <w:jc w:val="both"/>
-        <w:rPr>
-          <w:rFonts w:ascii="Times New Roman" w:eastAsia="Times New Roman" w:hAnsi="Times New Roman" w:cs="Times New Roman"/>
-          <w:sz w:val="25"/>
-          <w:szCs w:val="25"/>
-          <w:lang w:eastAsia="ar-SA"/>
-        </w:rPr>
-      </w:pPr>
-      <w:r>
-        <w:rPr>
-          <w:rFonts w:ascii="Times New Roman" w:eastAsia="Times New Roman" w:hAnsi="Times New Roman" w:cs="Times New Roman"/>
-          <w:sz w:val="25"/>
-          <w:szCs w:val="25"/>
-          <w:lang w:eastAsia="ar-SA"/>
-        </w:rPr>
-        <w:t>3.2.2.1. jaunietis nepilda Valsts aizsardzības mācības un Jaunsardzes likuma 15.pantā noteiktos jaunsargu pienākumus;</w:t>
-      </w:r>
-    </w:p>
-    <w:p>
-      <w:pPr>
-        <w:suppressAutoHyphens/>
-        <w:spacing w:after="0" w:line="240" w:lineRule="auto"/>
-        <w:jc w:val="both"/>
-        <w:rPr>
-          <w:rFonts w:ascii="Times New Roman" w:eastAsia="Times New Roman" w:hAnsi="Times New Roman" w:cs="Times New Roman"/>
-          <w:sz w:val="25"/>
-          <w:szCs w:val="25"/>
-          <w:lang w:eastAsia="ar-SA"/>
-        </w:rPr>
-      </w:pPr>
-      <w:r>
-        <w:rPr>
-          <w:rFonts w:ascii="Times New Roman" w:eastAsia="Times New Roman" w:hAnsi="Times New Roman" w:cs="Times New Roman"/>
-          <w:sz w:val="25"/>
-          <w:szCs w:val="25"/>
-          <w:lang w:eastAsia="ar-SA"/>
+        <w:jc w:val="both"/>
+        <w:rPr>
+          <w:sz w:val="25"/>
+          <w:szCs w:val="25"/>
+        </w:rPr>
+      </w:pPr>
+      <w:r>
+        <w:rPr>
+          <w:sz w:val="25"/>
+          <w:szCs w:val="25"/>
+        </w:rPr>
+        <w:t>3.2.2.1.</w:t>
+      </w:r>
+      <w:r>
+        <w:rPr>
+          <w:sz w:val="25"/>
+          <w:szCs w:val="25"/>
+        </w:rPr>
+        <w:t> </w:t>
+      </w:r>
+      <w:r>
+        <w:rPr>
+          <w:sz w:val="25"/>
+          <w:szCs w:val="25"/>
+        </w:rPr>
+        <w:t>jaunietis nepilda Valsts aizsardzības mācības un Jaunsardzes likuma 15.pantā noteiktos jaunsargu pienākumus;</w:t>
+      </w:r>
+    </w:p>
+    <w:p>
+      <w:pPr>
+        <w:jc w:val="both"/>
+        <w:rPr>
+          <w:sz w:val="25"/>
+          <w:szCs w:val="25"/>
+        </w:rPr>
+      </w:pPr>
+      <w:r>
+        <w:rPr>
+          <w:sz w:val="25"/>
+          <w:szCs w:val="25"/>
         </w:rPr>
         <w:t>3.2.2.2. jaunietis vairāk nekā trīs mēnešus bez attaisnojoša iemesla nav apmeklējis Jaunsardzes nodarbības un pasākumus;</w:t>
       </w:r>
     </w:p>
     <w:p>
       <w:pPr>
-        <w:suppressAutoHyphens/>
-        <w:spacing w:after="0" w:line="240" w:lineRule="auto"/>
-        <w:jc w:val="both"/>
-        <w:rPr>
-          <w:rFonts w:ascii="Times New Roman" w:eastAsia="Times New Roman" w:hAnsi="Times New Roman" w:cs="Times New Roman"/>
-          <w:sz w:val="25"/>
-          <w:szCs w:val="25"/>
-          <w:lang w:eastAsia="ar-SA"/>
-        </w:rPr>
-      </w:pPr>
-      <w:r>
-        <w:rPr>
-          <w:rFonts w:ascii="Times New Roman" w:eastAsia="Times New Roman" w:hAnsi="Times New Roman" w:cs="Times New Roman"/>
-          <w:sz w:val="25"/>
-          <w:szCs w:val="25"/>
-          <w:lang w:eastAsia="ar-SA"/>
+        <w:jc w:val="both"/>
+        <w:rPr>
+          <w:sz w:val="25"/>
+          <w:szCs w:val="25"/>
+        </w:rPr>
+      </w:pPr>
+      <w:r>
+        <w:rPr>
+          <w:sz w:val="25"/>
+          <w:szCs w:val="25"/>
         </w:rPr>
         <w:t>3.2.2.3. rada vai var radīt apdraudējumu savai vai citu personu dzīvībai, veselībai vai drošībai;</w:t>
       </w:r>
     </w:p>
     <w:p>
       <w:pPr>
-        <w:suppressAutoHyphens/>
-        <w:spacing w:after="0" w:line="240" w:lineRule="auto"/>
-        <w:jc w:val="both"/>
-        <w:rPr>
-          <w:rFonts w:ascii="Times New Roman" w:eastAsia="Times New Roman" w:hAnsi="Times New Roman" w:cs="Times New Roman"/>
-          <w:sz w:val="25"/>
-          <w:szCs w:val="25"/>
-          <w:lang w:eastAsia="ar-SA"/>
-        </w:rPr>
-      </w:pPr>
-      <w:r>
-        <w:rPr>
-          <w:rFonts w:ascii="Times New Roman" w:eastAsia="Times New Roman" w:hAnsi="Times New Roman" w:cs="Times New Roman"/>
-          <w:sz w:val="25"/>
-          <w:szCs w:val="25"/>
-          <w:lang w:eastAsia="ar-SA"/>
-        </w:rPr>
-        <w:t>3.2.2.4. jaunietis attiecīgajā gadā līdz mācību gada sākumam nav iesniedzis ģimenes ārsta izziņu (veidlapa 027/u), kas attiecīgajā mācību gadā atļauj piedalīties Centra organizētajos pasākumos un mācību nodarbībās;</w:t>
-      </w:r>
-    </w:p>
-    <w:p>
-      <w:pPr>
-        <w:suppressAutoHyphens/>
-        <w:spacing w:after="0" w:line="240" w:lineRule="auto"/>
-        <w:jc w:val="both"/>
-        <w:rPr>
-          <w:rFonts w:ascii="Times New Roman" w:eastAsia="Times New Roman" w:hAnsi="Times New Roman" w:cs="Times New Roman"/>
-          <w:sz w:val="25"/>
-          <w:szCs w:val="25"/>
-          <w:lang w:eastAsia="ar-SA"/>
-        </w:rPr>
-      </w:pPr>
-      <w:r>
-        <w:rPr>
-          <w:rFonts w:ascii="Times New Roman" w:eastAsia="Times New Roman" w:hAnsi="Times New Roman" w:cs="Times New Roman"/>
-          <w:sz w:val="25"/>
-          <w:szCs w:val="25"/>
-          <w:lang w:eastAsia="ar-SA"/>
-        </w:rPr>
-        <w:t>3.2.2.5. jaunietis atsauc savu piekrišanu personas datu apstrādei;</w:t>
-      </w:r>
-    </w:p>
-    <w:p>
-      <w:pPr>
-        <w:suppressAutoHyphens/>
-        <w:spacing w:after="0" w:line="240" w:lineRule="auto"/>
-        <w:jc w:val="both"/>
-        <w:rPr>
-          <w:rFonts w:ascii="Times New Roman" w:eastAsia="Times New Roman" w:hAnsi="Times New Roman" w:cs="Times New Roman"/>
-          <w:sz w:val="25"/>
-          <w:szCs w:val="25"/>
-          <w:lang w:eastAsia="ar-SA"/>
-        </w:rPr>
-      </w:pPr>
-      <w:r>
-        <w:rPr>
-          <w:rFonts w:ascii="Times New Roman" w:eastAsia="Times New Roman" w:hAnsi="Times New Roman" w:cs="Times New Roman"/>
-          <w:sz w:val="25"/>
-          <w:szCs w:val="25"/>
-          <w:lang w:eastAsia="ar-SA"/>
-        </w:rPr>
-        <w:t>3.2.3. veikt personas datu apstrādi, kas nepieciešama līguma un Centra uzdevumu izpildei, tai skaitā, publicēt audiovizuālos materiālus sociālajos tīklos Jaunsardzes, jaunsargu sasniegumu un aktivitāšu popularizēšanas nolūkā.</w:t>
-      </w:r>
-    </w:p>
-    <w:p>
-      <w:pPr>
-        <w:suppressAutoHyphens/>
-        <w:spacing w:after="0" w:line="240" w:lineRule="auto"/>
-        <w:rPr>
-          <w:rFonts w:ascii="Times New Roman" w:eastAsia="Times New Roman" w:hAnsi="Times New Roman" w:cs="Times New Roman"/>
-          <w:sz w:val="25"/>
-          <w:szCs w:val="25"/>
-          <w:lang w:eastAsia="ar-SA"/>
-        </w:rPr>
-      </w:pPr>
-    </w:p>
-    <w:p>
-      <w:pPr>
-        <w:suppressAutoHyphens/>
-        <w:spacing w:after="0" w:line="240" w:lineRule="auto"/>
+        <w:jc w:val="both"/>
+        <w:rPr>
+          <w:sz w:val="25"/>
+          <w:szCs w:val="25"/>
+        </w:rPr>
+      </w:pPr>
+      <w:r>
+        <w:rPr>
+          <w:sz w:val="25"/>
+          <w:szCs w:val="25"/>
+        </w:rPr>
+        <w:t xml:space="preserve">3.2.2.4. jaunietis attiecīgajā gadā līdz </w:t>
+      </w:r>
+      <w:r>
+        <w:rPr>
+          <w:sz w:val="25"/>
+          <w:szCs w:val="25"/>
+        </w:rPr>
+        <w:t>mācību gada sākum</w:t>
+      </w:r>
+      <w:r>
+        <w:rPr>
+          <w:sz w:val="25"/>
+          <w:szCs w:val="25"/>
+        </w:rPr>
+        <w:t>am</w:t>
+      </w:r>
+      <w:r>
+        <w:rPr>
+          <w:sz w:val="25"/>
+          <w:szCs w:val="25"/>
+        </w:rPr>
+        <w:t xml:space="preserve"> </w:t>
+      </w:r>
+      <w:r>
+        <w:rPr>
+          <w:sz w:val="25"/>
+          <w:szCs w:val="25"/>
+        </w:rPr>
+        <w:t xml:space="preserve">nav iesniedzis </w:t>
+      </w:r>
+      <w:r>
+        <w:rPr>
+          <w:sz w:val="25"/>
+          <w:szCs w:val="25"/>
+        </w:rPr>
+        <w:t>ģimenes ārsta izziņu (veidlapa 027/u), kas attiecīgajā mācību gadā atļauj piedalīties Centra organizētajos pasākumos un mācību nodarbībās</w:t>
+      </w:r>
+      <w:r>
+        <w:rPr>
+          <w:sz w:val="25"/>
+          <w:szCs w:val="25"/>
+        </w:rPr>
+        <w:t>;</w:t>
+      </w:r>
+    </w:p>
+    <w:p>
+      <w:pPr>
+        <w:jc w:val="both"/>
+        <w:rPr>
+          <w:sz w:val="25"/>
+          <w:szCs w:val="25"/>
+        </w:rPr>
+      </w:pPr>
+      <w:r>
+        <w:rPr>
+          <w:sz w:val="25"/>
+          <w:szCs w:val="25"/>
+        </w:rPr>
+        <w:t xml:space="preserve">3.2.2.5. jaunietis </w:t>
+      </w:r>
+      <w:r>
+        <w:rPr>
+          <w:sz w:val="25"/>
+          <w:szCs w:val="25"/>
+        </w:rPr>
+        <w:t>atsau</w:t>
+      </w:r>
+      <w:r>
+        <w:rPr>
+          <w:sz w:val="25"/>
+          <w:szCs w:val="25"/>
+        </w:rPr>
+        <w:t>c</w:t>
+      </w:r>
+      <w:r>
+        <w:rPr>
+          <w:sz w:val="25"/>
+          <w:szCs w:val="25"/>
+        </w:rPr>
+        <w:t xml:space="preserve"> savu piekrišanu personas datu apstrādei</w:t>
+      </w:r>
+      <w:r>
+        <w:rPr>
+          <w:sz w:val="25"/>
+          <w:szCs w:val="25"/>
+        </w:rPr>
+        <w:t>;</w:t>
+      </w:r>
+    </w:p>
+    <w:p>
+      <w:pPr>
+        <w:jc w:val="both"/>
+        <w:rPr>
+          <w:sz w:val="25"/>
+          <w:szCs w:val="25"/>
+        </w:rPr>
+      </w:pPr>
+      <w:r>
+        <w:rPr>
+          <w:sz w:val="25"/>
+          <w:szCs w:val="25"/>
+        </w:rPr>
+        <w:t>3.2.3. veikt personas datu apstrādi, kas nepieciešama līguma un Centra uzdevumu izpildei, tai skaitā, publicēt audiovizuālos materiālus sociālajos tīklos Jaunsardzes, jaunsargu sasniegumu</w:t>
+      </w:r>
+      <w:r>
+        <w:rPr>
+          <w:sz w:val="25"/>
+          <w:szCs w:val="25"/>
+        </w:rPr>
+        <w:t xml:space="preserve"> un aktivitāšu popularizēšanas nolūkā.</w:t>
+      </w:r>
+    </w:p>
+    <w:p>
+      <w:pPr>
+        <w:rPr>
+          <w:sz w:val="25"/>
+          <w:szCs w:val="25"/>
+        </w:rPr>
+      </w:pPr>
+    </w:p>
+    <w:p>
+      <w:pPr>
         <w:jc w:val="center"/>
         <w:rPr>
-          <w:rFonts w:ascii="Times New Roman" w:eastAsia="Times New Roman" w:hAnsi="Times New Roman" w:cs="Times New Roman"/>
           <w:caps/>
           <w:sz w:val="25"/>
           <w:szCs w:val="25"/>
-          <w:lang w:eastAsia="ar-SA"/>
-        </w:rPr>
-      </w:pPr>
-      <w:r>
-        <w:rPr>
-          <w:rFonts w:ascii="Times New Roman" w:eastAsia="Times New Roman" w:hAnsi="Times New Roman" w:cs="Times New Roman"/>
+        </w:rPr>
+      </w:pPr>
+      <w:r>
+        <w:rPr>
           <w:caps/>
           <w:sz w:val="25"/>
           <w:szCs w:val="25"/>
-          <w:lang w:eastAsia="ar-SA"/>
         </w:rPr>
         <w:t>4. Līguma darbības termiņš, Līguma izbeigšana</w:t>
       </w:r>
     </w:p>
     <w:p>
       <w:pPr>
-        <w:suppressAutoHyphens/>
-        <w:spacing w:after="0" w:line="240" w:lineRule="auto"/>
         <w:jc w:val="center"/>
         <w:rPr>
-          <w:rFonts w:ascii="Times New Roman" w:eastAsia="Times New Roman" w:hAnsi="Times New Roman" w:cs="Times New Roman"/>
           <w:caps/>
           <w:sz w:val="25"/>
           <w:szCs w:val="25"/>
-          <w:lang w:eastAsia="ar-SA"/>
-        </w:rPr>
-      </w:pPr>
-      <w:r>
-        <w:rPr>
-          <w:rFonts w:ascii="Times New Roman" w:eastAsia="Times New Roman" w:hAnsi="Times New Roman" w:cs="Times New Roman"/>
+        </w:rPr>
+      </w:pPr>
+      <w:r>
+        <w:rPr>
           <w:caps/>
           <w:sz w:val="25"/>
           <w:szCs w:val="25"/>
-          <w:lang w:eastAsia="ar-SA"/>
         </w:rPr>
         <w:t>un strīdu izskatīšana</w:t>
       </w:r>
     </w:p>
     <w:p>
       <w:pPr>
-        <w:suppressAutoHyphens/>
-        <w:spacing w:after="0" w:line="240" w:lineRule="auto"/>
-        <w:jc w:val="both"/>
-        <w:rPr>
-          <w:rFonts w:ascii="Times New Roman" w:eastAsia="Times New Roman" w:hAnsi="Times New Roman" w:cs="Times New Roman"/>
-          <w:sz w:val="25"/>
-          <w:szCs w:val="25"/>
-          <w:lang w:eastAsia="ar-SA"/>
-        </w:rPr>
-      </w:pPr>
-      <w:r>
-        <w:rPr>
-          <w:rFonts w:ascii="Times New Roman" w:eastAsia="Times New Roman" w:hAnsi="Times New Roman" w:cs="Times New Roman"/>
-          <w:sz w:val="25"/>
-          <w:szCs w:val="25"/>
-          <w:lang w:eastAsia="ar-SA"/>
-        </w:rPr>
-        <w:t>4.1. Līgums ir spēkā no Līguma abpusējas parakstīšanas dienas un ir spēkā līdz jaunietis sasniedzis 21 gadu vecumu.</w:t>
-      </w:r>
-    </w:p>
-    <w:p>
-      <w:pPr>
-        <w:suppressAutoHyphens/>
-        <w:spacing w:after="0" w:line="240" w:lineRule="auto"/>
-        <w:jc w:val="both"/>
-        <w:rPr>
-          <w:rFonts w:ascii="Times New Roman" w:eastAsia="Times New Roman" w:hAnsi="Times New Roman" w:cs="Times New Roman"/>
-          <w:sz w:val="25"/>
-          <w:szCs w:val="25"/>
-          <w:lang w:eastAsia="ar-SA"/>
-        </w:rPr>
-      </w:pPr>
-      <w:r>
-        <w:rPr>
-          <w:rFonts w:ascii="Times New Roman" w:eastAsia="Times New Roman" w:hAnsi="Times New Roman" w:cs="Times New Roman"/>
-          <w:sz w:val="25"/>
-          <w:szCs w:val="25"/>
-          <w:lang w:eastAsia="ar-SA"/>
-        </w:rPr>
-        <w:t xml:space="preserve">4.2. Līgumu var izbeigt jebkurā laikā pirms Līguma darbības beigām Līdzējiem savstarpēji </w:t>
+        <w:jc w:val="both"/>
+        <w:rPr>
+          <w:sz w:val="25"/>
+          <w:szCs w:val="25"/>
+        </w:rPr>
+      </w:pPr>
+      <w:r>
+        <w:rPr>
+          <w:sz w:val="25"/>
+          <w:szCs w:val="25"/>
+        </w:rPr>
+        <w:t>4.1.</w:t>
+      </w:r>
+      <w:r>
+        <w:rPr>
+          <w:sz w:val="25"/>
+          <w:szCs w:val="25"/>
+        </w:rPr>
+        <w:t> </w:t>
+      </w:r>
+      <w:r>
+        <w:rPr>
+          <w:sz w:val="25"/>
+          <w:szCs w:val="25"/>
+        </w:rPr>
+        <w:t xml:space="preserve">Līgums </w:t>
+      </w:r>
+      <w:r>
+        <w:rPr>
+          <w:sz w:val="25"/>
+          <w:szCs w:val="25"/>
+        </w:rPr>
+        <w:t>ir spēkā no Līguma abpusējas parakstīšanas dienas</w:t>
+      </w:r>
+      <w:r>
+        <w:rPr>
+          <w:sz w:val="25"/>
+          <w:szCs w:val="25"/>
+        </w:rPr>
+        <w:t xml:space="preserve"> un ir spēkā līdz jaunietis sasniedzis 21 gadu vecumu.</w:t>
+      </w:r>
+    </w:p>
+    <w:p>
+      <w:pPr>
+        <w:jc w:val="both"/>
+        <w:rPr>
+          <w:sz w:val="25"/>
+          <w:szCs w:val="25"/>
+        </w:rPr>
+      </w:pPr>
+      <w:r>
+        <w:rPr>
+          <w:sz w:val="25"/>
+          <w:szCs w:val="25"/>
+        </w:rPr>
+        <w:t xml:space="preserve">4.2. </w:t>
+      </w:r>
+      <w:r>
+        <w:rPr>
+          <w:sz w:val="25"/>
+          <w:szCs w:val="25"/>
+        </w:rPr>
+        <w:t xml:space="preserve">Līgumu var izbeigt jebkurā laikā pirms Līguma darbības beigām Līdzējiem savstarpēji </w:t>
       </w:r>
       <w:proofErr w:type="spellStart"/>
       <w:r>
         <w:rPr>
-          <w:rFonts w:ascii="Times New Roman" w:eastAsia="Times New Roman" w:hAnsi="Times New Roman" w:cs="Times New Roman"/>
-          <w:sz w:val="25"/>
-          <w:szCs w:val="25"/>
-          <w:lang w:eastAsia="ar-SA"/>
+          <w:sz w:val="25"/>
+          <w:szCs w:val="25"/>
         </w:rPr>
         <w:t>rakstveidā</w:t>
       </w:r>
       <w:proofErr w:type="spellEnd"/>
       <w:r>
         <w:rPr>
-          <w:rFonts w:ascii="Times New Roman" w:eastAsia="Times New Roman" w:hAnsi="Times New Roman" w:cs="Times New Roman"/>
-          <w:sz w:val="25"/>
-          <w:szCs w:val="25"/>
-          <w:lang w:eastAsia="ar-SA"/>
+          <w:sz w:val="25"/>
+          <w:szCs w:val="25"/>
         </w:rPr>
         <w:t xml:space="preserve"> vienojoties. </w:t>
       </w:r>
     </w:p>
     <w:p>
       <w:pPr>
-        <w:suppressAutoHyphens/>
-        <w:spacing w:after="0" w:line="240" w:lineRule="auto"/>
-        <w:jc w:val="both"/>
-        <w:rPr>
-          <w:rFonts w:ascii="Times New Roman" w:eastAsia="Times New Roman" w:hAnsi="Times New Roman" w:cs="Times New Roman"/>
-          <w:sz w:val="25"/>
-          <w:szCs w:val="25"/>
-          <w:lang w:eastAsia="ar-SA"/>
-        </w:rPr>
-      </w:pPr>
-      <w:r>
-        <w:rPr>
-          <w:rFonts w:ascii="Times New Roman" w:eastAsia="Times New Roman" w:hAnsi="Times New Roman" w:cs="Times New Roman"/>
-          <w:sz w:val="25"/>
-          <w:szCs w:val="25"/>
-          <w:lang w:eastAsia="ar-SA"/>
-        </w:rPr>
-        <w:t>4.3. Jaunietis var izbeigt vienpusēji Līgumu jebkurā laikā pirms Līguma darbības beigām.</w:t>
-      </w:r>
-    </w:p>
-    <w:p>
-      <w:pPr>
-        <w:suppressAutoHyphens/>
-        <w:spacing w:after="0" w:line="240" w:lineRule="auto"/>
-        <w:jc w:val="both"/>
-        <w:rPr>
-          <w:rFonts w:ascii="Times New Roman" w:eastAsia="Times New Roman" w:hAnsi="Times New Roman" w:cs="Times New Roman"/>
-          <w:sz w:val="25"/>
-          <w:szCs w:val="25"/>
-          <w:lang w:eastAsia="ar-SA"/>
-        </w:rPr>
-      </w:pPr>
-      <w:r>
-        <w:rPr>
-          <w:rFonts w:ascii="Times New Roman" w:eastAsia="Times New Roman" w:hAnsi="Times New Roman" w:cs="Times New Roman"/>
-          <w:sz w:val="25"/>
-          <w:szCs w:val="25"/>
-          <w:lang w:eastAsia="ar-SA"/>
+        <w:jc w:val="both"/>
+        <w:rPr>
+          <w:sz w:val="25"/>
+          <w:szCs w:val="25"/>
+        </w:rPr>
+      </w:pPr>
+      <w:r>
+        <w:rPr>
+          <w:sz w:val="25"/>
+          <w:szCs w:val="25"/>
+        </w:rPr>
+        <w:t xml:space="preserve">4.3. </w:t>
+      </w:r>
+      <w:r>
+        <w:rPr>
+          <w:sz w:val="25"/>
+          <w:szCs w:val="25"/>
+        </w:rPr>
+        <w:t>Jaunietis</w:t>
+      </w:r>
+      <w:r>
+        <w:rPr>
+          <w:sz w:val="25"/>
+          <w:szCs w:val="25"/>
+        </w:rPr>
+        <w:t xml:space="preserve"> var izbeigt vienpusēji Līgumu jebkurā laikā pirms Līguma darbības beigām.</w:t>
+      </w:r>
+    </w:p>
+    <w:p>
+      <w:pPr>
+        <w:jc w:val="both"/>
+        <w:rPr>
+          <w:sz w:val="25"/>
+          <w:szCs w:val="25"/>
+        </w:rPr>
+      </w:pPr>
+      <w:r>
+        <w:rPr>
+          <w:sz w:val="25"/>
+          <w:szCs w:val="25"/>
         </w:rPr>
         <w:t>4.4. Līgumu pēc Centra iniciatīvas izbeidz pirms termiņa, ja:</w:t>
       </w:r>
     </w:p>
     <w:p>
       <w:pPr>
-        <w:suppressAutoHyphens/>
-        <w:spacing w:after="0" w:line="240" w:lineRule="auto"/>
-        <w:jc w:val="both"/>
-        <w:rPr>
-          <w:rFonts w:ascii="Times New Roman" w:eastAsia="Times New Roman" w:hAnsi="Times New Roman" w:cs="Times New Roman"/>
-          <w:sz w:val="25"/>
-          <w:szCs w:val="25"/>
-          <w:lang w:eastAsia="ar-SA"/>
-        </w:rPr>
-      </w:pPr>
-      <w:r>
-        <w:rPr>
-          <w:rFonts w:ascii="Times New Roman" w:eastAsia="Times New Roman" w:hAnsi="Times New Roman" w:cs="Times New Roman"/>
-          <w:sz w:val="25"/>
-          <w:szCs w:val="25"/>
-          <w:lang w:eastAsia="ar-SA"/>
-        </w:rPr>
-        <w:t>4.4.1. jaunietis vairāk nekā trīs mēnešus bez attaisnojoša iemesla nepameklē Jaunsardzes nodarbības un pasākumus, rada vai var radīt apdraudējumu savai vai citu personu dzīvībai, veselībai vai drošībai un nepilda Valsts aizsardzības mācības un Jaunsardzes likuma 15.pantā noteiktos jaunsarga pienākumus;</w:t>
-      </w:r>
-    </w:p>
-    <w:p>
-      <w:pPr>
-        <w:suppressAutoHyphens/>
-        <w:spacing w:after="0" w:line="240" w:lineRule="auto"/>
-        <w:jc w:val="both"/>
-        <w:rPr>
-          <w:rFonts w:ascii="Times New Roman" w:eastAsia="Times New Roman" w:hAnsi="Times New Roman" w:cs="Times New Roman"/>
-          <w:sz w:val="25"/>
-          <w:szCs w:val="25"/>
-          <w:lang w:eastAsia="ar-SA"/>
-        </w:rPr>
-      </w:pPr>
-      <w:r>
-        <w:rPr>
-          <w:rFonts w:ascii="Times New Roman" w:eastAsia="Times New Roman" w:hAnsi="Times New Roman" w:cs="Times New Roman"/>
-          <w:sz w:val="25"/>
-          <w:szCs w:val="25"/>
-          <w:lang w:eastAsia="ar-SA"/>
-        </w:rPr>
-        <w:t>4.4.2. jaunietis nav iesniedzis Centrā ģimenes ārsta izziņu (veidlapa 027/u), kas attiecīgajā mācību gadā atļauj piedalīties Centra organizētajos pasākumos un nodarbībās;</w:t>
-      </w:r>
-    </w:p>
-    <w:p>
-      <w:pPr>
-        <w:suppressAutoHyphens/>
-        <w:spacing w:after="0" w:line="240" w:lineRule="auto"/>
-        <w:jc w:val="both"/>
-        <w:rPr>
-          <w:rFonts w:ascii="Times New Roman" w:eastAsia="Times New Roman" w:hAnsi="Times New Roman" w:cs="Times New Roman"/>
-          <w:sz w:val="25"/>
-          <w:szCs w:val="25"/>
-          <w:lang w:eastAsia="ar-SA"/>
-        </w:rPr>
-      </w:pPr>
-      <w:r>
-        <w:rPr>
-          <w:rFonts w:ascii="Times New Roman" w:eastAsia="Times New Roman" w:hAnsi="Times New Roman" w:cs="Times New Roman"/>
-          <w:sz w:val="25"/>
-          <w:szCs w:val="25"/>
-          <w:lang w:eastAsia="ar-SA"/>
-        </w:rPr>
-        <w:t>4.4.3. jaunietis atsauc savu piekrišanu personas datu apstrādei.</w:t>
-      </w:r>
-    </w:p>
-    <w:p>
-      <w:pPr>
-        <w:suppressAutoHyphens/>
-        <w:spacing w:after="0" w:line="240" w:lineRule="auto"/>
-        <w:jc w:val="both"/>
-        <w:rPr>
-          <w:rFonts w:ascii="Times New Roman" w:eastAsia="Times New Roman" w:hAnsi="Times New Roman" w:cs="Times New Roman"/>
-          <w:sz w:val="25"/>
-          <w:szCs w:val="25"/>
-          <w:lang w:eastAsia="ar-SA"/>
-        </w:rPr>
-      </w:pPr>
-      <w:r>
-        <w:rPr>
-          <w:rFonts w:ascii="Times New Roman" w:eastAsia="Times New Roman" w:hAnsi="Times New Roman" w:cs="Times New Roman"/>
-          <w:sz w:val="25"/>
-          <w:szCs w:val="25"/>
-          <w:lang w:eastAsia="ar-SA"/>
-        </w:rPr>
-        <w:t xml:space="preserve">4.5. Līguma 4.4.punktā noteiktajos gadījumos, paziņojumu par Līguma izbeigšanu pirms termiņa Centrs </w:t>
+        <w:jc w:val="both"/>
+        <w:rPr>
+          <w:sz w:val="25"/>
+          <w:szCs w:val="25"/>
+        </w:rPr>
+      </w:pPr>
+      <w:r>
+        <w:rPr>
+          <w:sz w:val="25"/>
+          <w:szCs w:val="25"/>
+        </w:rPr>
+        <w:t>4.4.1.</w:t>
+      </w:r>
+      <w:r>
+        <w:rPr>
+          <w:sz w:val="25"/>
+          <w:szCs w:val="25"/>
+        </w:rPr>
+        <w:t> jaunietis</w:t>
+      </w:r>
+      <w:r>
+        <w:rPr>
+          <w:sz w:val="25"/>
+          <w:szCs w:val="25"/>
+        </w:rPr>
+        <w:t xml:space="preserve"> vairāk nekā trīs mēnešus bez attaisnojoša iemesla nepameklē Jaunsardzes nodarbības un pasākumus, rada vai var radīt apdraudējumu savai vai citu personu dzīvībai, veselībai vai drošībai un nepilda Valsts aizsardzības mācības un Jaunsardzes likuma 15.pantā noteiktos jaunsarga pienākumus;</w:t>
+      </w:r>
+    </w:p>
+    <w:p>
+      <w:pPr>
+        <w:jc w:val="both"/>
+        <w:rPr>
+          <w:sz w:val="25"/>
+          <w:szCs w:val="25"/>
+        </w:rPr>
+      </w:pPr>
+      <w:r>
+        <w:rPr>
+          <w:sz w:val="25"/>
+          <w:szCs w:val="25"/>
+        </w:rPr>
+        <w:t xml:space="preserve">4.4.2. </w:t>
+      </w:r>
+      <w:r>
+        <w:rPr>
+          <w:sz w:val="25"/>
+          <w:szCs w:val="25"/>
+        </w:rPr>
+        <w:t>jaunietis</w:t>
+      </w:r>
+      <w:r>
+        <w:rPr>
+          <w:sz w:val="25"/>
+          <w:szCs w:val="25"/>
+        </w:rPr>
+        <w:t xml:space="preserve"> nav iesniedzis Centrā ģimenes ārsta izziņu (veidlapa 027/u), kas attiecīgajā mācību gadā atļauj piedalīties </w:t>
+      </w:r>
+      <w:r>
+        <w:rPr>
+          <w:sz w:val="25"/>
+          <w:szCs w:val="25"/>
+        </w:rPr>
+        <w:t>C</w:t>
+      </w:r>
+      <w:r>
+        <w:rPr>
+          <w:sz w:val="25"/>
+          <w:szCs w:val="25"/>
+        </w:rPr>
+        <w:t>entra organizētajos pasākumos un nodarbībās</w:t>
+      </w:r>
+      <w:r>
+        <w:rPr>
+          <w:sz w:val="25"/>
+          <w:szCs w:val="25"/>
+        </w:rPr>
+        <w:t>;</w:t>
+      </w:r>
+    </w:p>
+    <w:p>
+      <w:pPr>
+        <w:jc w:val="both"/>
+        <w:rPr>
+          <w:sz w:val="25"/>
+          <w:szCs w:val="25"/>
+        </w:rPr>
+      </w:pPr>
+      <w:r>
+        <w:rPr>
+          <w:sz w:val="25"/>
+          <w:szCs w:val="25"/>
+        </w:rPr>
+        <w:t xml:space="preserve">4.4.3. </w:t>
+      </w:r>
+      <w:r>
+        <w:rPr>
+          <w:sz w:val="25"/>
+          <w:szCs w:val="25"/>
+        </w:rPr>
+        <w:t>jaunietis</w:t>
+      </w:r>
+      <w:r>
+        <w:rPr>
+          <w:sz w:val="25"/>
+          <w:szCs w:val="25"/>
+        </w:rPr>
+        <w:t xml:space="preserve"> atsauc savu piekrišanu personas datu apstrādei.</w:t>
+      </w:r>
+    </w:p>
+    <w:p>
+      <w:pPr>
+        <w:jc w:val="both"/>
+        <w:rPr>
+          <w:sz w:val="25"/>
+          <w:szCs w:val="25"/>
+        </w:rPr>
+      </w:pPr>
+      <w:r>
+        <w:rPr>
+          <w:sz w:val="25"/>
+          <w:szCs w:val="25"/>
+        </w:rPr>
+        <w:t>4.5.</w:t>
+      </w:r>
+      <w:r>
+        <w:rPr>
+          <w:sz w:val="25"/>
+          <w:szCs w:val="25"/>
+        </w:rPr>
+        <w:t> </w:t>
+      </w:r>
+      <w:r>
+        <w:rPr>
+          <w:sz w:val="25"/>
+          <w:szCs w:val="25"/>
+        </w:rPr>
+        <w:t xml:space="preserve">Līguma 4.4.punktā noteiktajos gadījumos, paziņojumu par Līguma izbeigšanu pirms termiņa Centrs </w:t>
       </w:r>
       <w:proofErr w:type="spellStart"/>
       <w:r>
         <w:rPr>
-          <w:rFonts w:ascii="Times New Roman" w:eastAsia="Times New Roman" w:hAnsi="Times New Roman" w:cs="Times New Roman"/>
-          <w:sz w:val="25"/>
-          <w:szCs w:val="25"/>
-          <w:lang w:eastAsia="ar-SA"/>
+          <w:sz w:val="25"/>
+          <w:szCs w:val="25"/>
         </w:rPr>
         <w:t>nosūta</w:t>
       </w:r>
       <w:proofErr w:type="spellEnd"/>
       <w:r>
         <w:rPr>
-          <w:rFonts w:ascii="Times New Roman" w:eastAsia="Times New Roman" w:hAnsi="Times New Roman" w:cs="Times New Roman"/>
-          <w:sz w:val="25"/>
-          <w:szCs w:val="25"/>
-          <w:lang w:eastAsia="ar-SA"/>
-        </w:rPr>
-        <w:t xml:space="preserve"> jaunietim uz Līgumā norādīto adresi vai elektroniski uz šī Līguma rekvizītos norādīto e-pasta adresi.</w:t>
-      </w:r>
-    </w:p>
-    <w:p>
-      <w:pPr>
-        <w:suppressAutoHyphens/>
-        <w:spacing w:after="0" w:line="240" w:lineRule="auto"/>
-        <w:jc w:val="both"/>
-        <w:rPr>
-          <w:rFonts w:ascii="Times New Roman" w:eastAsia="Times New Roman" w:hAnsi="Times New Roman" w:cs="Times New Roman"/>
-          <w:sz w:val="25"/>
-          <w:szCs w:val="25"/>
-          <w:lang w:eastAsia="ar-SA"/>
-        </w:rPr>
-      </w:pPr>
-      <w:r>
-        <w:rPr>
-          <w:rFonts w:ascii="Times New Roman" w:eastAsia="Times New Roman" w:hAnsi="Times New Roman" w:cs="Times New Roman"/>
-          <w:sz w:val="25"/>
-          <w:szCs w:val="25"/>
-          <w:lang w:eastAsia="ar-SA"/>
-        </w:rPr>
-        <w:t xml:space="preserve">4.6. Jaunietis informē Centru par Līguma izbeigšanu pirms termiņa nosūtot ar drošu elektronisko parakstu parakstītu brīvas formas iesniegumu par līguma izbeigšanu vai iesniedzot to Centrā papīra formā.  </w:t>
-      </w:r>
-    </w:p>
-    <w:p>
-      <w:pPr>
-        <w:suppressAutoHyphens/>
-        <w:spacing w:after="0" w:line="240" w:lineRule="auto"/>
-        <w:jc w:val="both"/>
-        <w:rPr>
-          <w:rFonts w:ascii="Times New Roman" w:eastAsia="Times New Roman" w:hAnsi="Times New Roman" w:cs="Times New Roman"/>
-          <w:sz w:val="25"/>
-          <w:szCs w:val="25"/>
-          <w:lang w:eastAsia="ar-SA"/>
-        </w:rPr>
-      </w:pPr>
-      <w:r>
-        <w:rPr>
-          <w:rFonts w:ascii="Times New Roman" w:eastAsia="Times New Roman" w:hAnsi="Times New Roman" w:cs="Times New Roman"/>
-          <w:sz w:val="25"/>
-          <w:szCs w:val="25"/>
-          <w:lang w:eastAsia="ar-SA"/>
-        </w:rPr>
-        <w:t>4.7. Visus strīdus un domstarpības, kas rodas šī Līguma izpildes gaitā, Līdzēji risina pārrunu ceļā. Ja nav iespējams panākt vienošanos pārrunu ceļā, strīdi tiek risināti Latvijas Republikas normatīvajos aktos noteiktajā kārtībā.</w:t>
-      </w:r>
-    </w:p>
-    <w:p>
-      <w:pPr>
-        <w:suppressAutoHyphens/>
+          <w:sz w:val="25"/>
+          <w:szCs w:val="25"/>
+        </w:rPr>
+        <w:t xml:space="preserve"> </w:t>
+      </w:r>
+      <w:r>
+        <w:rPr>
+          <w:sz w:val="25"/>
+          <w:szCs w:val="25"/>
+        </w:rPr>
+        <w:t>jaunietim</w:t>
+      </w:r>
+      <w:r>
+        <w:rPr>
+          <w:sz w:val="25"/>
+          <w:szCs w:val="25"/>
+        </w:rPr>
+        <w:t xml:space="preserve"> uz Līgumā norādīto adresi vai elektroniski uz šī Līguma rekvizītos norādīto e-pasta adresi.</w:t>
+      </w:r>
+    </w:p>
+    <w:p>
+      <w:pPr>
+        <w:jc w:val="both"/>
+        <w:rPr>
+          <w:sz w:val="25"/>
+          <w:szCs w:val="25"/>
+        </w:rPr>
+      </w:pPr>
+      <w:r>
+        <w:rPr>
+          <w:sz w:val="25"/>
+          <w:szCs w:val="25"/>
+        </w:rPr>
+        <w:t>4.6.</w:t>
+      </w:r>
+      <w:r>
+        <w:rPr>
+          <w:sz w:val="25"/>
+          <w:szCs w:val="25"/>
+        </w:rPr>
+        <w:t> Jaunietis</w:t>
+      </w:r>
+      <w:r>
+        <w:rPr>
+          <w:sz w:val="25"/>
+          <w:szCs w:val="25"/>
+        </w:rPr>
+        <w:t xml:space="preserve"> informē Centru par Līguma izbeigšanu pirms termiņa nosūtot ar drošu elektronisko parakstu parakstītu brīvas formas iesniegumu par līguma izbeigšanu vai iesniedzot to Centrā papīra formā.</w:t>
+      </w:r>
+      <w:r>
+        <w:rPr>
+          <w:sz w:val="25"/>
+          <w:szCs w:val="25"/>
+        </w:rPr>
+        <w:t xml:space="preserve">  </w:t>
+      </w:r>
+    </w:p>
+    <w:p>
+      <w:pPr>
+        <w:jc w:val="both"/>
+        <w:rPr>
+          <w:sz w:val="25"/>
+          <w:szCs w:val="25"/>
+        </w:rPr>
+      </w:pPr>
+      <w:r>
+        <w:rPr>
+          <w:sz w:val="25"/>
+          <w:szCs w:val="25"/>
+        </w:rPr>
+        <w:t>4.</w:t>
+      </w:r>
+      <w:r>
+        <w:rPr>
+          <w:sz w:val="25"/>
+          <w:szCs w:val="25"/>
+        </w:rPr>
+        <w:t>7</w:t>
+      </w:r>
+      <w:r>
+        <w:rPr>
+          <w:sz w:val="25"/>
+          <w:szCs w:val="25"/>
+        </w:rPr>
+        <w:t xml:space="preserve">. Visus strīdus un domstarpības, kas rodas šī Līguma izpildes gaitā, Līdzēji risina pārrunu ceļā. Ja nav iespējams panākt vienošanos pārrunu ceļā, </w:t>
+      </w:r>
+      <w:r>
+        <w:rPr>
+          <w:sz w:val="25"/>
+          <w:szCs w:val="25"/>
+        </w:rPr>
+        <w:t xml:space="preserve">strīdi </w:t>
+      </w:r>
+      <w:r>
+        <w:rPr>
+          <w:sz w:val="25"/>
+          <w:szCs w:val="25"/>
+        </w:rPr>
+        <w:t>tiek risināti Latvijas Republikas normatīvajos aktos noteiktajā kārtībā.</w:t>
+      </w:r>
+    </w:p>
+    <w:p>
+      <w:pPr>
         <w:autoSpaceDE w:val="0"/>
         <w:autoSpaceDN w:val="0"/>
         <w:adjustRightInd w:val="0"/>
-        <w:spacing w:after="0" w:line="240" w:lineRule="auto"/>
         <w:jc w:val="center"/>
         <w:rPr>
-          <w:rFonts w:ascii="Times New Roman" w:eastAsia="Calibri" w:hAnsi="Times New Roman" w:cs="Times New Roman"/>
+          <w:rFonts w:eastAsia="Calibri"/>
           <w:bCs/>
           <w:caps/>
           <w:sz w:val="25"/>
           <w:szCs w:val="25"/>
-          <w:lang w:eastAsia="ar-SA"/>
-        </w:rPr>
-      </w:pPr>
-      <w:r>
-        <w:rPr>
-          <w:rFonts w:ascii="Times New Roman" w:eastAsia="Calibri" w:hAnsi="Times New Roman" w:cs="Times New Roman"/>
+        </w:rPr>
+      </w:pPr>
+      <w:r>
+        <w:rPr>
+          <w:rFonts w:eastAsia="Calibri"/>
           <w:bCs/>
           <w:caps/>
           <w:sz w:val="25"/>
           <w:szCs w:val="25"/>
-          <w:lang w:eastAsia="ar-SA"/>
         </w:rPr>
         <w:t>5. Citi noteikumi</w:t>
       </w:r>
     </w:p>
     <w:p>
       <w:pPr>
-        <w:suppressAutoHyphens/>
         <w:autoSpaceDE w:val="0"/>
         <w:autoSpaceDN w:val="0"/>
         <w:adjustRightInd w:val="0"/>
-        <w:spacing w:after="0" w:line="240" w:lineRule="auto"/>
-        <w:jc w:val="both"/>
-        <w:rPr>
-          <w:rFonts w:ascii="Times New Roman" w:eastAsia="Calibri" w:hAnsi="Times New Roman" w:cs="Times New Roman"/>
-          <w:sz w:val="25"/>
-          <w:szCs w:val="25"/>
-          <w:lang w:eastAsia="ar-SA"/>
-        </w:rPr>
-      </w:pPr>
-      <w:r>
-        <w:rPr>
-          <w:rFonts w:ascii="Times New Roman" w:eastAsia="Calibri" w:hAnsi="Times New Roman" w:cs="Times New Roman"/>
-          <w:sz w:val="25"/>
-          <w:szCs w:val="25"/>
-          <w:lang w:eastAsia="ar-SA"/>
-        </w:rPr>
-        <w:lastRenderedPageBreak/>
+        <w:jc w:val="both"/>
+        <w:rPr>
+          <w:rFonts w:eastAsia="Calibri"/>
+          <w:sz w:val="25"/>
+          <w:szCs w:val="25"/>
+        </w:rPr>
+      </w:pPr>
+      <w:r>
+        <w:rPr>
+          <w:rFonts w:eastAsia="Calibri"/>
+          <w:sz w:val="25"/>
+          <w:szCs w:val="25"/>
+        </w:rPr>
         <w:t xml:space="preserve">5.1. Līdzēju savstarpējā komunikācija (t.sk. dokumentu saskaņošana un parakstīšana) notiek </w:t>
       </w:r>
       <w:r>
         <w:rPr>
-          <w:rFonts w:ascii="Times New Roman" w:eastAsia="Calibri" w:hAnsi="Times New Roman" w:cs="Times New Roman"/>
+          <w:rFonts w:eastAsia="Calibri"/>
           <w:i/>
           <w:sz w:val="25"/>
           <w:szCs w:val="25"/>
-          <w:lang w:eastAsia="ar-SA"/>
         </w:rPr>
         <w:t>(atzīmēt nepieciešamo)</w:t>
       </w:r>
       <w:r>
         <w:rPr>
-          <w:rFonts w:ascii="Times New Roman" w:eastAsia="Calibri" w:hAnsi="Times New Roman" w:cs="Times New Roman"/>
-          <w:sz w:val="25"/>
-          <w:szCs w:val="25"/>
-          <w:lang w:eastAsia="ar-SA"/>
+          <w:rFonts w:eastAsia="Calibri"/>
+          <w:sz w:val="25"/>
+          <w:szCs w:val="25"/>
         </w:rPr>
         <w:t>:</w:t>
       </w:r>
     </w:p>
     <w:p>
       <w:pPr>
-        <w:suppressAutoHyphens/>
         <w:autoSpaceDE w:val="0"/>
         <w:autoSpaceDN w:val="0"/>
         <w:adjustRightInd w:val="0"/>
-        <w:spacing w:after="0" w:line="240" w:lineRule="auto"/>
-        <w:jc w:val="both"/>
-        <w:rPr>
-          <w:rFonts w:ascii="Times New Roman" w:eastAsia="Calibri" w:hAnsi="Times New Roman" w:cs="Times New Roman"/>
-          <w:sz w:val="25"/>
-          <w:szCs w:val="25"/>
-          <w:lang w:eastAsia="ar-SA"/>
-        </w:rPr>
-      </w:pPr>
-      <w:r>
-        <w:rPr>
-          <w:rFonts w:ascii="Times New Roman" w:eastAsia="Calibri" w:hAnsi="Times New Roman" w:cs="Times New Roman"/>
-          <w:sz w:val="25"/>
-          <w:szCs w:val="25"/>
-          <w:lang w:eastAsia="ar-SA"/>
+        <w:jc w:val="both"/>
+        <w:rPr>
+          <w:rFonts w:eastAsia="Calibri"/>
+          <w:sz w:val="25"/>
+          <w:szCs w:val="25"/>
+        </w:rPr>
+      </w:pPr>
+      <w:r>
+        <w:rPr>
+          <w:rFonts w:eastAsia="Calibri"/>
+          <w:sz w:val="25"/>
+          <w:szCs w:val="25"/>
         </w:rPr>
         <w:t xml:space="preserve">5.1.1. </w:t>
       </w:r>
       <w:r>
         <w:rPr>
-          <w:rFonts w:ascii="Times New Roman" w:eastAsia="Calibri" w:hAnsi="Times New Roman" w:cs="Times New Roman"/>
-          <w:sz w:val="25"/>
-          <w:szCs w:val="25"/>
-          <w:lang w:eastAsia="ar-SA"/>
+          <w:rFonts w:eastAsia="Calibri"/>
+          <w:sz w:val="25"/>
+          <w:szCs w:val="25"/>
         </w:rPr>
         <w:fldChar w:fldCharType="begin">
           <w:ffData>
@@ -2809,79 +2559,69 @@
       </w:r>
       <w:r>
         <w:rPr>
-          <w:rFonts w:ascii="Times New Roman" w:eastAsia="Calibri" w:hAnsi="Times New Roman" w:cs="Times New Roman"/>
-          <w:sz w:val="25"/>
-          <w:szCs w:val="25"/>
-          <w:lang w:eastAsia="ar-SA"/>
+          <w:rFonts w:eastAsia="Calibri"/>
+          <w:sz w:val="25"/>
+          <w:szCs w:val="25"/>
         </w:rPr>
         <w:instrText xml:space="preserve"> FORMCHECKBOX </w:instrText>
       </w:r>
       <w:r>
         <w:rPr>
-          <w:rFonts w:ascii="Times New Roman" w:eastAsia="Calibri" w:hAnsi="Times New Roman" w:cs="Times New Roman"/>
-          <w:sz w:val="25"/>
-          <w:szCs w:val="25"/>
-          <w:lang w:eastAsia="ar-SA"/>
-        </w:rPr>
-      </w:r>
-      <w:r>
-        <w:rPr>
-          <w:rFonts w:ascii="Times New Roman" w:eastAsia="Calibri" w:hAnsi="Times New Roman" w:cs="Times New Roman"/>
-          <w:sz w:val="25"/>
-          <w:szCs w:val="25"/>
-          <w:lang w:eastAsia="ar-SA"/>
+          <w:rFonts w:eastAsia="Calibri"/>
+          <w:sz w:val="25"/>
+          <w:szCs w:val="25"/>
+        </w:rPr>
+      </w:r>
+      <w:r>
+        <w:rPr>
+          <w:rFonts w:eastAsia="Calibri"/>
+          <w:sz w:val="25"/>
+          <w:szCs w:val="25"/>
         </w:rPr>
         <w:fldChar w:fldCharType="separate"/>
       </w:r>
       <w:r>
         <w:rPr>
-          <w:rFonts w:ascii="Times New Roman" w:eastAsia="Calibri" w:hAnsi="Times New Roman" w:cs="Times New Roman"/>
-          <w:sz w:val="25"/>
-          <w:szCs w:val="25"/>
-          <w:lang w:eastAsia="ar-SA"/>
+          <w:rFonts w:eastAsia="Calibri"/>
+          <w:sz w:val="25"/>
+          <w:szCs w:val="25"/>
         </w:rPr>
         <w:fldChar w:fldCharType="end"/>
       </w:r>
       <w:r>
         <w:rPr>
-          <w:rFonts w:ascii="Times New Roman" w:eastAsia="Calibri" w:hAnsi="Times New Roman" w:cs="Times New Roman"/>
-          <w:sz w:val="25"/>
-          <w:szCs w:val="25"/>
-          <w:lang w:eastAsia="ar-SA"/>
+          <w:rFonts w:eastAsia="Calibri"/>
+          <w:sz w:val="25"/>
+          <w:szCs w:val="25"/>
         </w:rPr>
         <w:t xml:space="preserve"> klātienē;         </w:t>
       </w:r>
     </w:p>
     <w:p>
       <w:pPr>
-        <w:suppressAutoHyphens/>
         <w:autoSpaceDE w:val="0"/>
         <w:autoSpaceDN w:val="0"/>
         <w:adjustRightInd w:val="0"/>
-        <w:spacing w:after="0" w:line="240" w:lineRule="auto"/>
-        <w:jc w:val="both"/>
-        <w:rPr>
-          <w:rFonts w:ascii="Times New Roman" w:eastAsia="Calibri" w:hAnsi="Times New Roman" w:cs="Times New Roman"/>
-          <w:sz w:val="25"/>
-          <w:szCs w:val="25"/>
-          <w:lang w:eastAsia="ar-SA"/>
-        </w:rPr>
-      </w:pPr>
-      <w:r>
-        <w:rPr>
-          <w:rFonts w:ascii="Times New Roman" w:eastAsia="Calibri" w:hAnsi="Times New Roman" w:cs="Times New Roman"/>
-          <w:sz w:val="25"/>
-          <w:szCs w:val="25"/>
-          <w:lang w:eastAsia="ar-SA"/>
+        <w:jc w:val="both"/>
+        <w:rPr>
+          <w:rFonts w:eastAsia="Calibri"/>
+          <w:sz w:val="25"/>
+          <w:szCs w:val="25"/>
+        </w:rPr>
+      </w:pPr>
+      <w:r>
+        <w:rPr>
+          <w:rFonts w:eastAsia="Calibri"/>
+          <w:sz w:val="25"/>
+          <w:szCs w:val="25"/>
         </w:rPr>
         <w:t xml:space="preserve">5.1.2. </w:t>
       </w:r>
       <w:r>
         <w:rPr>
-          <w:rFonts w:ascii="Times New Roman" w:eastAsia="Calibri" w:hAnsi="Times New Roman" w:cs="Times New Roman"/>
-          <w:sz w:val="25"/>
-          <w:szCs w:val="25"/>
-          <w:lang w:eastAsia="ar-SA"/>
+          <w:rFonts w:eastAsia="Calibri"/>
+          <w:sz w:val="25"/>
+          <w:szCs w:val="25"/>
         </w:rPr>
         <w:fldChar w:fldCharType="begin">
           <w:ffData>
@@ -2897,79 +2637,69 @@
       </w:r>
       <w:r>
         <w:rPr>
-          <w:rFonts w:ascii="Times New Roman" w:eastAsia="Calibri" w:hAnsi="Times New Roman" w:cs="Times New Roman"/>
-          <w:sz w:val="25"/>
-          <w:szCs w:val="25"/>
-          <w:lang w:eastAsia="ar-SA"/>
+          <w:rFonts w:eastAsia="Calibri"/>
+          <w:sz w:val="25"/>
+          <w:szCs w:val="25"/>
         </w:rPr>
         <w:instrText xml:space="preserve"> FORMCHECKBOX </w:instrText>
       </w:r>
       <w:r>
         <w:rPr>
-          <w:rFonts w:ascii="Times New Roman" w:eastAsia="Calibri" w:hAnsi="Times New Roman" w:cs="Times New Roman"/>
-          <w:sz w:val="25"/>
-          <w:szCs w:val="25"/>
-          <w:lang w:eastAsia="ar-SA"/>
-        </w:rPr>
-      </w:r>
-      <w:r>
-        <w:rPr>
-          <w:rFonts w:ascii="Times New Roman" w:eastAsia="Calibri" w:hAnsi="Times New Roman" w:cs="Times New Roman"/>
-          <w:sz w:val="25"/>
-          <w:szCs w:val="25"/>
-          <w:lang w:eastAsia="ar-SA"/>
+          <w:rFonts w:eastAsia="Calibri"/>
+          <w:sz w:val="25"/>
+          <w:szCs w:val="25"/>
+        </w:rPr>
+      </w:r>
+      <w:r>
+        <w:rPr>
+          <w:rFonts w:eastAsia="Calibri"/>
+          <w:sz w:val="25"/>
+          <w:szCs w:val="25"/>
         </w:rPr>
         <w:fldChar w:fldCharType="separate"/>
       </w:r>
       <w:r>
         <w:rPr>
-          <w:rFonts w:ascii="Times New Roman" w:eastAsia="Calibri" w:hAnsi="Times New Roman" w:cs="Times New Roman"/>
-          <w:sz w:val="25"/>
-          <w:szCs w:val="25"/>
-          <w:lang w:eastAsia="ar-SA"/>
+          <w:rFonts w:eastAsia="Calibri"/>
+          <w:sz w:val="25"/>
+          <w:szCs w:val="25"/>
         </w:rPr>
         <w:fldChar w:fldCharType="end"/>
       </w:r>
       <w:r>
         <w:rPr>
-          <w:rFonts w:ascii="Times New Roman" w:eastAsia="Calibri" w:hAnsi="Times New Roman" w:cs="Times New Roman"/>
-          <w:sz w:val="25"/>
-          <w:szCs w:val="25"/>
-          <w:lang w:eastAsia="ar-SA"/>
+          <w:rFonts w:eastAsia="Calibri"/>
+          <w:sz w:val="25"/>
+          <w:szCs w:val="25"/>
         </w:rPr>
         <w:t xml:space="preserve"> telefoniski;      </w:t>
       </w:r>
     </w:p>
     <w:p>
       <w:pPr>
-        <w:suppressAutoHyphens/>
         <w:autoSpaceDE w:val="0"/>
         <w:autoSpaceDN w:val="0"/>
         <w:adjustRightInd w:val="0"/>
-        <w:spacing w:after="0" w:line="240" w:lineRule="auto"/>
-        <w:jc w:val="both"/>
-        <w:rPr>
-          <w:rFonts w:ascii="Times New Roman" w:eastAsia="Calibri" w:hAnsi="Times New Roman" w:cs="Times New Roman"/>
-          <w:sz w:val="25"/>
-          <w:szCs w:val="25"/>
-          <w:lang w:eastAsia="ar-SA"/>
-        </w:rPr>
-      </w:pPr>
-      <w:r>
-        <w:rPr>
-          <w:rFonts w:ascii="Times New Roman" w:eastAsia="Calibri" w:hAnsi="Times New Roman" w:cs="Times New Roman"/>
-          <w:sz w:val="25"/>
-          <w:szCs w:val="25"/>
-          <w:lang w:eastAsia="ar-SA"/>
+        <w:jc w:val="both"/>
+        <w:rPr>
+          <w:rFonts w:eastAsia="Calibri"/>
+          <w:sz w:val="25"/>
+          <w:szCs w:val="25"/>
+        </w:rPr>
+      </w:pPr>
+      <w:r>
+        <w:rPr>
+          <w:rFonts w:eastAsia="Calibri"/>
+          <w:sz w:val="25"/>
+          <w:szCs w:val="25"/>
         </w:rPr>
         <w:t xml:space="preserve">5.1.3. </w:t>
       </w:r>
       <w:r>
         <w:rPr>
-          <w:rFonts w:ascii="Times New Roman" w:eastAsia="Calibri" w:hAnsi="Times New Roman" w:cs="Times New Roman"/>
-          <w:sz w:val="25"/>
-          <w:szCs w:val="25"/>
-          <w:lang w:eastAsia="ar-SA"/>
+          <w:rFonts w:eastAsia="Calibri"/>
+          <w:sz w:val="25"/>
+          <w:szCs w:val="25"/>
         </w:rPr>
         <w:fldChar w:fldCharType="begin">
           <w:ffData>
@@ -2985,79 +2715,70 @@
       </w:r>
       <w:r>
         <w:rPr>
-          <w:rFonts w:ascii="Times New Roman" w:eastAsia="Calibri" w:hAnsi="Times New Roman" w:cs="Times New Roman"/>
-          <w:sz w:val="25"/>
-          <w:szCs w:val="25"/>
-          <w:lang w:eastAsia="ar-SA"/>
+          <w:rFonts w:eastAsia="Calibri"/>
+          <w:sz w:val="25"/>
+          <w:szCs w:val="25"/>
         </w:rPr>
         <w:instrText xml:space="preserve"> FORMCHECKBOX </w:instrText>
       </w:r>
       <w:r>
         <w:rPr>
-          <w:rFonts w:ascii="Times New Roman" w:eastAsia="Calibri" w:hAnsi="Times New Roman" w:cs="Times New Roman"/>
-          <w:sz w:val="25"/>
-          <w:szCs w:val="25"/>
-          <w:lang w:eastAsia="ar-SA"/>
-        </w:rPr>
-      </w:r>
-      <w:r>
-        <w:rPr>
-          <w:rFonts w:ascii="Times New Roman" w:eastAsia="Calibri" w:hAnsi="Times New Roman" w:cs="Times New Roman"/>
-          <w:sz w:val="25"/>
-          <w:szCs w:val="25"/>
-          <w:lang w:eastAsia="ar-SA"/>
+          <w:rFonts w:eastAsia="Calibri"/>
+          <w:sz w:val="25"/>
+          <w:szCs w:val="25"/>
+        </w:rPr>
+      </w:r>
+      <w:r>
+        <w:rPr>
+          <w:rFonts w:eastAsia="Calibri"/>
+          <w:sz w:val="25"/>
+          <w:szCs w:val="25"/>
         </w:rPr>
         <w:fldChar w:fldCharType="separate"/>
       </w:r>
       <w:r>
         <w:rPr>
-          <w:rFonts w:ascii="Times New Roman" w:eastAsia="Calibri" w:hAnsi="Times New Roman" w:cs="Times New Roman"/>
-          <w:sz w:val="25"/>
-          <w:szCs w:val="25"/>
-          <w:lang w:eastAsia="ar-SA"/>
+          <w:rFonts w:eastAsia="Calibri"/>
+          <w:sz w:val="25"/>
+          <w:szCs w:val="25"/>
         </w:rPr>
         <w:fldChar w:fldCharType="end"/>
       </w:r>
       <w:r>
         <w:rPr>
-          <w:rFonts w:ascii="Times New Roman" w:eastAsia="Calibri" w:hAnsi="Times New Roman" w:cs="Times New Roman"/>
-          <w:sz w:val="25"/>
-          <w:szCs w:val="25"/>
-          <w:lang w:eastAsia="ar-SA"/>
+          <w:rFonts w:eastAsia="Calibri"/>
+          <w:sz w:val="25"/>
+          <w:szCs w:val="25"/>
         </w:rPr>
         <w:t xml:space="preserve"> elektroniski </w:t>
       </w:r>
     </w:p>
     <w:p>
       <w:pPr>
-        <w:suppressAutoHyphens/>
         <w:autoSpaceDE w:val="0"/>
         <w:autoSpaceDN w:val="0"/>
         <w:adjustRightInd w:val="0"/>
-        <w:spacing w:after="0" w:line="240" w:lineRule="auto"/>
-        <w:jc w:val="both"/>
-        <w:rPr>
-          <w:rFonts w:ascii="Times New Roman" w:eastAsia="Calibri" w:hAnsi="Times New Roman" w:cs="Times New Roman"/>
-          <w:sz w:val="25"/>
-          <w:szCs w:val="25"/>
-          <w:lang w:eastAsia="ar-SA"/>
-        </w:rPr>
-      </w:pPr>
-      <w:r>
-        <w:rPr>
-          <w:rFonts w:ascii="Times New Roman" w:eastAsia="Calibri" w:hAnsi="Times New Roman" w:cs="Times New Roman"/>
-          <w:sz w:val="25"/>
-          <w:szCs w:val="25"/>
-          <w:lang w:eastAsia="ar-SA"/>
-        </w:rPr>
+        <w:jc w:val="both"/>
+        <w:rPr>
+          <w:rFonts w:eastAsia="Calibri"/>
+          <w:sz w:val="25"/>
+          <w:szCs w:val="25"/>
+        </w:rPr>
+      </w:pPr>
+      <w:r>
+        <w:rPr>
+          <w:rFonts w:eastAsia="Calibri"/>
+          <w:sz w:val="25"/>
+          <w:szCs w:val="25"/>
+        </w:rPr>
+        <w:lastRenderedPageBreak/>
         <w:t xml:space="preserve">5.1.4. </w:t>
       </w:r>
       <w:r>
         <w:rPr>
-          <w:rFonts w:ascii="Times New Roman" w:eastAsia="Calibri" w:hAnsi="Times New Roman" w:cs="Times New Roman"/>
-          <w:sz w:val="25"/>
-          <w:szCs w:val="25"/>
-          <w:lang w:eastAsia="ar-SA"/>
+          <w:rFonts w:eastAsia="Calibri"/>
+          <w:sz w:val="25"/>
+          <w:szCs w:val="25"/>
         </w:rPr>
         <w:fldChar w:fldCharType="begin">
           <w:ffData>
@@ -3073,45 +2794,40 @@
       </w:r>
       <w:r>
         <w:rPr>
-          <w:rFonts w:ascii="Times New Roman" w:eastAsia="Calibri" w:hAnsi="Times New Roman" w:cs="Times New Roman"/>
-          <w:sz w:val="25"/>
-          <w:szCs w:val="25"/>
-          <w:lang w:eastAsia="ar-SA"/>
+          <w:rFonts w:eastAsia="Calibri"/>
+          <w:sz w:val="25"/>
+          <w:szCs w:val="25"/>
         </w:rPr>
         <w:instrText xml:space="preserve"> FORMCHECKBOX </w:instrText>
       </w:r>
       <w:r>
         <w:rPr>
-          <w:rFonts w:ascii="Times New Roman" w:eastAsia="Calibri" w:hAnsi="Times New Roman" w:cs="Times New Roman"/>
-          <w:sz w:val="25"/>
-          <w:szCs w:val="25"/>
-          <w:lang w:eastAsia="ar-SA"/>
-        </w:rPr>
-      </w:r>
-      <w:r>
-        <w:rPr>
-          <w:rFonts w:ascii="Times New Roman" w:eastAsia="Calibri" w:hAnsi="Times New Roman" w:cs="Times New Roman"/>
-          <w:sz w:val="25"/>
-          <w:szCs w:val="25"/>
-          <w:lang w:eastAsia="ar-SA"/>
+          <w:rFonts w:eastAsia="Calibri"/>
+          <w:sz w:val="25"/>
+          <w:szCs w:val="25"/>
+        </w:rPr>
+      </w:r>
+      <w:r>
+        <w:rPr>
+          <w:rFonts w:eastAsia="Calibri"/>
+          <w:sz w:val="25"/>
+          <w:szCs w:val="25"/>
         </w:rPr>
         <w:fldChar w:fldCharType="separate"/>
       </w:r>
       <w:r>
         <w:rPr>
-          <w:rFonts w:ascii="Times New Roman" w:eastAsia="Calibri" w:hAnsi="Times New Roman" w:cs="Times New Roman"/>
-          <w:sz w:val="25"/>
-          <w:szCs w:val="25"/>
-          <w:lang w:eastAsia="ar-SA"/>
+          <w:rFonts w:eastAsia="Calibri"/>
+          <w:sz w:val="25"/>
+          <w:szCs w:val="25"/>
         </w:rPr>
         <w:fldChar w:fldCharType="end"/>
       </w:r>
       <w:r>
         <w:rPr>
-          <w:rFonts w:ascii="Times New Roman" w:eastAsia="Calibri" w:hAnsi="Times New Roman" w:cs="Times New Roman"/>
-          <w:sz w:val="25"/>
-          <w:szCs w:val="25"/>
-          <w:lang w:eastAsia="ar-SA"/>
+          <w:rFonts w:eastAsia="Calibri"/>
+          <w:sz w:val="25"/>
+          <w:szCs w:val="25"/>
         </w:rPr>
         <w:t xml:space="preserve"> elektroniskajā vidē, izmantojot drošu elektronisko parakstu un laika zīmogu; </w:t>
       </w:r>
@@ -3121,34 +2837,29 @@
         <w:tabs>
           <w:tab w:val="left" w:pos="1843"/>
         </w:tabs>
-        <w:suppressAutoHyphens/>
         <w:autoSpaceDE w:val="0"/>
         <w:autoSpaceDN w:val="0"/>
         <w:adjustRightInd w:val="0"/>
-        <w:spacing w:after="0" w:line="240" w:lineRule="auto"/>
-        <w:jc w:val="both"/>
-        <w:rPr>
-          <w:rFonts w:ascii="Times New Roman" w:eastAsia="Calibri" w:hAnsi="Times New Roman" w:cs="Times New Roman"/>
-          <w:sz w:val="25"/>
-          <w:szCs w:val="25"/>
-          <w:lang w:eastAsia="ar-SA"/>
-        </w:rPr>
-      </w:pPr>
-      <w:r>
-        <w:rPr>
-          <w:rFonts w:ascii="Times New Roman" w:eastAsia="Calibri" w:hAnsi="Times New Roman" w:cs="Times New Roman"/>
-          <w:sz w:val="25"/>
-          <w:szCs w:val="25"/>
-          <w:lang w:eastAsia="ar-SA"/>
+        <w:jc w:val="both"/>
+        <w:rPr>
+          <w:rFonts w:eastAsia="Calibri"/>
+          <w:sz w:val="25"/>
+          <w:szCs w:val="25"/>
+        </w:rPr>
+      </w:pPr>
+      <w:r>
+        <w:rPr>
+          <w:rFonts w:eastAsia="Calibri"/>
+          <w:sz w:val="25"/>
+          <w:szCs w:val="25"/>
         </w:rPr>
         <w:t>5.1.5. </w:t>
       </w:r>
       <w:r>
         <w:rPr>
-          <w:rFonts w:ascii="Times New Roman" w:eastAsia="Calibri" w:hAnsi="Times New Roman" w:cs="Times New Roman"/>
-          <w:sz w:val="25"/>
-          <w:szCs w:val="25"/>
-          <w:lang w:eastAsia="ar-SA"/>
+          <w:rFonts w:eastAsia="Calibri"/>
+          <w:sz w:val="25"/>
+          <w:szCs w:val="25"/>
         </w:rPr>
         <w:fldChar w:fldCharType="begin">
           <w:ffData>
@@ -3164,45 +2875,40 @@
       </w:r>
       <w:r>
         <w:rPr>
-          <w:rFonts w:ascii="Times New Roman" w:eastAsia="Calibri" w:hAnsi="Times New Roman" w:cs="Times New Roman"/>
-          <w:sz w:val="25"/>
-          <w:szCs w:val="25"/>
-          <w:lang w:eastAsia="ar-SA"/>
+          <w:rFonts w:eastAsia="Calibri"/>
+          <w:sz w:val="25"/>
+          <w:szCs w:val="25"/>
         </w:rPr>
         <w:instrText xml:space="preserve"> FORMCHECKBOX </w:instrText>
       </w:r>
       <w:r>
         <w:rPr>
-          <w:rFonts w:ascii="Times New Roman" w:eastAsia="Calibri" w:hAnsi="Times New Roman" w:cs="Times New Roman"/>
-          <w:sz w:val="25"/>
-          <w:szCs w:val="25"/>
-          <w:lang w:eastAsia="ar-SA"/>
-        </w:rPr>
-      </w:r>
-      <w:r>
-        <w:rPr>
-          <w:rFonts w:ascii="Times New Roman" w:eastAsia="Calibri" w:hAnsi="Times New Roman" w:cs="Times New Roman"/>
-          <w:sz w:val="25"/>
-          <w:szCs w:val="25"/>
-          <w:lang w:eastAsia="ar-SA"/>
+          <w:rFonts w:eastAsia="Calibri"/>
+          <w:sz w:val="25"/>
+          <w:szCs w:val="25"/>
+        </w:rPr>
+      </w:r>
+      <w:r>
+        <w:rPr>
+          <w:rFonts w:eastAsia="Calibri"/>
+          <w:sz w:val="25"/>
+          <w:szCs w:val="25"/>
         </w:rPr>
         <w:fldChar w:fldCharType="separate"/>
       </w:r>
       <w:r>
         <w:rPr>
-          <w:rFonts w:ascii="Times New Roman" w:eastAsia="Calibri" w:hAnsi="Times New Roman" w:cs="Times New Roman"/>
-          <w:sz w:val="25"/>
-          <w:szCs w:val="25"/>
-          <w:lang w:eastAsia="ar-SA"/>
+          <w:rFonts w:eastAsia="Calibri"/>
+          <w:sz w:val="25"/>
+          <w:szCs w:val="25"/>
         </w:rPr>
         <w:fldChar w:fldCharType="end"/>
       </w:r>
       <w:r>
         <w:rPr>
-          <w:rFonts w:ascii="Times New Roman" w:eastAsia="Calibri" w:hAnsi="Times New Roman" w:cs="Times New Roman"/>
-          <w:sz w:val="25"/>
-          <w:szCs w:val="25"/>
-          <w:lang w:eastAsia="ar-SA"/>
+          <w:rFonts w:eastAsia="Calibri"/>
+          <w:sz w:val="25"/>
+          <w:szCs w:val="25"/>
         </w:rPr>
         <w:t> rakstiski, izmantojot šī Līguma rekvizītu zonā norādīto kontaktinformāciju vai interneta vietnes „E-klase” saziņas iespējas.</w:t>
       </w:r>
@@ -3212,44 +2918,38 @@
         <w:tabs>
           <w:tab w:val="left" w:pos="1843"/>
         </w:tabs>
-        <w:suppressAutoHyphens/>
         <w:autoSpaceDE w:val="0"/>
         <w:autoSpaceDN w:val="0"/>
         <w:adjustRightInd w:val="0"/>
-        <w:spacing w:after="0" w:line="240" w:lineRule="auto"/>
-        <w:jc w:val="both"/>
-        <w:rPr>
-          <w:rFonts w:ascii="Times New Roman" w:eastAsia="Calibri" w:hAnsi="Times New Roman" w:cs="Times New Roman"/>
-          <w:sz w:val="25"/>
-          <w:szCs w:val="25"/>
-          <w:lang w:eastAsia="ar-SA"/>
-        </w:rPr>
-      </w:pPr>
-      <w:r>
-        <w:rPr>
-          <w:rFonts w:ascii="Times New Roman" w:eastAsia="Calibri" w:hAnsi="Times New Roman" w:cs="Times New Roman"/>
-          <w:sz w:val="25"/>
-          <w:szCs w:val="25"/>
-          <w:lang w:eastAsia="ar-SA"/>
+        <w:jc w:val="both"/>
+        <w:rPr>
+          <w:rFonts w:eastAsia="Calibri"/>
+          <w:sz w:val="25"/>
+          <w:szCs w:val="25"/>
+        </w:rPr>
+      </w:pPr>
+      <w:r>
+        <w:rPr>
+          <w:rFonts w:eastAsia="Calibri"/>
+          <w:sz w:val="25"/>
+          <w:szCs w:val="25"/>
         </w:rPr>
         <w:t>5.2.</w:t>
       </w:r>
       <w:r>
         <w:rPr>
-          <w:rFonts w:ascii="Times New Roman" w:eastAsia="Calibri" w:hAnsi="Times New Roman" w:cs="Times New Roman"/>
+          <w:rFonts w:eastAsia="Calibri"/>
           <w:sz w:val="25"/>
           <w:szCs w:val="25"/>
           <w:vertAlign w:val="superscript"/>
-          <w:lang w:eastAsia="ar-SA"/>
         </w:rPr>
         <w:t xml:space="preserve"> </w:t>
       </w:r>
       <w:r>
         <w:rPr>
-          <w:rFonts w:ascii="Times New Roman" w:eastAsia="Calibri" w:hAnsi="Times New Roman" w:cs="Times New Roman"/>
-          <w:sz w:val="25"/>
-          <w:szCs w:val="25"/>
-          <w:lang w:eastAsia="ar-SA"/>
+          <w:rFonts w:eastAsia="Calibri"/>
+          <w:sz w:val="25"/>
+          <w:szCs w:val="25"/>
         </w:rPr>
         <w:t xml:space="preserve">Līguma grozījumus Līdzēji noformē rakstiski, kas ir spēkā no visu eksemplāru abpusējas parakstīšanas dienas. </w:t>
       </w:r>
@@ -3259,129 +2959,112 @@
         <w:tabs>
           <w:tab w:val="left" w:pos="1843"/>
         </w:tabs>
-        <w:suppressAutoHyphens/>
         <w:autoSpaceDE w:val="0"/>
         <w:autoSpaceDN w:val="0"/>
         <w:adjustRightInd w:val="0"/>
-        <w:spacing w:after="0" w:line="240" w:lineRule="auto"/>
-        <w:jc w:val="both"/>
-        <w:rPr>
-          <w:rFonts w:ascii="Times New Roman" w:eastAsia="Calibri" w:hAnsi="Times New Roman" w:cs="Times New Roman"/>
-          <w:sz w:val="25"/>
-          <w:szCs w:val="25"/>
-          <w:lang w:eastAsia="ar-SA"/>
-        </w:rPr>
-      </w:pPr>
-      <w:r>
-        <w:rPr>
-          <w:rFonts w:ascii="Times New Roman" w:eastAsia="Calibri" w:hAnsi="Times New Roman" w:cs="Times New Roman"/>
-          <w:sz w:val="25"/>
-          <w:szCs w:val="25"/>
-          <w:lang w:eastAsia="ar-SA"/>
+        <w:jc w:val="both"/>
+        <w:rPr>
+          <w:rFonts w:eastAsia="Calibri"/>
+          <w:sz w:val="25"/>
+          <w:szCs w:val="25"/>
+        </w:rPr>
+      </w:pPr>
+      <w:r>
+        <w:rPr>
+          <w:rFonts w:eastAsia="Calibri"/>
+          <w:sz w:val="25"/>
+          <w:szCs w:val="25"/>
         </w:rPr>
         <w:t xml:space="preserve">5.3. Visi pēc Līguma spēkā stāšanās noformētie Līguma grozījumi, kas noformēti šī Līguma 5.2.punktā noteiktajā kārtībā, ir šī Līguma neatņemama sastāvdaļa.  </w:t>
       </w:r>
     </w:p>
     <w:p>
       <w:pPr>
-        <w:suppressAutoHyphens/>
         <w:autoSpaceDE w:val="0"/>
         <w:autoSpaceDN w:val="0"/>
         <w:adjustRightInd w:val="0"/>
-        <w:spacing w:after="0" w:line="240" w:lineRule="auto"/>
-        <w:jc w:val="both"/>
-        <w:rPr>
-          <w:rFonts w:ascii="Times New Roman" w:eastAsia="Calibri" w:hAnsi="Times New Roman" w:cs="Times New Roman"/>
-          <w:sz w:val="25"/>
-          <w:szCs w:val="25"/>
-          <w:lang w:eastAsia="ar-SA"/>
-        </w:rPr>
-      </w:pPr>
-      <w:r>
-        <w:rPr>
-          <w:rFonts w:ascii="Times New Roman" w:eastAsia="Calibri" w:hAnsi="Times New Roman" w:cs="Times New Roman"/>
-          <w:sz w:val="25"/>
-          <w:szCs w:val="25"/>
-          <w:lang w:eastAsia="ar-SA"/>
+        <w:jc w:val="both"/>
+        <w:rPr>
+          <w:rFonts w:eastAsia="Calibri"/>
+          <w:sz w:val="25"/>
+          <w:szCs w:val="25"/>
+        </w:rPr>
+      </w:pPr>
+      <w:r>
+        <w:rPr>
+          <w:rFonts w:eastAsia="Calibri"/>
+          <w:sz w:val="25"/>
+          <w:szCs w:val="25"/>
         </w:rPr>
         <w:t>5.4. Līdzēji 5 (piecu) darba dienu laikā informē viens otru par adreses, telefonu vai citu rekvizītu izmaiņām rakstiski vai E-klases oficiālajā sarakstē.</w:t>
       </w:r>
     </w:p>
     <w:p>
       <w:pPr>
+        <w:suppressAutoHyphens w:val="0"/>
         <w:autoSpaceDE w:val="0"/>
         <w:autoSpaceDN w:val="0"/>
         <w:adjustRightInd w:val="0"/>
-        <w:spacing w:after="0" w:line="240" w:lineRule="auto"/>
-        <w:jc w:val="both"/>
-        <w:rPr>
-          <w:rFonts w:ascii="Times New Roman" w:eastAsia="Calibri" w:hAnsi="Times New Roman" w:cs="Times New Roman"/>
-          <w:sz w:val="25"/>
-          <w:szCs w:val="25"/>
-        </w:rPr>
-      </w:pPr>
-      <w:r>
-        <w:rPr>
-          <w:rFonts w:ascii="Times New Roman" w:eastAsia="Calibri" w:hAnsi="Times New Roman" w:cs="Times New Roman"/>
-          <w:sz w:val="25"/>
-          <w:szCs w:val="25"/>
-          <w:lang w:eastAsia="ar-SA"/>
+        <w:jc w:val="both"/>
+        <w:rPr>
+          <w:rFonts w:eastAsia="Calibri"/>
+          <w:sz w:val="25"/>
+          <w:szCs w:val="25"/>
+          <w:lang w:eastAsia="en-US"/>
+        </w:rPr>
+      </w:pPr>
+      <w:r>
+        <w:rPr>
+          <w:rFonts w:eastAsia="Calibri"/>
+          <w:sz w:val="25"/>
+          <w:szCs w:val="25"/>
         </w:rPr>
         <w:t>5.4. </w:t>
       </w:r>
       <w:r>
         <w:rPr>
-          <w:rFonts w:ascii="Times New Roman" w:eastAsia="Times New Roman" w:hAnsi="Times New Roman" w:cs="Times New Roman"/>
-          <w:sz w:val="25"/>
-          <w:szCs w:val="25"/>
-          <w:lang w:eastAsia="ar-SA"/>
-        </w:rPr>
-        <w:t>Līgums sagatavots latviešu valodā uz ________ (______________________) lapām elektroniskā dokumenta formā, kas glabājas pie katra no Līdzējiem.</w:t>
-      </w:r>
-    </w:p>
-    <w:p>
-      <w:pPr>
-        <w:suppressAutoHyphens/>
+          <w:sz w:val="25"/>
+          <w:szCs w:val="25"/>
+        </w:rPr>
+        <w:t>Līgums sastādīts latviešu valodā uz ___ (_______________) lapām elektroniskā dokumenta formā, kas glabājas pie katra no Līdzējiem.</w:t>
+      </w:r>
+    </w:p>
+    <w:p>
+      <w:pPr>
         <w:autoSpaceDE w:val="0"/>
         <w:autoSpaceDN w:val="0"/>
         <w:adjustRightInd w:val="0"/>
-        <w:spacing w:after="0" w:line="240" w:lineRule="auto"/>
-        <w:jc w:val="both"/>
-        <w:rPr>
-          <w:rFonts w:ascii="Times New Roman" w:eastAsia="Calibri" w:hAnsi="Times New Roman" w:cs="Times New Roman"/>
-          <w:sz w:val="25"/>
-          <w:szCs w:val="25"/>
-          <w:lang w:eastAsia="ar-SA"/>
-        </w:rPr>
-      </w:pPr>
-    </w:p>
-    <w:p>
-      <w:pPr>
-        <w:suppressAutoHyphens/>
+        <w:jc w:val="both"/>
+        <w:rPr>
+          <w:rFonts w:eastAsia="Calibri"/>
+          <w:sz w:val="25"/>
+          <w:szCs w:val="25"/>
+        </w:rPr>
+      </w:pPr>
+    </w:p>
+    <w:p>
+      <w:pPr>
         <w:autoSpaceDE w:val="0"/>
         <w:autoSpaceDN w:val="0"/>
         <w:adjustRightInd w:val="0"/>
-        <w:spacing w:after="0" w:line="240" w:lineRule="auto"/>
         <w:jc w:val="center"/>
         <w:rPr>
-          <w:rFonts w:ascii="Times New Roman" w:eastAsia="Calibri" w:hAnsi="Times New Roman" w:cs="Times New Roman"/>
+          <w:rFonts w:eastAsia="Calibri"/>
           <w:bCs/>
           <w:caps/>
           <w:color w:val="000000"/>
           <w:sz w:val="25"/>
           <w:szCs w:val="25"/>
-          <w:lang w:eastAsia="ar-SA"/>
-        </w:rPr>
-      </w:pPr>
-      <w:r>
-        <w:rPr>
-          <w:rFonts w:ascii="Times New Roman" w:eastAsia="Calibri" w:hAnsi="Times New Roman" w:cs="Times New Roman"/>
+        </w:rPr>
+      </w:pPr>
+      <w:r>
+        <w:rPr>
+          <w:rFonts w:eastAsia="Calibri"/>
           <w:bCs/>
           <w:caps/>
           <w:color w:val="000000"/>
           <w:sz w:val="25"/>
           <w:szCs w:val="25"/>
-          <w:lang w:eastAsia="ar-SA"/>
         </w:rPr>
         <w:t xml:space="preserve">līdzēju rekvizīti </w:t>
       </w:r>
@@ -3422,45 +3105,38 @@
           </w:tcPr>
           <w:p>
             <w:pPr>
-              <w:suppressAutoHyphens/>
               <w:autoSpaceDE w:val="0"/>
               <w:autoSpaceDN w:val="0"/>
               <w:adjustRightInd w:val="0"/>
-              <w:spacing w:after="0" w:line="240" w:lineRule="auto"/>
-              <w:rPr>
-                <w:rFonts w:ascii="Times New Roman" w:eastAsia="Calibri" w:hAnsi="Times New Roman" w:cs="Times New Roman"/>
+              <w:rPr>
+                <w:rFonts w:eastAsia="Calibri"/>
                 <w:b/>
                 <w:color w:val="000000"/>
                 <w:sz w:val="25"/>
                 <w:szCs w:val="25"/>
-                <w:lang w:eastAsia="ar-SA"/>
               </w:rPr>
             </w:pPr>
             <w:r>
               <w:rPr>
-                <w:rFonts w:ascii="Times New Roman" w:eastAsia="Calibri" w:hAnsi="Times New Roman" w:cs="Times New Roman"/>
+                <w:rFonts w:eastAsia="Calibri"/>
                 <w:b/>
                 <w:color w:val="000000"/>
                 <w:sz w:val="25"/>
                 <w:szCs w:val="25"/>
-                <w:lang w:eastAsia="ar-SA"/>
               </w:rPr>
               <w:t>Centrs:</w:t>
             </w:r>
           </w:p>
           <w:p>
             <w:pPr>
-              <w:suppressAutoHyphens/>
               <w:autoSpaceDE w:val="0"/>
               <w:autoSpaceDN w:val="0"/>
               <w:adjustRightInd w:val="0"/>
-              <w:spacing w:after="0" w:line="240" w:lineRule="auto"/>
-              <w:rPr>
-                <w:rFonts w:ascii="Times New Roman" w:eastAsia="Calibri" w:hAnsi="Times New Roman" w:cs="Times New Roman"/>
-                <w:color w:val="000000"/>
-                <w:sz w:val="25"/>
-                <w:szCs w:val="25"/>
-                <w:lang w:eastAsia="ar-SA"/>
+              <w:rPr>
+                <w:rFonts w:eastAsia="Calibri"/>
+                <w:color w:val="000000"/>
+                <w:sz w:val="25"/>
+                <w:szCs w:val="25"/>
               </w:rPr>
             </w:pPr>
           </w:p>
@@ -3478,35 +3154,29 @@
           </w:tcPr>
           <w:p>
             <w:pPr>
-              <w:suppressAutoHyphens/>
               <w:autoSpaceDE w:val="0"/>
               <w:autoSpaceDN w:val="0"/>
               <w:adjustRightInd w:val="0"/>
-              <w:spacing w:after="0" w:line="240" w:lineRule="auto"/>
-              <w:rPr>
-                <w:rFonts w:ascii="Times New Roman" w:eastAsia="Calibri" w:hAnsi="Times New Roman" w:cs="Times New Roman"/>
+              <w:rPr>
+                <w:rFonts w:eastAsia="Calibri"/>
                 <w:b/>
                 <w:color w:val="000000"/>
                 <w:sz w:val="25"/>
                 <w:szCs w:val="25"/>
-                <w:lang w:eastAsia="ar-SA"/>
-              </w:rPr>
-            </w:pPr>
-          </w:p>
-          <w:p>
-            <w:pPr>
-              <w:suppressAutoHyphens/>
+              </w:rPr>
+            </w:pPr>
+          </w:p>
+          <w:p>
+            <w:pPr>
               <w:autoSpaceDE w:val="0"/>
               <w:autoSpaceDN w:val="0"/>
               <w:adjustRightInd w:val="0"/>
-              <w:spacing w:after="0" w:line="240" w:lineRule="auto"/>
-              <w:rPr>
-                <w:rFonts w:ascii="Times New Roman" w:eastAsia="Calibri" w:hAnsi="Times New Roman" w:cs="Times New Roman"/>
+              <w:rPr>
+                <w:rFonts w:eastAsia="Calibri"/>
                 <w:b/>
                 <w:color w:val="000000"/>
                 <w:sz w:val="25"/>
                 <w:szCs w:val="25"/>
-                <w:lang w:eastAsia="ar-SA"/>
               </w:rPr>
             </w:pPr>
           </w:p>
@@ -3524,29 +3194,25 @@
           </w:tcPr>
           <w:p>
             <w:pPr>
-              <w:suppressAutoHyphens/>
               <w:autoSpaceDE w:val="0"/>
               <w:autoSpaceDN w:val="0"/>
               <w:adjustRightInd w:val="0"/>
-              <w:spacing w:after="0" w:line="240" w:lineRule="auto"/>
-              <w:rPr>
-                <w:rFonts w:ascii="Times New Roman" w:eastAsia="Calibri" w:hAnsi="Times New Roman" w:cs="Times New Roman"/>
+              <w:rPr>
+                <w:rFonts w:eastAsia="Calibri"/>
                 <w:b/>
                 <w:color w:val="000000"/>
                 <w:sz w:val="25"/>
                 <w:szCs w:val="25"/>
-                <w:lang w:eastAsia="ar-SA"/>
               </w:rPr>
             </w:pPr>
             <w:r>
               <w:rPr>
-                <w:rFonts w:ascii="Times New Roman" w:eastAsia="Calibri" w:hAnsi="Times New Roman" w:cs="Times New Roman"/>
+                <w:rFonts w:eastAsia="Calibri"/>
                 <w:b/>
                 <w:bCs/>
                 <w:color w:val="000000"/>
                 <w:sz w:val="25"/>
                 <w:szCs w:val="25"/>
-                <w:lang w:eastAsia="ar-SA"/>
               </w:rPr>
               <w:t>Jaunietis:</w:t>
             </w:r>
@@ -3570,27 +3236,23 @@
           </w:tcPr>
           <w:p>
             <w:pPr>
-              <w:suppressAutoHyphens/>
               <w:autoSpaceDE w:val="0"/>
               <w:autoSpaceDN w:val="0"/>
               <w:adjustRightInd w:val="0"/>
-              <w:spacing w:after="0" w:line="240" w:lineRule="auto"/>
-              <w:rPr>
-                <w:rFonts w:ascii="Times New Roman" w:eastAsia="Calibri" w:hAnsi="Times New Roman" w:cs="Times New Roman"/>
-                <w:color w:val="000000"/>
-                <w:sz w:val="25"/>
-                <w:szCs w:val="25"/>
-                <w:lang w:eastAsia="ar-SA"/>
+              <w:rPr>
+                <w:rFonts w:eastAsia="Calibri"/>
+                <w:color w:val="000000"/>
+                <w:sz w:val="25"/>
+                <w:szCs w:val="25"/>
               </w:rPr>
             </w:pPr>
             <w:r>
               <w:rPr>
-                <w:rFonts w:ascii="Times New Roman" w:eastAsia="Calibri" w:hAnsi="Times New Roman" w:cs="Times New Roman"/>
+                <w:rFonts w:eastAsia="Calibri"/>
                 <w:b/>
                 <w:color w:val="000000"/>
                 <w:sz w:val="25"/>
                 <w:szCs w:val="25"/>
-                <w:lang w:eastAsia="ar-SA"/>
               </w:rPr>
               <w:t>Jaunsardzes centrs</w:t>
             </w:r>
@@ -3609,17 +3271,14 @@
           </w:tcPr>
           <w:p>
             <w:pPr>
-              <w:suppressAutoHyphens/>
               <w:autoSpaceDE w:val="0"/>
               <w:autoSpaceDN w:val="0"/>
               <w:adjustRightInd w:val="0"/>
-              <w:spacing w:after="0" w:line="240" w:lineRule="auto"/>
-              <w:rPr>
-                <w:rFonts w:ascii="Times New Roman" w:eastAsia="Calibri" w:hAnsi="Times New Roman" w:cs="Times New Roman"/>
-                <w:color w:val="000000"/>
-                <w:sz w:val="25"/>
-                <w:szCs w:val="25"/>
-                <w:lang w:eastAsia="ar-SA"/>
+              <w:rPr>
+                <w:rFonts w:eastAsia="Calibri"/>
+                <w:color w:val="000000"/>
+                <w:sz w:val="25"/>
+                <w:szCs w:val="25"/>
               </w:rPr>
             </w:pPr>
           </w:p>
@@ -3637,27 +3296,17 @@
           </w:tcPr>
           <w:p>
             <w:pPr>
-              <w:suppressAutoHyphens/>
               <w:autoSpaceDE w:val="0"/>
               <w:autoSpaceDN w:val="0"/>
               <w:adjustRightInd w:val="0"/>
-              <w:spacing w:after="0" w:line="240" w:lineRule="auto"/>
-              <w:jc w:val="center"/>
-              <w:rPr>
-                <w:rFonts w:ascii="Times New Roman" w:eastAsia="Calibri" w:hAnsi="Times New Roman" w:cs="Times New Roman"/>
-                <w:color w:val="000000"/>
-                <w:sz w:val="25"/>
-                <w:szCs w:val="25"/>
-                <w:lang w:eastAsia="ar-SA"/>
+              <w:rPr>
+                <w:rFonts w:eastAsia="Calibri"/>
+                <w:color w:val="000000"/>
+                <w:sz w:val="25"/>
+                <w:szCs w:val="25"/>
               </w:rPr>
             </w:pPr>
             <w:r>
-              <w:rPr>
-                <w:rFonts w:ascii="Times New Roman" w:hAnsi="Times New Roman" w:cs="Times New Roman" w:eastAsia="Times New Roman"/>
-                <w:b w:val="0"/>
-                <w:i w:val="0"/>
-                <w:sz w:val="25"/>
-              </w:rPr>
               <w:t>{j_vards_pk}</w:t>
             </w:r>
           </w:p>
@@ -3680,48 +3329,35 @@
           </w:tcPr>
           <w:p>
             <w:pPr>
-              <w:suppressAutoHyphens/>
               <w:autoSpaceDE w:val="0"/>
               <w:autoSpaceDN w:val="0"/>
               <w:adjustRightInd w:val="0"/>
-              <w:spacing w:after="0" w:line="240" w:lineRule="auto"/>
-              <w:rPr>
-                <w:rFonts w:ascii="Times New Roman" w:eastAsia="Calibri" w:hAnsi="Times New Roman" w:cs="Times New Roman"/>
-                <w:color w:val="000000"/>
-                <w:sz w:val="25"/>
-                <w:szCs w:val="25"/>
-                <w:lang w:eastAsia="ar-SA"/>
-              </w:rPr>
-            </w:pPr>
+              <w:rPr>
+                <w:rFonts w:eastAsia="Calibri"/>
+                <w:color w:val="000000"/>
+                <w:sz w:val="25"/>
+                <w:szCs w:val="25"/>
+              </w:rPr>
+            </w:pPr>
+            <w:proofErr w:type="spellStart"/>
             <w:r>
               <w:rPr>
-                <w:rFonts w:ascii="Times New Roman" w:eastAsia="Calibri" w:hAnsi="Times New Roman" w:cs="Times New Roman"/>
-                <w:color w:val="000000"/>
-                <w:sz w:val="25"/>
-                <w:szCs w:val="25"/>
-                <w:lang w:eastAsia="ar-SA"/>
-              </w:rPr>
-              <w:t>Talejas iela 1</w:t>
+                <w:rFonts w:eastAsia="Calibri"/>
+                <w:color w:val="000000"/>
+                <w:sz w:val="25"/>
+                <w:szCs w:val="25"/>
+              </w:rPr>
+              <w:t>K.Valdemāra</w:t>
             </w:r>
+            <w:proofErr w:type="spellEnd"/>
             <w:r>
               <w:rPr>
-                <w:rFonts w:ascii="Times New Roman" w:eastAsia="Calibri" w:hAnsi="Times New Roman" w:cs="Times New Roman"/>
-                <w:color w:val="000000"/>
-                <w:sz w:val="25"/>
-                <w:szCs w:val="25"/>
-                <w:lang w:eastAsia="ar-SA"/>
-              </w:rPr>
-              <w:t>, Rīgā, LV-1</w:t>
-            </w:r>
-            <w:r>
-              <w:rPr>
-                <w:rFonts w:ascii="Times New Roman" w:eastAsia="Calibri" w:hAnsi="Times New Roman" w:cs="Times New Roman"/>
-                <w:color w:val="000000"/>
-                <w:sz w:val="25"/>
-                <w:szCs w:val="25"/>
-                <w:lang w:eastAsia="ar-SA"/>
-              </w:rPr>
-              <w:t>026</w:t>
+                <w:rFonts w:eastAsia="Calibri"/>
+                <w:color w:val="000000"/>
+                <w:sz w:val="25"/>
+                <w:szCs w:val="25"/>
+              </w:rPr>
+              <w:t xml:space="preserve"> iela 10/12, Rīgā, LV-1473</w:t>
             </w:r>
           </w:p>
         </w:tc>
@@ -3738,17 +3374,14 @@
           </w:tcPr>
           <w:p>
             <w:pPr>
-              <w:suppressAutoHyphens/>
               <w:autoSpaceDE w:val="0"/>
               <w:autoSpaceDN w:val="0"/>
               <w:adjustRightInd w:val="0"/>
-              <w:spacing w:after="0" w:line="240" w:lineRule="auto"/>
-              <w:rPr>
-                <w:rFonts w:ascii="Times New Roman" w:eastAsia="Calibri" w:hAnsi="Times New Roman" w:cs="Times New Roman"/>
-                <w:color w:val="000000"/>
-                <w:sz w:val="25"/>
-                <w:szCs w:val="25"/>
-                <w:lang w:eastAsia="ar-SA"/>
+              <w:rPr>
+                <w:rFonts w:eastAsia="Calibri"/>
+                <w:color w:val="000000"/>
+                <w:sz w:val="25"/>
+                <w:szCs w:val="25"/>
               </w:rPr>
             </w:pPr>
           </w:p>
@@ -3766,28 +3399,24 @@
           </w:tcPr>
           <w:p>
             <w:pPr>
-              <w:suppressAutoHyphens/>
               <w:autoSpaceDE w:val="0"/>
               <w:autoSpaceDN w:val="0"/>
               <w:adjustRightInd w:val="0"/>
-              <w:spacing w:after="0" w:line="240" w:lineRule="auto"/>
               <w:jc w:val="center"/>
               <w:rPr>
-                <w:rFonts w:ascii="Times New Roman" w:eastAsia="Calibri" w:hAnsi="Times New Roman" w:cs="Times New Roman"/>
+                <w:rFonts w:eastAsia="Calibri"/>
                 <w:color w:val="000000"/>
                 <w:sz w:val="12"/>
                 <w:szCs w:val="12"/>
-                <w:lang w:eastAsia="ar-SA"/>
               </w:rPr>
             </w:pPr>
             <w:r>
               <w:rPr>
-                <w:rFonts w:ascii="Times New Roman" w:eastAsia="Calibri" w:hAnsi="Times New Roman" w:cs="Times New Roman"/>
+                <w:rFonts w:eastAsia="Calibri"/>
                 <w:i/>
                 <w:color w:val="000000"/>
                 <w:sz w:val="12"/>
                 <w:szCs w:val="12"/>
-                <w:lang w:eastAsia="ar-SA"/>
               </w:rPr>
               <w:t>(vārds, uzvārds, personas kods)</w:t>
             </w:r>
@@ -3811,26 +3440,22 @@
           </w:tcPr>
           <w:p>
             <w:pPr>
-              <w:suppressAutoHyphens/>
               <w:autoSpaceDE w:val="0"/>
               <w:autoSpaceDN w:val="0"/>
               <w:adjustRightInd w:val="0"/>
-              <w:spacing w:after="0" w:line="240" w:lineRule="auto"/>
-              <w:rPr>
-                <w:rFonts w:ascii="Times New Roman" w:eastAsia="Calibri" w:hAnsi="Times New Roman" w:cs="Times New Roman"/>
-                <w:color w:val="000000"/>
-                <w:sz w:val="25"/>
-                <w:szCs w:val="25"/>
-                <w:lang w:eastAsia="ar-SA"/>
+              <w:rPr>
+                <w:rFonts w:eastAsia="Calibri"/>
+                <w:color w:val="000000"/>
+                <w:sz w:val="25"/>
+                <w:szCs w:val="25"/>
               </w:rPr>
             </w:pPr>
             <w:r>
               <w:rPr>
-                <w:rFonts w:ascii="Times New Roman" w:eastAsia="Calibri" w:hAnsi="Times New Roman" w:cs="Times New Roman"/>
-                <w:color w:val="000000"/>
-                <w:sz w:val="25"/>
-                <w:szCs w:val="25"/>
-                <w:lang w:eastAsia="ar-SA"/>
+                <w:rFonts w:eastAsia="Calibri"/>
+                <w:color w:val="000000"/>
+                <w:sz w:val="25"/>
+                <w:szCs w:val="25"/>
               </w:rPr>
               <w:t>Tālrunis: 67335388</w:t>
             </w:r>
@@ -3849,18 +3474,15 @@
           </w:tcPr>
           <w:p>
             <w:pPr>
-              <w:suppressAutoHyphens/>
               <w:autoSpaceDE w:val="0"/>
               <w:autoSpaceDN w:val="0"/>
               <w:adjustRightInd w:val="0"/>
-              <w:spacing w:after="0" w:line="240" w:lineRule="auto"/>
-              <w:rPr>
-                <w:rFonts w:ascii="Times New Roman" w:eastAsia="Calibri" w:hAnsi="Times New Roman" w:cs="Times New Roman"/>
+              <w:rPr>
+                <w:rFonts w:eastAsia="Calibri"/>
                 <w:i/>
                 <w:color w:val="000000"/>
                 <w:sz w:val="25"/>
                 <w:szCs w:val="25"/>
-                <w:lang w:eastAsia="ar-SA"/>
               </w:rPr>
             </w:pPr>
           </w:p>
@@ -3878,27 +3500,17 @@
           </w:tcPr>
           <w:p>
             <w:pPr>
-              <w:suppressAutoHyphens/>
               <w:autoSpaceDE w:val="0"/>
               <w:autoSpaceDN w:val="0"/>
               <w:adjustRightInd w:val="0"/>
-              <w:spacing w:after="0" w:line="240" w:lineRule="auto"/>
-              <w:jc w:val="center"/>
-              <w:rPr>
-                <w:rFonts w:ascii="Times New Roman" w:eastAsia="Calibri" w:hAnsi="Times New Roman" w:cs="Times New Roman"/>
-                <w:color w:val="000000"/>
-                <w:sz w:val="25"/>
-                <w:szCs w:val="25"/>
-                <w:lang w:eastAsia="ar-SA"/>
+              <w:rPr>
+                <w:rFonts w:eastAsia="Calibri"/>
+                <w:color w:val="000000"/>
+                <w:sz w:val="25"/>
+                <w:szCs w:val="25"/>
               </w:rPr>
             </w:pPr>
             <w:r>
-              <w:rPr>
-                <w:rFonts w:ascii="Times New Roman" w:hAnsi="Times New Roman" w:cs="Times New Roman" w:eastAsia="Times New Roman"/>
-                <w:b w:val="0"/>
-                <w:i w:val="0"/>
-                <w:sz w:val="25"/>
-              </w:rPr>
               <w:t>{j_adrese_dekl}</w:t>
             </w:r>
           </w:p>
@@ -3921,28 +3533,24 @@
           </w:tcPr>
           <w:p>
             <w:pPr>
-              <w:suppressAutoHyphens/>
               <w:autoSpaceDE w:val="0"/>
               <w:autoSpaceDN w:val="0"/>
               <w:adjustRightInd w:val="0"/>
-              <w:spacing w:after="0" w:line="240" w:lineRule="auto"/>
-              <w:rPr>
-                <w:rFonts w:ascii="Times New Roman" w:eastAsia="Calibri" w:hAnsi="Times New Roman" w:cs="Times New Roman"/>
-                <w:color w:val="000000"/>
-                <w:sz w:val="25"/>
-                <w:szCs w:val="25"/>
-                <w:lang w:eastAsia="ar-SA"/>
+              <w:rPr>
+                <w:rFonts w:eastAsia="Calibri"/>
+                <w:color w:val="000000"/>
+                <w:sz w:val="25"/>
+                <w:szCs w:val="25"/>
               </w:rPr>
             </w:pPr>
             <w:r>
               <w:rPr>
-                <w:rFonts w:ascii="Times New Roman" w:eastAsia="Calibri" w:hAnsi="Times New Roman" w:cs="Times New Roman"/>
-                <w:color w:val="000000"/>
-                <w:sz w:val="25"/>
-                <w:szCs w:val="25"/>
-                <w:lang w:eastAsia="ar-SA"/>
-              </w:rPr>
-              <w:t>e-pasts: pasts@jc.gov.lv</w:t>
+                <w:rFonts w:eastAsia="Calibri"/>
+                <w:color w:val="000000"/>
+                <w:sz w:val="25"/>
+                <w:szCs w:val="25"/>
+              </w:rPr>
+              <w:t>e-pasts: jc@jc.gov.lv</w:t>
             </w:r>
           </w:p>
         </w:tc>
@@ -3959,17 +3567,14 @@
           </w:tcPr>
           <w:p>
             <w:pPr>
-              <w:suppressAutoHyphens/>
               <w:autoSpaceDE w:val="0"/>
               <w:autoSpaceDN w:val="0"/>
               <w:adjustRightInd w:val="0"/>
-              <w:spacing w:after="0" w:line="240" w:lineRule="auto"/>
-              <w:rPr>
-                <w:rFonts w:ascii="Times New Roman" w:eastAsia="Calibri" w:hAnsi="Times New Roman" w:cs="Times New Roman"/>
-                <w:color w:val="000000"/>
-                <w:sz w:val="25"/>
-                <w:szCs w:val="25"/>
-                <w:lang w:eastAsia="ar-SA"/>
+              <w:rPr>
+                <w:rFonts w:eastAsia="Calibri"/>
+                <w:color w:val="000000"/>
+                <w:sz w:val="25"/>
+                <w:szCs w:val="25"/>
               </w:rPr>
             </w:pPr>
           </w:p>
@@ -3987,28 +3592,24 @@
           </w:tcPr>
           <w:p>
             <w:pPr>
-              <w:suppressAutoHyphens/>
               <w:autoSpaceDE w:val="0"/>
               <w:autoSpaceDN w:val="0"/>
               <w:adjustRightInd w:val="0"/>
-              <w:spacing w:after="0" w:line="240" w:lineRule="auto"/>
               <w:jc w:val="center"/>
               <w:rPr>
-                <w:rFonts w:ascii="Times New Roman" w:eastAsia="Calibri" w:hAnsi="Times New Roman" w:cs="Times New Roman"/>
+                <w:rFonts w:eastAsia="Calibri"/>
                 <w:color w:val="000000"/>
                 <w:sz w:val="12"/>
                 <w:szCs w:val="12"/>
-                <w:lang w:eastAsia="ar-SA"/>
               </w:rPr>
             </w:pPr>
             <w:r>
               <w:rPr>
-                <w:rFonts w:ascii="Times New Roman" w:eastAsia="Calibri" w:hAnsi="Times New Roman" w:cs="Times New Roman"/>
+                <w:rFonts w:eastAsia="Calibri"/>
                 <w:i/>
                 <w:color w:val="000000"/>
                 <w:sz w:val="12"/>
                 <w:szCs w:val="12"/>
-                <w:lang w:eastAsia="ar-SA"/>
               </w:rPr>
               <w:t>(deklarētās dzīvesvietas adrese)</w:t>
             </w:r>
@@ -4032,17 +3633,14 @@
           </w:tcPr>
           <w:p>
             <w:pPr>
-              <w:suppressAutoHyphens/>
               <w:autoSpaceDE w:val="0"/>
               <w:autoSpaceDN w:val="0"/>
               <w:adjustRightInd w:val="0"/>
-              <w:spacing w:after="0" w:line="240" w:lineRule="auto"/>
-              <w:rPr>
-                <w:rFonts w:ascii="Times New Roman" w:eastAsia="Calibri" w:hAnsi="Times New Roman" w:cs="Times New Roman"/>
-                <w:color w:val="000000"/>
-                <w:sz w:val="25"/>
-                <w:szCs w:val="25"/>
-                <w:lang w:eastAsia="ar-SA"/>
+              <w:rPr>
+                <w:rFonts w:eastAsia="Calibri"/>
+                <w:color w:val="000000"/>
+                <w:sz w:val="25"/>
+                <w:szCs w:val="25"/>
               </w:rPr>
             </w:pPr>
           </w:p>
@@ -4060,18 +3658,15 @@
           </w:tcPr>
           <w:p>
             <w:pPr>
-              <w:suppressAutoHyphens/>
               <w:autoSpaceDE w:val="0"/>
               <w:autoSpaceDN w:val="0"/>
               <w:adjustRightInd w:val="0"/>
-              <w:spacing w:after="0" w:line="240" w:lineRule="auto"/>
-              <w:rPr>
-                <w:rFonts w:ascii="Times New Roman" w:eastAsia="Calibri" w:hAnsi="Times New Roman" w:cs="Times New Roman"/>
+              <w:rPr>
+                <w:rFonts w:eastAsia="Calibri"/>
                 <w:i/>
                 <w:color w:val="000000"/>
                 <w:sz w:val="25"/>
                 <w:szCs w:val="25"/>
-                <w:lang w:eastAsia="ar-SA"/>
               </w:rPr>
             </w:pPr>
           </w:p>
@@ -4089,27 +3684,17 @@
           </w:tcPr>
           <w:p>
             <w:pPr>
-              <w:suppressAutoHyphens/>
               <w:autoSpaceDE w:val="0"/>
               <w:autoSpaceDN w:val="0"/>
               <w:adjustRightInd w:val="0"/>
-              <w:spacing w:after="0" w:line="240" w:lineRule="auto"/>
-              <w:jc w:val="center"/>
-              <w:rPr>
-                <w:rFonts w:ascii="Times New Roman" w:eastAsia="Calibri" w:hAnsi="Times New Roman" w:cs="Times New Roman"/>
-                <w:color w:val="000000"/>
-                <w:sz w:val="25"/>
-                <w:szCs w:val="25"/>
-                <w:lang w:eastAsia="ar-SA"/>
+              <w:rPr>
+                <w:rFonts w:eastAsia="Calibri"/>
+                <w:color w:val="000000"/>
+                <w:sz w:val="25"/>
+                <w:szCs w:val="25"/>
               </w:rPr>
             </w:pPr>
             <w:r>
-              <w:rPr>
-                <w:rFonts w:ascii="Times New Roman" w:hAnsi="Times New Roman" w:cs="Times New Roman" w:eastAsia="Times New Roman"/>
-                <w:b w:val="0"/>
-                <w:i w:val="0"/>
-                <w:sz w:val="25"/>
-              </w:rPr>
               <w:t>{j_adrese_fakt}</w:t>
             </w:r>
           </w:p>
@@ -4132,17 +3717,14 @@
           </w:tcPr>
           <w:p>
             <w:pPr>
-              <w:suppressAutoHyphens/>
               <w:autoSpaceDE w:val="0"/>
               <w:autoSpaceDN w:val="0"/>
               <w:adjustRightInd w:val="0"/>
-              <w:spacing w:after="0" w:line="240" w:lineRule="auto"/>
-              <w:rPr>
-                <w:rFonts w:ascii="Times New Roman" w:eastAsia="Calibri" w:hAnsi="Times New Roman" w:cs="Times New Roman"/>
-                <w:color w:val="000000"/>
-                <w:sz w:val="25"/>
-                <w:szCs w:val="25"/>
-                <w:lang w:eastAsia="ar-SA"/>
+              <w:rPr>
+                <w:rFonts w:eastAsia="Calibri"/>
+                <w:color w:val="000000"/>
+                <w:sz w:val="25"/>
+                <w:szCs w:val="25"/>
               </w:rPr>
             </w:pPr>
           </w:p>
@@ -4160,17 +3742,14 @@
           </w:tcPr>
           <w:p>
             <w:pPr>
-              <w:suppressAutoHyphens/>
               <w:autoSpaceDE w:val="0"/>
               <w:autoSpaceDN w:val="0"/>
               <w:adjustRightInd w:val="0"/>
-              <w:spacing w:after="0" w:line="240" w:lineRule="auto"/>
-              <w:rPr>
-                <w:rFonts w:ascii="Times New Roman" w:eastAsia="Calibri" w:hAnsi="Times New Roman" w:cs="Times New Roman"/>
-                <w:color w:val="000000"/>
-                <w:sz w:val="25"/>
-                <w:szCs w:val="25"/>
-                <w:lang w:eastAsia="ar-SA"/>
+              <w:rPr>
+                <w:rFonts w:eastAsia="Calibri"/>
+                <w:color w:val="000000"/>
+                <w:sz w:val="25"/>
+                <w:szCs w:val="25"/>
               </w:rPr>
             </w:pPr>
           </w:p>
@@ -4188,28 +3767,24 @@
           </w:tcPr>
           <w:p>
             <w:pPr>
-              <w:suppressAutoHyphens/>
               <w:autoSpaceDE w:val="0"/>
               <w:autoSpaceDN w:val="0"/>
               <w:adjustRightInd w:val="0"/>
-              <w:spacing w:after="0" w:line="240" w:lineRule="auto"/>
               <w:jc w:val="center"/>
               <w:rPr>
-                <w:rFonts w:ascii="Times New Roman" w:eastAsia="Calibri" w:hAnsi="Times New Roman" w:cs="Times New Roman"/>
+                <w:rFonts w:eastAsia="Calibri"/>
                 <w:color w:val="000000"/>
                 <w:sz w:val="12"/>
                 <w:szCs w:val="12"/>
-                <w:lang w:eastAsia="ar-SA"/>
               </w:rPr>
             </w:pPr>
             <w:r>
               <w:rPr>
-                <w:rFonts w:ascii="Times New Roman" w:eastAsia="Calibri" w:hAnsi="Times New Roman" w:cs="Times New Roman"/>
+                <w:rFonts w:eastAsia="Calibri"/>
                 <w:i/>
                 <w:color w:val="000000"/>
                 <w:sz w:val="12"/>
                 <w:szCs w:val="12"/>
-                <w:lang w:eastAsia="ar-SA"/>
               </w:rPr>
               <w:t>(faktiskās dzīvesvietas adrese, ja tā atšķiras no deklarētās dzīvesvietas)</w:t>
             </w:r>
@@ -4233,42 +3808,39 @@
           </w:tcPr>
           <w:p>
             <w:pPr>
-              <w:suppressAutoHyphens/>
               <w:autoSpaceDE w:val="0"/>
               <w:autoSpaceDN w:val="0"/>
               <w:adjustRightInd w:val="0"/>
-              <w:spacing w:after="0" w:line="240" w:lineRule="auto"/>
-              <w:jc w:val="center"/>
-              <w:rPr>
-                <w:rFonts w:ascii="Times New Roman" w:eastAsia="Calibri" w:hAnsi="Times New Roman" w:cs="Times New Roman"/>
+              <w:rPr>
+                <w:rFonts w:eastAsia="Calibri"/>
                 <w:i/>
                 <w:color w:val="000000"/>
                 <w:sz w:val="25"/>
                 <w:szCs w:val="25"/>
-                <w:lang w:eastAsia="ar-SA"/>
               </w:rPr>
             </w:pPr>
             <w:r>
               <w:rPr>
-                <w:rFonts w:ascii="Times New Roman" w:eastAsia="Times New Roman" w:hAnsi="Times New Roman" w:cs="Times New Roman"/>
-                <w:b w:val="0"/>
-                <w:i w:val="0"/>
-                <w:color w:val="000000"/>
-                <w:sz w:val="25"/>
-                <w:szCs w:val="25"/>
-                <w:lang w:eastAsia="ar-SA"/>
-              </w:rPr>
-              <w:t>{i_amats}</w:t>
+                <w:rFonts w:eastAsia="Calibri"/>
+                <w:i/>
+                <w:color w:val="000000"/>
+                <w:sz w:val="25"/>
+                <w:szCs w:val="25"/>
+              </w:rPr>
+              <w:tab/>
             </w:r>
             <w:r>
               <w:rPr>
-                <w:rFonts w:ascii="Times New Roman" w:eastAsia="Calibri" w:hAnsi="Times New Roman" w:cs="Times New Roman"/>
+                <w:rFonts w:eastAsia="Calibri"/>
                 <w:i/>
                 <w:color w:val="000000"/>
                 <w:sz w:val="25"/>
                 <w:szCs w:val="25"/>
-                <w:lang w:eastAsia="ar-SA"/>
-              </w:rPr>
+              </w:rPr>
+              <w:tab/>
+            </w:r>
+            <w:r>
+              <w:t>{i_amats}</w:t>
             </w:r>
           </w:p>
         </w:tc>
@@ -4285,18 +3857,15 @@
           </w:tcPr>
           <w:p>
             <w:pPr>
-              <w:suppressAutoHyphens/>
               <w:autoSpaceDE w:val="0"/>
               <w:autoSpaceDN w:val="0"/>
               <w:adjustRightInd w:val="0"/>
-              <w:spacing w:after="0" w:line="240" w:lineRule="auto"/>
-              <w:rPr>
-                <w:rFonts w:ascii="Times New Roman" w:eastAsia="Calibri" w:hAnsi="Times New Roman" w:cs="Times New Roman"/>
+              <w:rPr>
+                <w:rFonts w:eastAsia="Calibri"/>
                 <w:i/>
                 <w:color w:val="000000"/>
                 <w:sz w:val="25"/>
                 <w:szCs w:val="25"/>
-                <w:lang w:eastAsia="ar-SA"/>
               </w:rPr>
             </w:pPr>
           </w:p>
@@ -4314,17 +3883,14 @@
           </w:tcPr>
           <w:p>
             <w:pPr>
-              <w:suppressAutoHyphens/>
               <w:autoSpaceDE w:val="0"/>
               <w:autoSpaceDN w:val="0"/>
               <w:adjustRightInd w:val="0"/>
-              <w:spacing w:after="0" w:line="240" w:lineRule="auto"/>
-              <w:rPr>
-                <w:rFonts w:ascii="Times New Roman" w:eastAsia="Calibri" w:hAnsi="Times New Roman" w:cs="Times New Roman"/>
-                <w:color w:val="000000"/>
-                <w:sz w:val="25"/>
-                <w:szCs w:val="25"/>
-                <w:lang w:eastAsia="ar-SA"/>
+              <w:rPr>
+                <w:rFonts w:eastAsia="Calibri"/>
+                <w:color w:val="000000"/>
+                <w:sz w:val="25"/>
+                <w:szCs w:val="25"/>
               </w:rPr>
             </w:pPr>
           </w:p>
@@ -4347,28 +3913,25 @@
           </w:tcPr>
           <w:p>
             <w:pPr>
-              <w:suppressAutoHyphens/>
               <w:autoSpaceDE w:val="0"/>
               <w:autoSpaceDN w:val="0"/>
               <w:adjustRightInd w:val="0"/>
-              <w:spacing w:after="0" w:line="240" w:lineRule="auto"/>
               <w:jc w:val="center"/>
               <w:rPr>
-                <w:rFonts w:ascii="Times New Roman" w:eastAsia="Calibri" w:hAnsi="Times New Roman" w:cs="Times New Roman"/>
+                <w:rFonts w:eastAsia="Calibri"/>
                 <w:color w:val="000000"/>
                 <w:sz w:val="12"/>
                 <w:szCs w:val="12"/>
-                <w:lang w:val="en-US" w:eastAsia="ar-SA"/>
+                <w:lang w:val="en-US"/>
               </w:rPr>
             </w:pPr>
             <w:r>
               <w:rPr>
-                <w:rFonts w:ascii="Times New Roman" w:eastAsia="Calibri" w:hAnsi="Times New Roman" w:cs="Times New Roman"/>
+                <w:rFonts w:eastAsia="Calibri"/>
                 <w:i/>
                 <w:color w:val="000000"/>
                 <w:sz w:val="12"/>
                 <w:szCs w:val="12"/>
-                <w:lang w:eastAsia="ar-SA"/>
               </w:rPr>
               <w:t>(Centra direktora pilnvarotās personas amats)</w:t>
             </w:r>
@@ -4387,17 +3950,14 @@
           </w:tcPr>
           <w:p>
             <w:pPr>
-              <w:suppressAutoHyphens/>
               <w:autoSpaceDE w:val="0"/>
               <w:autoSpaceDN w:val="0"/>
               <w:adjustRightInd w:val="0"/>
-              <w:spacing w:after="0" w:line="240" w:lineRule="auto"/>
-              <w:rPr>
-                <w:rFonts w:ascii="Times New Roman" w:eastAsia="Calibri" w:hAnsi="Times New Roman" w:cs="Times New Roman"/>
-                <w:color w:val="000000"/>
-                <w:sz w:val="25"/>
-                <w:szCs w:val="25"/>
-                <w:lang w:eastAsia="ar-SA"/>
+              <w:rPr>
+                <w:rFonts w:eastAsia="Calibri"/>
+                <w:color w:val="000000"/>
+                <w:sz w:val="25"/>
+                <w:szCs w:val="25"/>
               </w:rPr>
             </w:pPr>
           </w:p>
@@ -4415,17 +3975,14 @@
           </w:tcPr>
           <w:p>
             <w:pPr>
-              <w:suppressAutoHyphens/>
               <w:autoSpaceDE w:val="0"/>
               <w:autoSpaceDN w:val="0"/>
               <w:adjustRightInd w:val="0"/>
-              <w:spacing w:after="0" w:line="240" w:lineRule="auto"/>
-              <w:rPr>
-                <w:rFonts w:ascii="Times New Roman" w:eastAsia="Calibri" w:hAnsi="Times New Roman" w:cs="Times New Roman"/>
-                <w:color w:val="000000"/>
-                <w:sz w:val="25"/>
-                <w:szCs w:val="25"/>
-                <w:lang w:eastAsia="ar-SA"/>
+              <w:rPr>
+                <w:rFonts w:eastAsia="Calibri"/>
+                <w:color w:val="000000"/>
+                <w:sz w:val="25"/>
+                <w:szCs w:val="25"/>
               </w:rPr>
             </w:pPr>
           </w:p>
@@ -4448,27 +4005,18 @@
           </w:tcPr>
           <w:p>
             <w:pPr>
-              <w:suppressAutoHyphens/>
               <w:autoSpaceDE w:val="0"/>
               <w:autoSpaceDN w:val="0"/>
               <w:adjustRightInd w:val="0"/>
-              <w:spacing w:after="0" w:line="240" w:lineRule="auto"/>
-              <w:jc w:val="center"/>
-              <w:rPr>
-                <w:rFonts w:ascii="Times New Roman" w:eastAsia="Calibri" w:hAnsi="Times New Roman" w:cs="Times New Roman"/>
-                <w:color w:val="000000"/>
-                <w:sz w:val="25"/>
-                <w:szCs w:val="25"/>
-                <w:lang w:val="en-US" w:eastAsia="ar-SA"/>
+              <w:rPr>
+                <w:rFonts w:eastAsia="Calibri"/>
+                <w:color w:val="000000"/>
+                <w:sz w:val="25"/>
+                <w:szCs w:val="25"/>
+                <w:lang w:val="en-US"/>
               </w:rPr>
             </w:pPr>
             <w:r>
-              <w:rPr>
-                <w:rFonts w:ascii="Times New Roman" w:hAnsi="Times New Roman" w:cs="Times New Roman" w:eastAsia="Times New Roman"/>
-                <w:b w:val="0"/>
-                <w:i w:val="0"/>
-                <w:sz w:val="25"/>
-              </w:rPr>
               <w:t>{i_vards}</w:t>
             </w:r>
           </w:p>
@@ -4486,18 +4034,15 @@
           </w:tcPr>
           <w:p>
             <w:pPr>
-              <w:suppressAutoHyphens/>
               <w:autoSpaceDE w:val="0"/>
               <w:autoSpaceDN w:val="0"/>
               <w:adjustRightInd w:val="0"/>
-              <w:spacing w:after="0" w:line="240" w:lineRule="auto"/>
-              <w:rPr>
-                <w:rFonts w:ascii="Times New Roman" w:eastAsia="Calibri" w:hAnsi="Times New Roman" w:cs="Times New Roman"/>
+              <w:rPr>
+                <w:rFonts w:eastAsia="Calibri"/>
                 <w:i/>
                 <w:color w:val="000000"/>
                 <w:sz w:val="25"/>
                 <w:szCs w:val="25"/>
-                <w:lang w:eastAsia="ar-SA"/>
               </w:rPr>
             </w:pPr>
           </w:p>
@@ -4515,17 +4060,14 @@
           </w:tcPr>
           <w:p>
             <w:pPr>
-              <w:suppressAutoHyphens/>
               <w:autoSpaceDE w:val="0"/>
               <w:autoSpaceDN w:val="0"/>
               <w:adjustRightInd w:val="0"/>
-              <w:spacing w:after="0" w:line="240" w:lineRule="auto"/>
-              <w:rPr>
-                <w:rFonts w:ascii="Times New Roman" w:eastAsia="Calibri" w:hAnsi="Times New Roman" w:cs="Times New Roman"/>
-                <w:color w:val="000000"/>
-                <w:sz w:val="25"/>
-                <w:szCs w:val="25"/>
-                <w:lang w:eastAsia="ar-SA"/>
+              <w:rPr>
+                <w:rFonts w:eastAsia="Calibri"/>
+                <w:color w:val="000000"/>
+                <w:sz w:val="25"/>
+                <w:szCs w:val="25"/>
               </w:rPr>
             </w:pPr>
           </w:p>
@@ -4548,28 +4090,24 @@
           </w:tcPr>
           <w:p>
             <w:pPr>
-              <w:suppressAutoHyphens/>
               <w:autoSpaceDE w:val="0"/>
               <w:autoSpaceDN w:val="0"/>
               <w:adjustRightInd w:val="0"/>
-              <w:spacing w:after="0" w:line="240" w:lineRule="auto"/>
               <w:jc w:val="center"/>
               <w:rPr>
-                <w:rFonts w:ascii="Times New Roman" w:eastAsia="Calibri" w:hAnsi="Times New Roman" w:cs="Times New Roman"/>
+                <w:rFonts w:eastAsia="Calibri"/>
                 <w:color w:val="000000"/>
                 <w:sz w:val="12"/>
                 <w:szCs w:val="12"/>
-                <w:lang w:eastAsia="ar-SA"/>
               </w:rPr>
             </w:pPr>
             <w:r>
               <w:rPr>
-                <w:rFonts w:ascii="Times New Roman" w:eastAsia="Calibri" w:hAnsi="Times New Roman" w:cs="Times New Roman"/>
+                <w:rFonts w:eastAsia="Calibri"/>
                 <w:i/>
                 <w:color w:val="000000"/>
                 <w:sz w:val="12"/>
                 <w:szCs w:val="12"/>
-                <w:lang w:eastAsia="ar-SA"/>
               </w:rPr>
               <w:t>(vārds, uzvārds)</w:t>
             </w:r>
@@ -4588,17 +4126,14 @@
           </w:tcPr>
           <w:p>
             <w:pPr>
-              <w:suppressAutoHyphens/>
               <w:autoSpaceDE w:val="0"/>
               <w:autoSpaceDN w:val="0"/>
               <w:adjustRightInd w:val="0"/>
-              <w:spacing w:after="0" w:line="240" w:lineRule="auto"/>
-              <w:rPr>
-                <w:rFonts w:ascii="Times New Roman" w:eastAsia="Calibri" w:hAnsi="Times New Roman" w:cs="Times New Roman"/>
-                <w:color w:val="000000"/>
-                <w:sz w:val="25"/>
-                <w:szCs w:val="25"/>
-                <w:lang w:eastAsia="ar-SA"/>
+              <w:rPr>
+                <w:rFonts w:eastAsia="Calibri"/>
+                <w:color w:val="000000"/>
+                <w:sz w:val="25"/>
+                <w:szCs w:val="25"/>
               </w:rPr>
             </w:pPr>
           </w:p>
@@ -4616,18 +4151,15 @@
           </w:tcPr>
           <w:p>
             <w:pPr>
-              <w:suppressAutoHyphens/>
               <w:autoSpaceDE w:val="0"/>
               <w:autoSpaceDN w:val="0"/>
               <w:adjustRightInd w:val="0"/>
-              <w:spacing w:after="0" w:line="240" w:lineRule="auto"/>
               <w:jc w:val="center"/>
               <w:rPr>
-                <w:rFonts w:ascii="Times New Roman" w:eastAsia="Calibri" w:hAnsi="Times New Roman" w:cs="Times New Roman"/>
-                <w:color w:val="000000"/>
-                <w:sz w:val="25"/>
-                <w:szCs w:val="25"/>
-                <w:lang w:eastAsia="ar-SA"/>
+                <w:rFonts w:eastAsia="Calibri"/>
+                <w:color w:val="000000"/>
+                <w:sz w:val="25"/>
+                <w:szCs w:val="25"/>
               </w:rPr>
             </w:pPr>
           </w:p>
@@ -4650,26 +4182,23 @@
           </w:tcPr>
           <w:p>
             <w:pPr>
-              <w:suppressAutoHyphens/>
               <w:autoSpaceDE w:val="0"/>
               <w:autoSpaceDN w:val="0"/>
               <w:adjustRightInd w:val="0"/>
-              <w:spacing w:after="0" w:line="240" w:lineRule="auto"/>
-              <w:rPr>
-                <w:rFonts w:ascii="Times New Roman" w:eastAsia="Calibri" w:hAnsi="Times New Roman" w:cs="Times New Roman"/>
-                <w:color w:val="000000"/>
-                <w:sz w:val="25"/>
-                <w:szCs w:val="25"/>
-                <w:lang w:val="en-US" w:eastAsia="ar-SA"/>
+              <w:rPr>
+                <w:rFonts w:eastAsia="Calibri"/>
+                <w:color w:val="000000"/>
+                <w:sz w:val="25"/>
+                <w:szCs w:val="25"/>
+                <w:lang w:val="en-US"/>
               </w:rPr>
             </w:pPr>
             <w:r>
               <w:rPr>
-                <w:rFonts w:ascii="Times New Roman" w:eastAsia="Calibri" w:hAnsi="Times New Roman" w:cs="Times New Roman"/>
-                <w:color w:val="000000"/>
-                <w:sz w:val="25"/>
-                <w:szCs w:val="25"/>
-                <w:lang w:eastAsia="ar-SA"/>
+                <w:rFonts w:eastAsia="Calibri"/>
+                <w:color w:val="000000"/>
+                <w:sz w:val="25"/>
+                <w:szCs w:val="25"/>
               </w:rPr>
               <w:t>Tālrunis: {i_talrunis}</w:t>
             </w:r>
@@ -4688,17 +4217,14 @@
           </w:tcPr>
           <w:p>
             <w:pPr>
-              <w:suppressAutoHyphens/>
               <w:autoSpaceDE w:val="0"/>
               <w:autoSpaceDN w:val="0"/>
               <w:adjustRightInd w:val="0"/>
-              <w:spacing w:after="0" w:line="240" w:lineRule="auto"/>
-              <w:rPr>
-                <w:rFonts w:ascii="Times New Roman" w:eastAsia="Calibri" w:hAnsi="Times New Roman" w:cs="Times New Roman"/>
-                <w:color w:val="000000"/>
-                <w:sz w:val="25"/>
-                <w:szCs w:val="25"/>
-                <w:lang w:eastAsia="ar-SA"/>
+              <w:rPr>
+                <w:rFonts w:eastAsia="Calibri"/>
+                <w:color w:val="000000"/>
+                <w:sz w:val="25"/>
+                <w:szCs w:val="25"/>
               </w:rPr>
             </w:pPr>
           </w:p>
@@ -4716,28 +4242,24 @@
           </w:tcPr>
           <w:p>
             <w:pPr>
-              <w:suppressAutoHyphens/>
               <w:autoSpaceDE w:val="0"/>
               <w:autoSpaceDN w:val="0"/>
               <w:adjustRightInd w:val="0"/>
-              <w:spacing w:after="0" w:line="240" w:lineRule="auto"/>
-              <w:rPr>
-                <w:rFonts w:ascii="Times New Roman" w:eastAsia="Calibri" w:hAnsi="Times New Roman" w:cs="Times New Roman"/>
-                <w:color w:val="000000"/>
-                <w:sz w:val="25"/>
-                <w:szCs w:val="25"/>
-                <w:lang w:eastAsia="ar-SA"/>
+              <w:rPr>
+                <w:rFonts w:eastAsia="Calibri"/>
+                <w:color w:val="000000"/>
+                <w:sz w:val="25"/>
+                <w:szCs w:val="25"/>
               </w:rPr>
             </w:pPr>
             <w:r>
               <w:rPr>
-                <w:rFonts w:ascii="Times New Roman" w:eastAsia="Calibri" w:hAnsi="Times New Roman" w:cs="Times New Roman"/>
-                <w:color w:val="000000"/>
-                <w:sz w:val="25"/>
-                <w:szCs w:val="25"/>
-                <w:lang w:eastAsia="ar-SA"/>
-              </w:rPr>
-              <w:t>Tālrunis: {j_talrunis}</w:t>
+                <w:rFonts w:eastAsia="Calibri"/>
+                <w:color w:val="000000"/>
+                <w:sz w:val="25"/>
+                <w:szCs w:val="25"/>
+              </w:rPr>
+              <w:t xml:space="preserve">Tālrunis: {j_talrunis} </w:t>
             </w:r>
           </w:p>
         </w:tc>
@@ -4759,28 +4281,25 @@
           </w:tcPr>
           <w:p>
             <w:pPr>
-              <w:suppressAutoHyphens/>
               <w:autoSpaceDE w:val="0"/>
               <w:autoSpaceDN w:val="0"/>
               <w:adjustRightInd w:val="0"/>
-              <w:spacing w:after="0" w:line="240" w:lineRule="auto"/>
-              <w:rPr>
-                <w:rFonts w:ascii="Times New Roman" w:eastAsia="Calibri" w:hAnsi="Times New Roman" w:cs="Times New Roman"/>
-                <w:color w:val="000000"/>
-                <w:sz w:val="25"/>
-                <w:szCs w:val="25"/>
-                <w:lang w:val="en-US" w:eastAsia="ar-SA"/>
+              <w:rPr>
+                <w:rFonts w:eastAsia="Calibri"/>
+                <w:color w:val="000000"/>
+                <w:sz w:val="25"/>
+                <w:szCs w:val="25"/>
+                <w:lang w:val="en-US"/>
               </w:rPr>
             </w:pPr>
             <w:r>
               <w:rPr>
-                <w:rFonts w:ascii="Times New Roman" w:eastAsia="Calibri" w:hAnsi="Times New Roman" w:cs="Times New Roman"/>
-                <w:color w:val="000000"/>
-                <w:sz w:val="25"/>
-                <w:szCs w:val="25"/>
-                <w:lang w:eastAsia="ar-SA"/>
-              </w:rPr>
-              <w:t>e-pasts: {i_epasts}</w:t>
+                <w:rFonts w:eastAsia="Calibri"/>
+                <w:color w:val="000000"/>
+                <w:sz w:val="25"/>
+                <w:szCs w:val="25"/>
+              </w:rPr>
+              <w:t xml:space="preserve">e-pasts: {i_epasts} </w:t>
             </w:r>
           </w:p>
         </w:tc>
@@ -4797,17 +4316,14 @@
           </w:tcPr>
           <w:p>
             <w:pPr>
-              <w:suppressAutoHyphens/>
               <w:autoSpaceDE w:val="0"/>
               <w:autoSpaceDN w:val="0"/>
               <w:adjustRightInd w:val="0"/>
-              <w:spacing w:after="0" w:line="240" w:lineRule="auto"/>
-              <w:rPr>
-                <w:rFonts w:ascii="Times New Roman" w:eastAsia="Calibri" w:hAnsi="Times New Roman" w:cs="Times New Roman"/>
-                <w:color w:val="000000"/>
-                <w:sz w:val="25"/>
-                <w:szCs w:val="25"/>
-                <w:lang w:eastAsia="ar-SA"/>
+              <w:rPr>
+                <w:rFonts w:eastAsia="Calibri"/>
+                <w:color w:val="000000"/>
+                <w:sz w:val="25"/>
+                <w:szCs w:val="25"/>
               </w:rPr>
             </w:pPr>
           </w:p>
@@ -4825,28 +4341,24 @@
           </w:tcPr>
           <w:p>
             <w:pPr>
-              <w:suppressAutoHyphens/>
               <w:autoSpaceDE w:val="0"/>
               <w:autoSpaceDN w:val="0"/>
               <w:adjustRightInd w:val="0"/>
-              <w:spacing w:after="0" w:line="240" w:lineRule="auto"/>
-              <w:rPr>
-                <w:rFonts w:ascii="Times New Roman" w:eastAsia="Calibri" w:hAnsi="Times New Roman" w:cs="Times New Roman"/>
-                <w:color w:val="000000"/>
-                <w:sz w:val="25"/>
-                <w:szCs w:val="25"/>
-                <w:lang w:eastAsia="ar-SA"/>
+              <w:rPr>
+                <w:rFonts w:eastAsia="Calibri"/>
+                <w:color w:val="000000"/>
+                <w:sz w:val="25"/>
+                <w:szCs w:val="25"/>
               </w:rPr>
             </w:pPr>
             <w:r>
               <w:rPr>
-                <w:rFonts w:ascii="Times New Roman" w:eastAsia="Calibri" w:hAnsi="Times New Roman" w:cs="Times New Roman"/>
-                <w:color w:val="000000"/>
-                <w:sz w:val="25"/>
-                <w:szCs w:val="25"/>
-                <w:lang w:eastAsia="ar-SA"/>
-              </w:rPr>
-              <w:t>e-pasts: {j_epasts}</w:t>
+                <w:rFonts w:eastAsia="Calibri"/>
+                <w:color w:val="000000"/>
+                <w:sz w:val="25"/>
+                <w:szCs w:val="25"/>
+              </w:rPr>
+              <w:t xml:space="preserve">e-pasts: {j_epasts} </w:t>
             </w:r>
           </w:p>
         </w:tc>
@@ -4854,65 +4366,45 @@
     </w:tbl>
     <w:p>
       <w:pPr>
-        <w:suppressAutoHyphens/>
-        <w:spacing w:after="0" w:line="240" w:lineRule="auto"/>
-        <w:jc w:val="both"/>
-        <w:rPr>
-          <w:rFonts w:ascii="Times New Roman" w:eastAsia="Times New Roman" w:hAnsi="Times New Roman" w:cs="Times New Roman"/>
+        <w:jc w:val="both"/>
+        <w:rPr>
           <w:sz w:val="26"/>
           <w:szCs w:val="26"/>
-          <w:lang w:eastAsia="ar-SA"/>
-        </w:rPr>
-      </w:pPr>
-    </w:p>
-    <w:p>
-      <w:pPr>
-        <w:suppressAutoHyphens/>
-        <w:spacing w:after="0" w:line="240" w:lineRule="auto"/>
-        <w:jc w:val="both"/>
-        <w:rPr>
-          <w:rFonts w:ascii="Times New Roman" w:eastAsia="Times New Roman" w:hAnsi="Times New Roman" w:cs="Times New Roman"/>
-          <w:sz w:val="25"/>
-          <w:szCs w:val="25"/>
-          <w:lang w:eastAsia="ar-SA"/>
-        </w:rPr>
-      </w:pPr>
-      <w:r>
-        <w:rPr>
-          <w:rFonts w:ascii="Times New Roman" w:eastAsia="Times New Roman" w:hAnsi="Times New Roman" w:cs="Times New Roman"/>
-          <w:sz w:val="25"/>
-          <w:szCs w:val="25"/>
-          <w:lang w:eastAsia="ar-SA"/>
+        </w:rPr>
+      </w:pPr>
+    </w:p>
+    <w:p>
+      <w:pPr>
+        <w:jc w:val="both"/>
+        <w:rPr>
+          <w:sz w:val="25"/>
+          <w:szCs w:val="25"/>
+        </w:rPr>
+      </w:pPr>
+      <w:r>
+        <w:rPr>
+          <w:sz w:val="25"/>
+          <w:szCs w:val="25"/>
         </w:rPr>
         <w:t>Līgums parakstīts ar drošu elektronisko parakstu, kas satur laika zīmogu. Līguma abpusējas parakstīšanas datums ir pēdējā pievienotā droša elektroniskā paraksta un tā laika zīmoga datums.</w:t>
       </w:r>
     </w:p>
     <w:p>
       <w:pPr>
-        <w:suppressAutoHyphens/>
         <w:autoSpaceDE w:val="0"/>
         <w:autoSpaceDN w:val="0"/>
         <w:adjustRightInd w:val="0"/>
-        <w:spacing w:after="0" w:line="240" w:lineRule="auto"/>
-        <w:rPr>
-          <w:rFonts w:ascii="Times New Roman" w:eastAsia="Calibri" w:hAnsi="Times New Roman" w:cs="Times New Roman"/>
-          <w:sz w:val="24"/>
-          <w:szCs w:val="24"/>
-          <w:lang w:eastAsia="ar-SA"/>
-        </w:rPr>
-      </w:pPr>
-    </w:p>
-    <w:p/>
+        <w:jc w:val="center"/>
+      </w:pPr>
+      <w:bookmarkStart w:id="0" w:name="_GoBack"/>
+      <w:bookmarkEnd w:id="0"/>
+    </w:p>
     <w:sectPr>
-      <w:headerReference w:type="even" r:id="rId6"/>
-      <w:headerReference w:type="default" r:id="rId7"/>
-      <w:footerReference w:type="even" r:id="rId8"/>
-      <w:footerReference w:type="default" r:id="rId9"/>
-      <w:headerReference w:type="first" r:id="rId10"/>
-      <w:footerReference w:type="first" r:id="rId11"/>
+      <w:footerReference w:type="default" r:id="rId6"/>
+      <w:headerReference w:type="first" r:id="rId7"/>
       <w:pgSz w:w="11906" w:h="16838"/>
-      <w:pgMar w:top="1134" w:right="851" w:bottom="1134" w:left="1701" w:header="426" w:footer="709" w:gutter="0"/>
-      <w:cols w:space="708"/>
+      <w:pgMar w:top="1134" w:right="851" w:bottom="851" w:left="1701" w:header="142" w:footer="0" w:gutter="0"/>
+      <w:cols w:space="720"/>
       <w:titlePg/>
       <w:docGrid w:linePitch="360"/>
     </w:sectPr>
@@ -4924,9 +4416,6 @@
 <w:endnotes xmlns:wpc="http://schemas.microsoft.com/office/word/2010/wordprocessingCanvas" xmlns:cx="http://schemas.microsoft.com/office/drawing/2014/chartex" xmlns:cx1="http://schemas.microsoft.com/office/drawing/2015/9/8/chartex" xmlns:cx2="http://schemas.microsoft.com/office/drawing/2015/10/21/chartex" xmlns:cx3="http://schemas.microsoft.com/office/drawing/2016/5/9/chartex" xmlns:cx4="http://schemas.microsoft.com/office/drawing/2016/5/10/chartex" xmlns:cx5="http://schemas.microsoft.com/office/drawing/2016/5/11/chartex" xmlns:cx6="http://schemas.microsoft.com/office/drawing/2016/5/12/chartex" xmlns:cx7="http://schemas.microsoft.com/office/drawing/2016/5/13/chartex" xmlns:cx8="http://schemas.microsoft.com/office/drawing/2016/5/14/chartex" xmlns:mc="http://schemas.openxmlformats.org/markup-compatibility/2006" xmlns:aink="http://schemas.microsoft.com/office/drawing/2016/ink" xmlns:am3d="http://schemas.microsoft.com/office/drawing/2017/model3d" xmlns:o="urn:schemas-microsoft-com:office:office" xmlns:r="http://schemas.openxmlformats.org/officeDocument/2006/relationships" xmlns:m="http://schemas.openxmlformats.org/officeDocument/2006/math" xmlns:v="urn:schemas-microsoft-com:vml" xmlns:wp14="http://schemas.microsoft.com/office/word/2010/wordprocessingDrawing" xmlns:wp="http://schemas.openxmlformats.org/drawingml/2006/wordprocessingDrawing" xmlns:w10="urn:schemas-microsoft-com:office:word" xmlns:w="http://schemas.openxmlformats.org/wordprocessingml/2006/main" xmlns:w14="http://schemas.microsoft.com/office/word/2010/wordml" xmlns:w15="http://schemas.microsoft.com/office/word/2012/wordml" xmlns:w16cid="http://schemas.microsoft.com/office/word/2016/wordml/cid" xmlns:w16se="http://schemas.microsoft.com/office/word/2015/wordml/symex" xmlns:wpg="http://schemas.microsoft.com/office/word/2010/wordprocessingGroup" xmlns:wpi="http://schemas.microsoft.com/office/word/2010/wordprocessingInk" xmlns:wne="http://schemas.microsoft.com/office/word/2006/wordml" xmlns:wps="http://schemas.microsoft.com/office/word/2010/wordprocessingShape" mc:Ignorable="w14 w15 w16se w16cid wp14">
   <w:endnote w:type="separator" w:id="-1">
     <w:p>
-      <w:pPr>
-        <w:spacing w:after="0" w:line="240" w:lineRule="auto"/>
-      </w:pPr>
       <w:r>
         <w:separator/>
       </w:r>
@@ -4934,9 +4423,6 @@
   </w:endnote>
   <w:endnote w:type="continuationSeparator" w:id="0">
     <w:p>
-      <w:pPr>
-        <w:spacing w:after="0" w:line="240" w:lineRule="auto"/>
-      </w:pPr>
       <w:r>
         <w:continuationSeparator/>
       </w:r>
@@ -4947,26 +4433,49 @@
 
 <file path=word/footer1.xml><?xml version="1.0" encoding="utf-8"?>
 <w:ftr xmlns:wpc="http://schemas.microsoft.com/office/word/2010/wordprocessingCanvas" xmlns:cx="http://schemas.microsoft.com/office/drawing/2014/chartex" xmlns:cx1="http://schemas.microsoft.com/office/drawing/2015/9/8/chartex" xmlns:cx2="http://schemas.microsoft.com/office/drawing/2015/10/21/chartex" xmlns:cx3="http://schemas.microsoft.com/office/drawing/2016/5/9/chartex" xmlns:cx4="http://schemas.microsoft.com/office/drawing/2016/5/10/chartex" xmlns:cx5="http://schemas.microsoft.com/office/drawing/2016/5/11/chartex" xmlns:cx6="http://schemas.microsoft.com/office/drawing/2016/5/12/chartex" xmlns:cx7="http://schemas.microsoft.com/office/drawing/2016/5/13/chartex" xmlns:cx8="http://schemas.microsoft.com/office/drawing/2016/5/14/chartex" xmlns:mc="http://schemas.openxmlformats.org/markup-compatibility/2006" xmlns:aink="http://schemas.microsoft.com/office/drawing/2016/ink" xmlns:am3d="http://schemas.microsoft.com/office/drawing/2017/model3d" xmlns:o="urn:schemas-microsoft-com:office:office" xmlns:r="http://schemas.openxmlformats.org/officeDocument/2006/relationships" xmlns:m="http://schemas.openxmlformats.org/officeDocument/2006/math" xmlns:v="urn:schemas-microsoft-com:vml" xmlns:wp14="http://schemas.microsoft.com/office/word/2010/wordprocessingDrawing" xmlns:wp="http://schemas.openxmlformats.org/drawingml/2006/wordprocessingDrawing" xmlns:w10="urn:schemas-microsoft-com:office:word" xmlns:w="http://schemas.openxmlformats.org/wordprocessingml/2006/main" xmlns:w14="http://schemas.microsoft.com/office/word/2010/wordml" xmlns:w15="http://schemas.microsoft.com/office/word/2012/wordml" xmlns:w16cid="http://schemas.microsoft.com/office/word/2016/wordml/cid" xmlns:w16se="http://schemas.microsoft.com/office/word/2015/wordml/symex" xmlns:wpg="http://schemas.microsoft.com/office/word/2010/wordprocessingGroup" xmlns:wpi="http://schemas.microsoft.com/office/word/2010/wordprocessingInk" xmlns:wne="http://schemas.microsoft.com/office/word/2006/wordml" xmlns:wps="http://schemas.microsoft.com/office/word/2010/wordprocessingShape" mc:Ignorable="w14 w15 w16se w16cid wp14">
-  <w:p>
-    <w:pPr>
-      <w:pStyle w:val="Footer"/>
-    </w:pPr>
-  </w:p>
-</w:ftr>
-</file>
-
-<file path=word/footer2.xml><?xml version="1.0" encoding="utf-8"?>
-<w:ftr xmlns:wpc="http://schemas.microsoft.com/office/word/2010/wordprocessingCanvas" xmlns:cx="http://schemas.microsoft.com/office/drawing/2014/chartex" xmlns:cx1="http://schemas.microsoft.com/office/drawing/2015/9/8/chartex" xmlns:cx2="http://schemas.microsoft.com/office/drawing/2015/10/21/chartex" xmlns:cx3="http://schemas.microsoft.com/office/drawing/2016/5/9/chartex" xmlns:cx4="http://schemas.microsoft.com/office/drawing/2016/5/10/chartex" xmlns:cx5="http://schemas.microsoft.com/office/drawing/2016/5/11/chartex" xmlns:cx6="http://schemas.microsoft.com/office/drawing/2016/5/12/chartex" xmlns:cx7="http://schemas.microsoft.com/office/drawing/2016/5/13/chartex" xmlns:cx8="http://schemas.microsoft.com/office/drawing/2016/5/14/chartex" xmlns:mc="http://schemas.openxmlformats.org/markup-compatibility/2006" xmlns:aink="http://schemas.microsoft.com/office/drawing/2016/ink" xmlns:am3d="http://schemas.microsoft.com/office/drawing/2017/model3d" xmlns:o="urn:schemas-microsoft-com:office:office" xmlns:r="http://schemas.openxmlformats.org/officeDocument/2006/relationships" xmlns:m="http://schemas.openxmlformats.org/officeDocument/2006/math" xmlns:v="urn:schemas-microsoft-com:vml" xmlns:wp14="http://schemas.microsoft.com/office/word/2010/wordprocessingDrawing" xmlns:wp="http://schemas.openxmlformats.org/drawingml/2006/wordprocessingDrawing" xmlns:w10="urn:schemas-microsoft-com:office:word" xmlns:w="http://schemas.openxmlformats.org/wordprocessingml/2006/main" xmlns:w14="http://schemas.microsoft.com/office/word/2010/wordml" xmlns:w15="http://schemas.microsoft.com/office/word/2012/wordml" xmlns:w16cid="http://schemas.microsoft.com/office/word/2016/wordml/cid" xmlns:w16se="http://schemas.microsoft.com/office/word/2015/wordml/symex" xmlns:wpg="http://schemas.microsoft.com/office/word/2010/wordprocessingGroup" xmlns:wpi="http://schemas.microsoft.com/office/word/2010/wordprocessingInk" xmlns:wne="http://schemas.microsoft.com/office/word/2006/wordml" xmlns:wps="http://schemas.microsoft.com/office/word/2010/wordprocessingShape" mc:Ignorable="w14 w15 w16se w16cid wp14">
-  <w:p>
-    <w:pPr>
-      <w:pStyle w:val="Footer"/>
-    </w:pPr>
-  </w:p>
-</w:ftr>
-</file>
-
-<file path=word/footer3.xml><?xml version="1.0" encoding="utf-8"?>
-<w:ftr xmlns:wpc="http://schemas.microsoft.com/office/word/2010/wordprocessingCanvas" xmlns:cx="http://schemas.microsoft.com/office/drawing/2014/chartex" xmlns:cx1="http://schemas.microsoft.com/office/drawing/2015/9/8/chartex" xmlns:cx2="http://schemas.microsoft.com/office/drawing/2015/10/21/chartex" xmlns:cx3="http://schemas.microsoft.com/office/drawing/2016/5/9/chartex" xmlns:cx4="http://schemas.microsoft.com/office/drawing/2016/5/10/chartex" xmlns:cx5="http://schemas.microsoft.com/office/drawing/2016/5/11/chartex" xmlns:cx6="http://schemas.microsoft.com/office/drawing/2016/5/12/chartex" xmlns:cx7="http://schemas.microsoft.com/office/drawing/2016/5/13/chartex" xmlns:cx8="http://schemas.microsoft.com/office/drawing/2016/5/14/chartex" xmlns:mc="http://schemas.openxmlformats.org/markup-compatibility/2006" xmlns:aink="http://schemas.microsoft.com/office/drawing/2016/ink" xmlns:am3d="http://schemas.microsoft.com/office/drawing/2017/model3d" xmlns:o="urn:schemas-microsoft-com:office:office" xmlns:r="http://schemas.openxmlformats.org/officeDocument/2006/relationships" xmlns:m="http://schemas.openxmlformats.org/officeDocument/2006/math" xmlns:v="urn:schemas-microsoft-com:vml" xmlns:wp14="http://schemas.microsoft.com/office/word/2010/wordprocessingDrawing" xmlns:wp="http://schemas.openxmlformats.org/drawingml/2006/wordprocessingDrawing" xmlns:w10="urn:schemas-microsoft-com:office:word" xmlns:w="http://schemas.openxmlformats.org/wordprocessingml/2006/main" xmlns:w14="http://schemas.microsoft.com/office/word/2010/wordml" xmlns:w15="http://schemas.microsoft.com/office/word/2012/wordml" xmlns:w16cid="http://schemas.microsoft.com/office/word/2016/wordml/cid" xmlns:w16se="http://schemas.microsoft.com/office/word/2015/wordml/symex" xmlns:wpg="http://schemas.microsoft.com/office/word/2010/wordprocessingGroup" xmlns:wpi="http://schemas.microsoft.com/office/word/2010/wordprocessingInk" xmlns:wne="http://schemas.microsoft.com/office/word/2006/wordml" xmlns:wps="http://schemas.microsoft.com/office/word/2010/wordprocessingShape" mc:Ignorable="w14 w15 w16se w16cid wp14">
+  <w:sdt>
+    <w:sdtPr>
+      <w:id w:val="-1970967935"/>
+      <w:docPartObj>
+        <w:docPartGallery w:val="Page Numbers (Bottom of Page)"/>
+        <w:docPartUnique/>
+      </w:docPartObj>
+    </w:sdtPr>
+    <w:sdtEndPr>
+      <w:rPr>
+        <w:noProof/>
+      </w:rPr>
+    </w:sdtEndPr>
+    <w:sdtContent>
+      <w:p>
+        <w:pPr>
+          <w:pStyle w:val="Footer"/>
+          <w:jc w:val="center"/>
+        </w:pPr>
+        <w:r>
+          <w:fldChar w:fldCharType="begin"/>
+        </w:r>
+        <w:r>
+          <w:instrText xml:space="preserve"> PAGE   \* MERGEFORMAT </w:instrText>
+        </w:r>
+        <w:r>
+          <w:fldChar w:fldCharType="separate"/>
+        </w:r>
+        <w:r>
+          <w:rPr>
+            <w:noProof/>
+          </w:rPr>
+          <w:t>2</w:t>
+        </w:r>
+        <w:r>
+          <w:rPr>
+            <w:noProof/>
+          </w:rPr>
+          <w:fldChar w:fldCharType="end"/>
+        </w:r>
+      </w:p>
+    </w:sdtContent>
+  </w:sdt>
   <w:p>
     <w:pPr>
       <w:pStyle w:val="Footer"/>
@@ -4979,9 +4488,6 @@
 <w:footnotes xmlns:wpc="http://schemas.microsoft.com/office/word/2010/wordprocessingCanvas" xmlns:cx="http://schemas.microsoft.com/office/drawing/2014/chartex" xmlns:cx1="http://schemas.microsoft.com/office/drawing/2015/9/8/chartex" xmlns:cx2="http://schemas.microsoft.com/office/drawing/2015/10/21/chartex" xmlns:cx3="http://schemas.microsoft.com/office/drawing/2016/5/9/chartex" xmlns:cx4="http://schemas.microsoft.com/office/drawing/2016/5/10/chartex" xmlns:cx5="http://schemas.microsoft.com/office/drawing/2016/5/11/chartex" xmlns:cx6="http://schemas.microsoft.com/office/drawing/2016/5/12/chartex" xmlns:cx7="http://schemas.microsoft.com/office/drawing/2016/5/13/chartex" xmlns:cx8="http://schemas.microsoft.com/office/drawing/2016/5/14/chartex" xmlns:mc="http://schemas.openxmlformats.org/markup-compatibility/2006" xmlns:aink="http://schemas.microsoft.com/office/drawing/2016/ink" xmlns:am3d="http://schemas.microsoft.com/office/drawing/2017/model3d" xmlns:o="urn:schemas-microsoft-com:office:office" xmlns:r="http://schemas.openxmlformats.org/officeDocument/2006/relationships" xmlns:m="http://schemas.openxmlformats.org/officeDocument/2006/math" xmlns:v="urn:schemas-microsoft-com:vml" xmlns:wp14="http://schemas.microsoft.com/office/word/2010/wordprocessingDrawing" xmlns:wp="http://schemas.openxmlformats.org/drawingml/2006/wordprocessingDrawing" xmlns:w10="urn:schemas-microsoft-com:office:word" xmlns:w="http://schemas.openxmlformats.org/wordprocessingml/2006/main" xmlns:w14="http://schemas.microsoft.com/office/word/2010/wordml" xmlns:w15="http://schemas.microsoft.com/office/word/2012/wordml" xmlns:w16cid="http://schemas.microsoft.com/office/word/2016/wordml/cid" xmlns:w16se="http://schemas.microsoft.com/office/word/2015/wordml/symex" xmlns:wpg="http://schemas.microsoft.com/office/word/2010/wordprocessingGroup" xmlns:wpi="http://schemas.microsoft.com/office/word/2010/wordprocessingInk" xmlns:wne="http://schemas.microsoft.com/office/word/2006/wordml" xmlns:wps="http://schemas.microsoft.com/office/word/2010/wordprocessingShape" mc:Ignorable="w14 w15 w16se w16cid wp14">
   <w:footnote w:type="separator" w:id="-1">
     <w:p>
-      <w:pPr>
-        <w:spacing w:after="0" w:line="240" w:lineRule="auto"/>
-      </w:pPr>
       <w:r>
         <w:separator/>
       </w:r>
@@ -4989,9 +4495,6 @@
   </w:footnote>
   <w:footnote w:type="continuationSeparator" w:id="0">
     <w:p>
-      <w:pPr>
-        <w:spacing w:after="0" w:line="240" w:lineRule="auto"/>
-      </w:pPr>
       <w:r>
         <w:continuationSeparator/>
       </w:r>
@@ -5004,241 +4507,112 @@
 <w:hdr xmlns:wpc="http://schemas.microsoft.com/office/word/2010/wordprocessingCanvas" xmlns:cx="http://schemas.microsoft.com/office/drawing/2014/chartex" xmlns:cx1="http://schemas.microsoft.com/office/drawing/2015/9/8/chartex" xmlns:cx2="http://schemas.microsoft.com/office/drawing/2015/10/21/chartex" xmlns:cx3="http://schemas.microsoft.com/office/drawing/2016/5/9/chartex" xmlns:cx4="http://schemas.microsoft.com/office/drawing/2016/5/10/chartex" xmlns:cx5="http://schemas.microsoft.com/office/drawing/2016/5/11/chartex" xmlns:cx6="http://schemas.microsoft.com/office/drawing/2016/5/12/chartex" xmlns:cx7="http://schemas.microsoft.com/office/drawing/2016/5/13/chartex" xmlns:cx8="http://schemas.microsoft.com/office/drawing/2016/5/14/chartex" xmlns:mc="http://schemas.openxmlformats.org/markup-compatibility/2006" xmlns:aink="http://schemas.microsoft.com/office/drawing/2016/ink" xmlns:am3d="http://schemas.microsoft.com/office/drawing/2017/model3d" xmlns:o="urn:schemas-microsoft-com:office:office" xmlns:r="http://schemas.openxmlformats.org/officeDocument/2006/relationships" xmlns:m="http://schemas.openxmlformats.org/officeDocument/2006/math" xmlns:v="urn:schemas-microsoft-com:vml" xmlns:wp14="http://schemas.microsoft.com/office/word/2010/wordprocessingDrawing" xmlns:wp="http://schemas.openxmlformats.org/drawingml/2006/wordprocessingDrawing" xmlns:w10="urn:schemas-microsoft-com:office:word" xmlns:w="http://schemas.openxmlformats.org/wordprocessingml/2006/main" xmlns:w14="http://schemas.microsoft.com/office/word/2010/wordml" xmlns:w15="http://schemas.microsoft.com/office/word/2012/wordml" xmlns:w16cid="http://schemas.microsoft.com/office/word/2016/wordml/cid" xmlns:w16se="http://schemas.microsoft.com/office/word/2015/wordml/symex" xmlns:wpg="http://schemas.microsoft.com/office/word/2010/wordprocessingGroup" xmlns:wpi="http://schemas.microsoft.com/office/word/2010/wordprocessingInk" xmlns:wne="http://schemas.microsoft.com/office/word/2006/wordml" xmlns:wps="http://schemas.microsoft.com/office/word/2010/wordprocessingShape" mc:Ignorable="w14 w15 w16se w16cid wp14">
   <w:p>
     <w:pPr>
-      <w:pStyle w:val="Header"/>
+      <w:jc w:val="right"/>
+      <w:rPr>
+        <w:sz w:val="20"/>
+        <w:szCs w:val="20"/>
+      </w:rPr>
     </w:pPr>
   </w:p>
-</w:hdr>
-</file>
-
-<file path=word/header2.xml><?xml version="1.0" encoding="utf-8"?>
-<w:hdr xmlns:wpc="http://schemas.microsoft.com/office/word/2010/wordprocessingCanvas" xmlns:cx="http://schemas.microsoft.com/office/drawing/2014/chartex" xmlns:cx1="http://schemas.microsoft.com/office/drawing/2015/9/8/chartex" xmlns:cx2="http://schemas.microsoft.com/office/drawing/2015/10/21/chartex" xmlns:cx3="http://schemas.microsoft.com/office/drawing/2016/5/9/chartex" xmlns:cx4="http://schemas.microsoft.com/office/drawing/2016/5/10/chartex" xmlns:cx5="http://schemas.microsoft.com/office/drawing/2016/5/11/chartex" xmlns:cx6="http://schemas.microsoft.com/office/drawing/2016/5/12/chartex" xmlns:cx7="http://schemas.microsoft.com/office/drawing/2016/5/13/chartex" xmlns:cx8="http://schemas.microsoft.com/office/drawing/2016/5/14/chartex" xmlns:mc="http://schemas.openxmlformats.org/markup-compatibility/2006" xmlns:aink="http://schemas.microsoft.com/office/drawing/2016/ink" xmlns:am3d="http://schemas.microsoft.com/office/drawing/2017/model3d" xmlns:o="urn:schemas-microsoft-com:office:office" xmlns:r="http://schemas.openxmlformats.org/officeDocument/2006/relationships" xmlns:m="http://schemas.openxmlformats.org/officeDocument/2006/math" xmlns:v="urn:schemas-microsoft-com:vml" xmlns:wp14="http://schemas.microsoft.com/office/word/2010/wordprocessingDrawing" xmlns:wp="http://schemas.openxmlformats.org/drawingml/2006/wordprocessingDrawing" xmlns:w10="urn:schemas-microsoft-com:office:word" xmlns:w="http://schemas.openxmlformats.org/wordprocessingml/2006/main" xmlns:w14="http://schemas.microsoft.com/office/word/2010/wordml" xmlns:w15="http://schemas.microsoft.com/office/word/2012/wordml" xmlns:w16cid="http://schemas.microsoft.com/office/word/2016/wordml/cid" xmlns:w16se="http://schemas.microsoft.com/office/word/2015/wordml/symex" xmlns:wpg="http://schemas.microsoft.com/office/word/2010/wordprocessingGroup" xmlns:wpi="http://schemas.microsoft.com/office/word/2010/wordprocessingInk" xmlns:wne="http://schemas.microsoft.com/office/word/2006/wordml" xmlns:wps="http://schemas.microsoft.com/office/word/2010/wordprocessingShape" mc:Ignorable="w14 w15 w16se w16cid wp14">
-  <w:tbl>
-    <w:tblPr>
-      <w:tblW w:w="9498" w:type="dxa"/>
-      <w:tblInd w:w="-142" w:type="dxa"/>
-      <w:tblLayout w:type="fixed"/>
-      <w:tblLook w:val="0000" w:firstRow="0" w:lastRow="0" w:firstColumn="0" w:lastColumn="0" w:noHBand="0" w:noVBand="0"/>
-    </w:tblPr>
-    <w:tblGrid>
-      <w:gridCol w:w="9498"/>
-    </w:tblGrid>
-    <w:tr>
-      <w:trPr>
-        <w:cantSplit/>
-        <w:trHeight w:val="397"/>
-      </w:trPr>
-      <w:tc>
-        <w:tcPr>
-          <w:tcW w:w="9498" w:type="dxa"/>
-          <w:vAlign w:val="center"/>
-        </w:tcPr>
-        <w:p>
-          <w:pPr>
-            <w:tabs>
-              <w:tab w:val="center" w:pos="4153"/>
-              <w:tab w:val="right" w:pos="8306"/>
-            </w:tabs>
-            <w:suppressAutoHyphens/>
-            <w:spacing w:after="0" w:line="240" w:lineRule="auto"/>
-            <w:ind w:right="-2"/>
-            <w:jc w:val="right"/>
-            <w:rPr>
-              <w:rFonts w:ascii="Times New Roman" w:hAnsi="Times New Roman"/>
-              <w:color w:val="000000"/>
-              <w:sz w:val="28"/>
-              <w:szCs w:val="24"/>
-              <w:lang w:val="en-US"/>
-            </w:rPr>
-          </w:pPr>
-        </w:p>
-      </w:tc>
-    </w:tr>
-  </w:tbl>
+  <w:p>
+    <w:pPr>
+      <w:jc w:val="right"/>
+      <w:rPr>
+        <w:sz w:val="20"/>
+        <w:szCs w:val="20"/>
+      </w:rPr>
+    </w:pPr>
+  </w:p>
+  <w:p>
+    <w:pPr>
+      <w:jc w:val="right"/>
+      <w:rPr>
+        <w:sz w:val="20"/>
+        <w:szCs w:val="20"/>
+      </w:rPr>
+    </w:pPr>
+    <w:r>
+      <w:rPr>
+        <w:sz w:val="20"/>
+        <w:szCs w:val="20"/>
+      </w:rPr>
+      <w:t>APSTIPRINĀTS</w:t>
+    </w:r>
+  </w:p>
   <w:p>
     <w:pPr>
       <w:pStyle w:val="Header"/>
+      <w:tabs>
+        <w:tab w:val="left" w:pos="0"/>
+      </w:tabs>
+      <w:jc w:val="right"/>
+      <w:rPr>
+        <w:sz w:val="20"/>
+        <w:szCs w:val="20"/>
+      </w:rPr>
     </w:pPr>
+    <w:r>
+      <w:rPr>
+        <w:sz w:val="20"/>
+        <w:szCs w:val="20"/>
+      </w:rPr>
+      <w:t xml:space="preserve">ar Jaunsardzes centra </w:t>
+    </w:r>
   </w:p>
-</w:hdr>
-</file>
-
-<file path=word/header3.xml><?xml version="1.0" encoding="utf-8"?>
-<w:hdr xmlns:wpc="http://schemas.microsoft.com/office/word/2010/wordprocessingCanvas" xmlns:cx="http://schemas.microsoft.com/office/drawing/2014/chartex" xmlns:cx1="http://schemas.microsoft.com/office/drawing/2015/9/8/chartex" xmlns:cx2="http://schemas.microsoft.com/office/drawing/2015/10/21/chartex" xmlns:cx3="http://schemas.microsoft.com/office/drawing/2016/5/9/chartex" xmlns:cx4="http://schemas.microsoft.com/office/drawing/2016/5/10/chartex" xmlns:cx5="http://schemas.microsoft.com/office/drawing/2016/5/11/chartex" xmlns:cx6="http://schemas.microsoft.com/office/drawing/2016/5/12/chartex" xmlns:cx7="http://schemas.microsoft.com/office/drawing/2016/5/13/chartex" xmlns:cx8="http://schemas.microsoft.com/office/drawing/2016/5/14/chartex" xmlns:mc="http://schemas.openxmlformats.org/markup-compatibility/2006" xmlns:aink="http://schemas.microsoft.com/office/drawing/2016/ink" xmlns:am3d="http://schemas.microsoft.com/office/drawing/2017/model3d" xmlns:o="urn:schemas-microsoft-com:office:office" xmlns:r="http://schemas.openxmlformats.org/officeDocument/2006/relationships" xmlns:m="http://schemas.openxmlformats.org/officeDocument/2006/math" xmlns:v="urn:schemas-microsoft-com:vml" xmlns:wp14="http://schemas.microsoft.com/office/word/2010/wordprocessingDrawing" xmlns:wp="http://schemas.openxmlformats.org/drawingml/2006/wordprocessingDrawing" xmlns:w10="urn:schemas-microsoft-com:office:word" xmlns:w="http://schemas.openxmlformats.org/wordprocessingml/2006/main" xmlns:w14="http://schemas.microsoft.com/office/word/2010/wordml" xmlns:w15="http://schemas.microsoft.com/office/word/2012/wordml" xmlns:w16cid="http://schemas.microsoft.com/office/word/2016/wordml/cid" xmlns:w16se="http://schemas.microsoft.com/office/word/2015/wordml/symex" xmlns:wpg="http://schemas.microsoft.com/office/word/2010/wordprocessingGroup" xmlns:wpi="http://schemas.microsoft.com/office/word/2010/wordprocessingInk" xmlns:wne="http://schemas.microsoft.com/office/word/2006/wordml" xmlns:wps="http://schemas.microsoft.com/office/word/2010/wordprocessingShape" mc:Ignorable="w14 w15 w16se w16cid wp14">
-  <w:p/>
-  <w:tbl>
-    <w:tblPr>
-      <w:tblW w:w="9498" w:type="dxa"/>
-      <w:tblInd w:w="-142" w:type="dxa"/>
-      <w:tblLayout w:type="fixed"/>
-      <w:tblLook w:val="0000" w:firstRow="0" w:lastRow="0" w:firstColumn="0" w:lastColumn="0" w:noHBand="0" w:noVBand="0"/>
-    </w:tblPr>
-    <w:tblGrid>
-      <w:gridCol w:w="9498"/>
-    </w:tblGrid>
-    <w:tr>
-      <w:trPr>
-        <w:cantSplit/>
-        <w:trHeight w:val="397"/>
-      </w:trPr>
-      <w:tc>
-        <w:tcPr>
-          <w:tcW w:w="9498" w:type="dxa"/>
-          <w:vAlign w:val="center"/>
-        </w:tcPr>
-        <w:p>
-          <w:pPr>
-            <w:suppressAutoHyphens/>
-            <w:spacing w:after="0" w:line="240" w:lineRule="auto"/>
-            <w:jc w:val="right"/>
-            <w:rPr>
-              <w:rFonts w:ascii="Times New Roman" w:eastAsia="Times New Roman" w:hAnsi="Times New Roman" w:cs="Times New Roman"/>
-              <w:sz w:val="28"/>
-              <w:szCs w:val="28"/>
-              <w:lang w:val="pt-BR" w:eastAsia="ar-SA"/>
-            </w:rPr>
-          </w:pPr>
-          <w:r>
-            <w:rPr>
-              <w:rFonts w:ascii="Times New Roman" w:eastAsia="Times New Roman" w:hAnsi="Times New Roman" w:cs="Times New Roman"/>
-              <w:sz w:val="20"/>
-              <w:szCs w:val="20"/>
-              <w:lang w:val="pt-BR" w:eastAsia="ar-SA"/>
-            </w:rPr>
-            <w:t>APSTIPRINĀTS</w:t>
-          </w:r>
-        </w:p>
-        <w:p>
-          <w:pPr>
-            <w:tabs>
-              <w:tab w:val="center" w:pos="4153"/>
-              <w:tab w:val="right" w:pos="8306"/>
-            </w:tabs>
-            <w:suppressAutoHyphens/>
-            <w:spacing w:after="0" w:line="240" w:lineRule="auto"/>
-            <w:ind w:right="-2"/>
-            <w:jc w:val="right"/>
-            <w:rPr>
-              <w:rFonts w:ascii="Times New Roman" w:eastAsia="Times New Roman" w:hAnsi="Times New Roman" w:cs="Times New Roman"/>
-              <w:sz w:val="20"/>
-              <w:szCs w:val="20"/>
-              <w:lang w:eastAsia="ar-SA"/>
-            </w:rPr>
-          </w:pPr>
-          <w:r>
-            <w:rPr>
-              <w:rFonts w:ascii="Times New Roman" w:eastAsia="Times New Roman" w:hAnsi="Times New Roman" w:cs="Times New Roman"/>
-              <w:sz w:val="20"/>
-              <w:szCs w:val="20"/>
-              <w:lang w:val="pt-BR" w:eastAsia="ar-SA"/>
-            </w:rPr>
-            <w:t xml:space="preserve">ar Jaunsardzes centra </w:t>
-          </w:r>
-          <w:r>
-            <w:rPr>
-              <w:rFonts w:ascii="Times New Roman" w:eastAsia="Times New Roman" w:hAnsi="Times New Roman" w:cs="Times New Roman"/>
-              <w:noProof/>
-              <w:sz w:val="20"/>
-              <w:szCs w:val="20"/>
-              <w:lang w:eastAsia="ar-SA"/>
-            </w:rPr>
-            <w:t>15</w:t>
-          </w:r>
-          <w:r>
-            <w:rPr>
-              <w:rFonts w:ascii="Times New Roman" w:eastAsia="Times New Roman" w:hAnsi="Times New Roman" w:cs="Times New Roman"/>
-              <w:noProof/>
-              <w:sz w:val="20"/>
-              <w:szCs w:val="20"/>
-              <w:lang w:eastAsia="ar-SA"/>
-            </w:rPr>
-            <w:t>.0</w:t>
-          </w:r>
-          <w:r>
-            <w:rPr>
-              <w:rFonts w:ascii="Times New Roman" w:eastAsia="Times New Roman" w:hAnsi="Times New Roman" w:cs="Times New Roman"/>
-              <w:noProof/>
-              <w:sz w:val="20"/>
-              <w:szCs w:val="20"/>
-              <w:lang w:eastAsia="ar-SA"/>
-            </w:rPr>
-            <w:t>6</w:t>
-          </w:r>
-          <w:r>
-            <w:rPr>
-              <w:rFonts w:ascii="Times New Roman" w:eastAsia="Times New Roman" w:hAnsi="Times New Roman" w:cs="Times New Roman"/>
-              <w:noProof/>
-              <w:sz w:val="20"/>
-              <w:szCs w:val="20"/>
-              <w:lang w:eastAsia="ar-SA"/>
-            </w:rPr>
-            <w:t>.202</w:t>
-          </w:r>
-          <w:r>
-            <w:rPr>
-              <w:rFonts w:ascii="Times New Roman" w:eastAsia="Times New Roman" w:hAnsi="Times New Roman" w:cs="Times New Roman"/>
-              <w:noProof/>
-              <w:sz w:val="20"/>
-              <w:szCs w:val="20"/>
-              <w:lang w:eastAsia="ar-SA"/>
-            </w:rPr>
-            <w:t>1</w:t>
-          </w:r>
-          <w:bookmarkStart w:id="0" w:name="_GoBack"/>
-          <w:bookmarkEnd w:id="0"/>
-          <w:r>
-            <w:rPr>
-              <w:rFonts w:ascii="Times New Roman" w:eastAsia="Times New Roman" w:hAnsi="Times New Roman" w:cs="Times New Roman"/>
-              <w:sz w:val="20"/>
-              <w:szCs w:val="20"/>
-              <w:lang w:eastAsia="ar-SA"/>
-            </w:rPr>
-            <w:t>.</w:t>
-          </w:r>
-        </w:p>
-        <w:p>
-          <w:pPr>
-            <w:tabs>
-              <w:tab w:val="center" w:pos="4153"/>
-              <w:tab w:val="right" w:pos="8306"/>
-            </w:tabs>
-            <w:suppressAutoHyphens/>
-            <w:spacing w:after="0" w:line="240" w:lineRule="auto"/>
-            <w:ind w:right="-2"/>
-            <w:jc w:val="right"/>
-            <w:rPr>
-              <w:rFonts w:ascii="Times New Roman" w:eastAsia="Times New Roman" w:hAnsi="Times New Roman" w:cs="Times New Roman"/>
-              <w:sz w:val="20"/>
-              <w:szCs w:val="20"/>
-              <w:lang w:val="pt-BR" w:eastAsia="ar-SA"/>
-            </w:rPr>
-          </w:pPr>
-          <w:r>
-            <w:rPr>
-              <w:rFonts w:ascii="Times New Roman" w:eastAsia="Times New Roman" w:hAnsi="Times New Roman" w:cs="Times New Roman"/>
-              <w:sz w:val="20"/>
-              <w:szCs w:val="20"/>
-              <w:lang w:val="pt-BR" w:eastAsia="ar-SA"/>
-            </w:rPr>
-            <w:t>noteikumiem Nr.</w:t>
-          </w:r>
-          <w:r>
-            <w:rPr>
-              <w:rFonts w:ascii="Times New Roman" w:eastAsia="Times New Roman" w:hAnsi="Times New Roman" w:cs="Times New Roman"/>
-              <w:noProof/>
-              <w:sz w:val="20"/>
-              <w:szCs w:val="20"/>
-              <w:lang w:val="pt-BR" w:eastAsia="ar-SA"/>
-            </w:rPr>
-            <w:t>5-NOT</w:t>
-          </w:r>
-        </w:p>
-      </w:tc>
-    </w:tr>
-  </w:tbl>
   <w:p>
     <w:pPr>
       <w:pStyle w:val="Header"/>
+      <w:tabs>
+        <w:tab w:val="left" w:pos="0"/>
+      </w:tabs>
+      <w:jc w:val="right"/>
+      <w:rPr>
+        <w:sz w:val="20"/>
+        <w:szCs w:val="20"/>
+      </w:rPr>
     </w:pPr>
+    <w:r>
+      <w:rPr>
+        <w:sz w:val="20"/>
+        <w:szCs w:val="20"/>
+      </w:rPr>
+      <w:t xml:space="preserve">2021.gada 15.jūnija noteikumiem Nr.5-NOT </w:t>
+    </w:r>
+  </w:p>
+  <w:p>
+    <w:pPr>
+      <w:pStyle w:val="Header"/>
+      <w:tabs>
+        <w:tab w:val="left" w:pos="0"/>
+      </w:tabs>
+      <w:jc w:val="right"/>
+      <w:rPr>
+        <w:sz w:val="20"/>
+        <w:szCs w:val="20"/>
+      </w:rPr>
+    </w:pPr>
+    <w:r>
+      <w:rPr>
+        <w:sz w:val="20"/>
+        <w:szCs w:val="20"/>
+      </w:rPr>
+      <w:t>“</w:t>
+    </w:r>
+    <w:r>
+      <w:rPr>
+        <w:noProof/>
+        <w:sz w:val="20"/>
+        <w:szCs w:val="20"/>
+      </w:rPr>
+      <w:t>Uzņemšanas kārtība Jaunsardzē</w:t>
+    </w:r>
+    <w:r>
+      <w:rPr>
+        <w:sz w:val="20"/>
+        <w:szCs w:val="20"/>
+      </w:rPr>
+      <w:t>”</w:t>
+    </w:r>
   </w:p>
 </w:hdr>
 </file>
@@ -5415,7 +4789,7 @@
     <w:lsdException w:name="Table Web 2" w:semiHidden="1" w:unhideWhenUsed="1"/>
     <w:lsdException w:name="Table Web 3" w:semiHidden="1" w:unhideWhenUsed="1"/>
     <w:lsdException w:name="Balloon Text" w:semiHidden="1" w:unhideWhenUsed="1"/>
-    <w:lsdException w:name="Table Grid" w:uiPriority="39"/>
+    <w:lsdException w:name="Table Grid" w:uiPriority="59"/>
     <w:lsdException w:name="Table Theme" w:semiHidden="1" w:unhideWhenUsed="1"/>
     <w:lsdException w:name="Placeholder Text" w:semiHidden="1"/>
     <w:lsdException w:name="No Spacing" w:uiPriority="1" w:qFormat="1"/>
@@ -5640,6 +5014,17 @@
   <w:style w:type="paragraph" w:default="1" w:styleId="Normal">
     <w:name w:val="Normal"/>
     <w:qFormat/>
+    <w:rsid w:val="004862D5"/>
+    <w:pPr>
+      <w:suppressAutoHyphens/>
+      <w:spacing w:after="0" w:line="240" w:lineRule="auto"/>
+    </w:pPr>
+    <w:rPr>
+      <w:rFonts w:ascii="Times New Roman" w:eastAsia="Times New Roman" w:hAnsi="Times New Roman" w:cs="Times New Roman"/>
+      <w:sz w:val="24"/>
+      <w:szCs w:val="24"/>
+      <w:lang w:eastAsia="ar-SA"/>
+    </w:rPr>
   </w:style>
   <w:style w:type="character" w:default="1" w:styleId="DefaultParagraphFont">
     <w:name w:val="Default Paragraph Font"/>
@@ -5668,12 +5053,34 @@
     <w:semiHidden/>
     <w:unhideWhenUsed/>
   </w:style>
+  <w:style w:type="table" w:styleId="TableGrid">
+    <w:name w:val="Table Grid"/>
+    <w:basedOn w:val="TableNormal"/>
+    <w:uiPriority w:val="59"/>
+    <w:rsid w:val="004862D5"/>
+    <w:pPr>
+      <w:spacing w:after="0" w:line="240" w:lineRule="auto"/>
+    </w:pPr>
+    <w:rPr>
+      <w:rFonts w:ascii="Calibri" w:eastAsia="Calibri" w:hAnsi="Calibri" w:cs="Times New Roman"/>
+    </w:rPr>
+    <w:tblPr>
+      <w:tblBorders>
+        <w:top w:val="single" w:sz="4" w:space="0" w:color="auto"/>
+        <w:left w:val="single" w:sz="4" w:space="0" w:color="auto"/>
+        <w:bottom w:val="single" w:sz="4" w:space="0" w:color="auto"/>
+        <w:right w:val="single" w:sz="4" w:space="0" w:color="auto"/>
+        <w:insideH w:val="single" w:sz="4" w:space="0" w:color="auto"/>
+        <w:insideV w:val="single" w:sz="4" w:space="0" w:color="auto"/>
+      </w:tblBorders>
+    </w:tblPr>
+  </w:style>
   <w:style w:type="table" w:customStyle="1" w:styleId="TableGrid11">
     <w:name w:val="Table Grid11"/>
     <w:basedOn w:val="TableNormal"/>
     <w:next w:val="TableGrid"/>
     <w:uiPriority w:val="39"/>
-    <w:rsid w:val="0030539A"/>
+    <w:rsid w:val="004862D5"/>
     <w:pPr>
       <w:spacing w:after="0" w:line="240" w:lineRule="auto"/>
       <w:jc w:val="both"/>
@@ -5693,38 +5100,18 @@
       </w:tblBorders>
     </w:tblPr>
   </w:style>
-  <w:style w:type="table" w:styleId="TableGrid">
-    <w:name w:val="Table Grid"/>
-    <w:basedOn w:val="TableNormal"/>
-    <w:uiPriority w:val="39"/>
-    <w:rsid w:val="0030539A"/>
-    <w:pPr>
-      <w:spacing w:after="0" w:line="240" w:lineRule="auto"/>
-    </w:pPr>
-    <w:tblPr>
-      <w:tblBorders>
-        <w:top w:val="single" w:sz="4" w:space="0" w:color="auto"/>
-        <w:left w:val="single" w:sz="4" w:space="0" w:color="auto"/>
-        <w:bottom w:val="single" w:sz="4" w:space="0" w:color="auto"/>
-        <w:right w:val="single" w:sz="4" w:space="0" w:color="auto"/>
-        <w:insideH w:val="single" w:sz="4" w:space="0" w:color="auto"/>
-        <w:insideV w:val="single" w:sz="4" w:space="0" w:color="auto"/>
-      </w:tblBorders>
-    </w:tblPr>
-  </w:style>
   <w:style w:type="paragraph" w:styleId="Header">
     <w:name w:val="header"/>
     <w:basedOn w:val="Normal"/>
     <w:link w:val="HeaderChar"/>
     <w:uiPriority w:val="99"/>
     <w:unhideWhenUsed/>
-    <w:rsid w:val="00813A6B"/>
+    <w:rsid w:val="004862D5"/>
     <w:pPr>
       <w:tabs>
         <w:tab w:val="center" w:pos="4153"/>
         <w:tab w:val="right" w:pos="8306"/>
       </w:tabs>
-      <w:spacing w:after="0" w:line="240" w:lineRule="auto"/>
     </w:pPr>
   </w:style>
   <w:style w:type="character" w:customStyle="1" w:styleId="HeaderChar">
@@ -5732,7 +5119,13 @@
     <w:basedOn w:val="DefaultParagraphFont"/>
     <w:link w:val="Header"/>
     <w:uiPriority w:val="99"/>
-    <w:rsid w:val="00813A6B"/>
+    <w:rsid w:val="004862D5"/>
+    <w:rPr>
+      <w:rFonts w:ascii="Times New Roman" w:eastAsia="Times New Roman" w:hAnsi="Times New Roman" w:cs="Times New Roman"/>
+      <w:sz w:val="24"/>
+      <w:szCs w:val="24"/>
+      <w:lang w:eastAsia="ar-SA"/>
+    </w:rPr>
   </w:style>
   <w:style w:type="paragraph" w:styleId="Footer">
     <w:name w:val="footer"/>
@@ -5740,13 +5133,12 @@
     <w:link w:val="FooterChar"/>
     <w:uiPriority w:val="99"/>
     <w:unhideWhenUsed/>
-    <w:rsid w:val="00813A6B"/>
+    <w:rsid w:val="004862D5"/>
     <w:pPr>
       <w:tabs>
         <w:tab w:val="center" w:pos="4153"/>
         <w:tab w:val="right" w:pos="8306"/>
       </w:tabs>
-      <w:spacing w:after="0" w:line="240" w:lineRule="auto"/>
     </w:pPr>
   </w:style>
   <w:style w:type="character" w:customStyle="1" w:styleId="FooterChar">
@@ -5754,7 +5146,13 @@
     <w:basedOn w:val="DefaultParagraphFont"/>
     <w:link w:val="Footer"/>
     <w:uiPriority w:val="99"/>
-    <w:rsid w:val="00813A6B"/>
+    <w:rsid w:val="004862D5"/>
+    <w:rPr>
+      <w:rFonts w:ascii="Times New Roman" w:eastAsia="Times New Roman" w:hAnsi="Times New Roman" w:cs="Times New Roman"/>
+      <w:sz w:val="24"/>
+      <w:szCs w:val="24"/>
+      <w:lang w:eastAsia="ar-SA"/>
+    </w:rPr>
   </w:style>
 </w:styles>
 </file>

--- a/vendor/templates/ligums-jaunietis-edoc.docx
+++ b/vendor/templates/ligums-jaunietis-edoc.docx
@@ -3,11 +3,21 @@
 <w:document xmlns:mc="http://schemas.openxmlformats.org/markup-compatibility/2006" xmlns:r="http://schemas.openxmlformats.org/officeDocument/2006/relationships" xmlns:w="http://schemas.openxmlformats.org/wordprocessingml/2006/main" mc:Ignorable="w14 w15 w16se w16cid wp14">
   <w:body>
     <w:p>
-      <w:r>
-        <w:t>Līguma reģistrācijas Nr. {liguma_nr}</w:t>
-      </w:r>
-    </w:p>
-    <w:p/>
+      <w:pPr>
+        <w:jc w:val="right"/>
+      </w:pPr>
+      <w:r>
+        <w:rPr>
+          <w:rFonts w:ascii="Times New Roman" w:hAnsi="Times New Roman" w:cs="Times New Roman" w:eastAsia="Times New Roman"/>
+          <w:b w:val="0"/>
+          <w:i w:val="0"/>
+          <w:color w:val="000000"/>
+          <w:sz w:val="28"/>
+          <w:szCs w:val="24"/>
+        </w:rPr>
+        <w:t xml:space="preserve">Nr. {liguma_nr}</w:t>
+      </w:r>
+    </w:p>
     <w:p/>
     <w:p>
       <w:pPr>
@@ -99,8 +109,12 @@
       </w:pPr>
       <w:r>
         <w:rPr>
-          <w:sz w:val="25"/>
-          <w:szCs w:val="25"/>
+          <w:rFonts w:ascii="Times New Roman" w:hAnsi="Times New Roman" w:cs="Times New Roman" w:eastAsia="Times New Roman"/>
+          <w:sz w:val="25"/>
+          <w:szCs w:val="25"/>
+          <w:b w:val="0"/>
+          <w:i w:val="0"/>
+          <w:color w:val="000000"/>
         </w:rPr>
         <w:t>Līguma sagatavošanas vieta un datums: {vieta}, {liguma_datums}</w:t>
       </w:r>
@@ -164,10 +178,14 @@
       <w:proofErr w:type="spellEnd"/>
       <w:r>
         <w:rPr>
-          <w:sz w:val="25"/>
-          <w:szCs w:val="25"/>
-        </w:rPr>
-        <w:t xml:space="preserve"> iela 10/12, Rīga, tā {i_parvalde}.novada nodaļas jaunsargu instruktora {i_vards_gen} personā, kurš(-a) rīkojas pamatojoties uz </w:t>
+          <w:rFonts w:ascii="Times New Roman" w:hAnsi="Times New Roman" w:cs="Times New Roman" w:eastAsia="Times New Roman"/>
+          <w:sz w:val="25"/>
+          <w:szCs w:val="25"/>
+          <w:b w:val="0"/>
+          <w:i w:val="0"/>
+          <w:color w:val="000000"/>
+        </w:rPr>
+        <w:t xml:space="preserve"> iela 10/12, Rīga, tā {i_parvalde}.novada pārvaldes {i_nodala}.nodaļas jaunsargu instruktora {i_vards_gen} personā, kurš(-a) rīkojas pamatojoties uz </w:t>
       </w:r>
       <w:r>
         <w:rPr>
@@ -179,10 +197,14 @@
       </w:r>
       <w:r>
         <w:rPr>
-          <w:sz w:val="25"/>
-          <w:szCs w:val="25"/>
-        </w:rPr>
-        <w:t xml:space="preserve"> 20____.gada____. ______________ rīkojuma Nr._____________ „Par līgumu noslēgšanu „Par bērna un jaunieša dalību </w:t>
+          <w:rFonts w:ascii="Times New Roman" w:hAnsi="Times New Roman" w:cs="Times New Roman" w:eastAsia="Times New Roman"/>
+          <w:sz w:val="25"/>
+          <w:szCs w:val="25"/>
+          <w:b w:val="0"/>
+          <w:i w:val="0"/>
+          <w:color w:val="000000"/>
+        </w:rPr>
+        <w:t xml:space="preserve"> 2021.gada 14.septembra rīkojuma Nr.418 „Par pilnvarojumu jaunsargu instruktoriem slēgt līgumus”</w:t>
       </w:r>
       <w:proofErr w:type="spellStart"/>
       <w:r>
@@ -190,7 +212,7 @@
           <w:sz w:val="25"/>
           <w:szCs w:val="25"/>
         </w:rPr>
-        <w:t>Jaunsardzē</w:t>
+        <w:t/>
       </w:r>
       <w:proofErr w:type="spellEnd"/>
       <w:r>
@@ -198,14 +220,14 @@
           <w:sz w:val="25"/>
           <w:szCs w:val="25"/>
         </w:rPr>
-        <w:t>”</w:t>
-      </w:r>
-      <w:r>
-        <w:rPr>
-          <w:sz w:val="25"/>
-          <w:szCs w:val="25"/>
-        </w:rPr>
-        <w:t>”</w:t>
+        <w:t/>
+      </w:r>
+      <w:r>
+        <w:rPr>
+          <w:sz w:val="25"/>
+          <w:szCs w:val="25"/>
+        </w:rPr>
+        <w:t/>
       </w:r>
       <w:r>
         <w:rPr>
@@ -295,13 +317,21 @@
           <w:p>
             <w:pPr>
               <w:ind w:left="-108" w:right="-108"/>
-              <w:jc w:val="left"/>
+              <w:jc w:val="center"/>
               <w:rPr>
                 <w:sz w:val="25"/>
                 <w:szCs w:val="25"/>
               </w:rPr>
             </w:pPr>
             <w:r>
+              <w:rPr>
+                <w:rFonts w:ascii="Times New Roman" w:hAnsi="Times New Roman" w:cs="Times New Roman" w:eastAsia="Times New Roman"/>
+                <w:b w:val="0"/>
+                <w:i w:val="0"/>
+                <w:color w:val="000000"/>
+                <w:sz w:val="25"/>
+                <w:szCs w:val="25"/>
+              </w:rPr>
               <w:t>{j_statuss_vards}</w:t>
             </w:r>
           </w:p>
@@ -345,6 +375,14 @@
               </w:rPr>
             </w:pPr>
             <w:r>
+              <w:rPr>
+                <w:rFonts w:ascii="Times New Roman" w:hAnsi="Times New Roman" w:cs="Times New Roman" w:eastAsia="Times New Roman"/>
+                <w:b w:val="0"/>
+                <w:i w:val="0"/>
+                <w:color w:val="000000"/>
+                <w:sz w:val="25"/>
+                <w:szCs w:val="25"/>
+              </w:rPr>
               <w:t>{j_pk1}</w:t>
             </w:r>
           </w:p>
@@ -370,6 +408,14 @@
               </w:rPr>
             </w:pPr>
             <w:r>
+              <w:rPr>
+                <w:rFonts w:ascii="Times New Roman" w:hAnsi="Times New Roman" w:cs="Times New Roman" w:eastAsia="Times New Roman"/>
+                <w:b w:val="0"/>
+                <w:i w:val="0"/>
+                <w:color w:val="000000"/>
+                <w:sz w:val="25"/>
+                <w:szCs w:val="25"/>
+              </w:rPr>
               <w:t>{j_pk2}</w:t>
             </w:r>
           </w:p>
@@ -395,6 +441,14 @@
               </w:rPr>
             </w:pPr>
             <w:r>
+              <w:rPr>
+                <w:rFonts w:ascii="Times New Roman" w:hAnsi="Times New Roman" w:cs="Times New Roman" w:eastAsia="Times New Roman"/>
+                <w:b w:val="0"/>
+                <w:i w:val="0"/>
+                <w:color w:val="000000"/>
+                <w:sz w:val="25"/>
+                <w:szCs w:val="25"/>
+              </w:rPr>
               <w:t>{j_pk3}</w:t>
             </w:r>
           </w:p>
@@ -420,6 +474,14 @@
               </w:rPr>
             </w:pPr>
             <w:r>
+              <w:rPr>
+                <w:rFonts w:ascii="Times New Roman" w:hAnsi="Times New Roman" w:cs="Times New Roman" w:eastAsia="Times New Roman"/>
+                <w:b w:val="0"/>
+                <w:i w:val="0"/>
+                <w:color w:val="000000"/>
+                <w:sz w:val="25"/>
+                <w:szCs w:val="25"/>
+              </w:rPr>
               <w:t>{j_pk4}</w:t>
             </w:r>
           </w:p>
@@ -445,6 +507,14 @@
               </w:rPr>
             </w:pPr>
             <w:r>
+              <w:rPr>
+                <w:rFonts w:ascii="Times New Roman" w:hAnsi="Times New Roman" w:cs="Times New Roman" w:eastAsia="Times New Roman"/>
+                <w:b w:val="0"/>
+                <w:i w:val="0"/>
+                <w:color w:val="000000"/>
+                <w:sz w:val="25"/>
+                <w:szCs w:val="25"/>
+              </w:rPr>
               <w:t>{j_pk5}</w:t>
             </w:r>
           </w:p>
@@ -470,6 +540,14 @@
               </w:rPr>
             </w:pPr>
             <w:r>
+              <w:rPr>
+                <w:rFonts w:ascii="Times New Roman" w:hAnsi="Times New Roman" w:cs="Times New Roman" w:eastAsia="Times New Roman"/>
+                <w:b w:val="0"/>
+                <w:i w:val="0"/>
+                <w:color w:val="000000"/>
+                <w:sz w:val="25"/>
+                <w:szCs w:val="25"/>
+              </w:rPr>
               <w:t>{j_pk6}</w:t>
             </w:r>
           </w:p>
@@ -522,6 +600,14 @@
               </w:rPr>
             </w:pPr>
             <w:r>
+              <w:rPr>
+                <w:rFonts w:ascii="Times New Roman" w:hAnsi="Times New Roman" w:cs="Times New Roman" w:eastAsia="Times New Roman"/>
+                <w:b w:val="0"/>
+                <w:i w:val="0"/>
+                <w:color w:val="000000"/>
+                <w:sz w:val="25"/>
+                <w:szCs w:val="25"/>
+              </w:rPr>
               <w:t>{j_pk7}</w:t>
             </w:r>
           </w:p>
@@ -547,6 +633,14 @@
               </w:rPr>
             </w:pPr>
             <w:r>
+              <w:rPr>
+                <w:rFonts w:ascii="Times New Roman" w:hAnsi="Times New Roman" w:cs="Times New Roman" w:eastAsia="Times New Roman"/>
+                <w:b w:val="0"/>
+                <w:i w:val="0"/>
+                <w:color w:val="000000"/>
+                <w:sz w:val="25"/>
+                <w:szCs w:val="25"/>
+              </w:rPr>
               <w:t>{j_pk8}</w:t>
             </w:r>
           </w:p>
@@ -572,6 +666,14 @@
               </w:rPr>
             </w:pPr>
             <w:r>
+              <w:rPr>
+                <w:rFonts w:ascii="Times New Roman" w:hAnsi="Times New Roman" w:cs="Times New Roman" w:eastAsia="Times New Roman"/>
+                <w:b w:val="0"/>
+                <w:i w:val="0"/>
+                <w:color w:val="000000"/>
+                <w:sz w:val="25"/>
+                <w:szCs w:val="25"/>
+              </w:rPr>
               <w:t>{j_pk9}</w:t>
             </w:r>
           </w:p>
@@ -597,6 +699,14 @@
               </w:rPr>
             </w:pPr>
             <w:r>
+              <w:rPr>
+                <w:rFonts w:ascii="Times New Roman" w:hAnsi="Times New Roman" w:cs="Times New Roman" w:eastAsia="Times New Roman"/>
+                <w:b w:val="0"/>
+                <w:i w:val="0"/>
+                <w:color w:val="000000"/>
+                <w:sz w:val="25"/>
+                <w:szCs w:val="25"/>
+              </w:rPr>
               <w:t>{j_pk10}</w:t>
             </w:r>
           </w:p>
@@ -622,6 +732,14 @@
               </w:rPr>
             </w:pPr>
             <w:r>
+              <w:rPr>
+                <w:rFonts w:ascii="Times New Roman" w:hAnsi="Times New Roman" w:cs="Times New Roman" w:eastAsia="Times New Roman"/>
+                <w:b w:val="0"/>
+                <w:i w:val="0"/>
+                <w:color w:val="000000"/>
+                <w:sz w:val="25"/>
+                <w:szCs w:val="25"/>
+              </w:rPr>
               <w:t>{j_pk11}</w:t>
             </w:r>
           </w:p>
@@ -988,10 +1106,14 @@
       </w:pPr>
       <w:r>
         <w:rPr>
-          <w:sz w:val="25"/>
-          <w:szCs w:val="25"/>
-        </w:rPr>
-        <w:t>2.1.3. katra mācību gada sākumā iesniegt jaunsargu instruktoram ģimenes ārsta izziņu (veidlapa 027/u), kas attiecīgajā mācību gadā atļauj piedalīties Centra organizētajos pasākumos un nodarbībās, nekavējoties informēt jaunsargu instruktoru</w:t>
+          <w:rFonts w:ascii="Times New Roman" w:hAnsi="Times New Roman" w:cs="Times New Roman" w:eastAsia="Times New Roman"/>
+          <w:sz w:val="25"/>
+          <w:szCs w:val="25"/>
+          <w:b w:val="0"/>
+          <w:i w:val="0"/>
+          <w:color w:val="000000"/>
+        </w:rPr>
+        <w:t>2.1.3. iesniegt jaunsargu instruktoram ģimenes ārsta izziņu (veidlapa 027/u), kas ir derīga 12 mēnešus no tās izsniegšanas dienas un atļauj piedalīties Centra organizētajos pasākumos un nodarbībās, nekavējoties informēt jaunsargu instruktoru</w:t>
       </w:r>
       <w:r>
         <w:rPr>
@@ -1919,28 +2041,28 @@
           <w:sz w:val="25"/>
           <w:szCs w:val="25"/>
         </w:rPr>
-        <w:t xml:space="preserve">3.2.2.4. jaunietis attiecīgajā gadā līdz </w:t>
-      </w:r>
-      <w:r>
-        <w:rPr>
-          <w:sz w:val="25"/>
-          <w:szCs w:val="25"/>
-        </w:rPr>
-        <w:t>mācību gada sākum</w:t>
-      </w:r>
-      <w:r>
-        <w:rPr>
-          <w:sz w:val="25"/>
-          <w:szCs w:val="25"/>
-        </w:rPr>
-        <w:t>am</w:t>
-      </w:r>
-      <w:r>
-        <w:rPr>
-          <w:sz w:val="25"/>
-          <w:szCs w:val="25"/>
-        </w:rPr>
-        <w:t xml:space="preserve"> </w:t>
+        <w:t xml:space="preserve">3.2.2.4. jaunietis </w:t>
+      </w:r>
+      <w:r>
+        <w:rPr>
+          <w:sz w:val="25"/>
+          <w:szCs w:val="25"/>
+        </w:rPr>
+        <w:t/>
+      </w:r>
+      <w:r>
+        <w:rPr>
+          <w:sz w:val="25"/>
+          <w:szCs w:val="25"/>
+        </w:rPr>
+        <w:t/>
+      </w:r>
+      <w:r>
+        <w:rPr>
+          <w:sz w:val="25"/>
+          <w:szCs w:val="25"/>
+        </w:rPr>
+        <w:t xml:space="preserve"/>
       </w:r>
       <w:r>
         <w:rPr>
@@ -1951,10 +2073,14 @@
       </w:r>
       <w:r>
         <w:rPr>
-          <w:sz w:val="25"/>
-          <w:szCs w:val="25"/>
-        </w:rPr>
-        <w:t>ģimenes ārsta izziņu (veidlapa 027/u), kas attiecīgajā mācību gadā atļauj piedalīties Centra organizētajos pasākumos un mācību nodarbībās</w:t>
+          <w:rFonts w:ascii="Times New Roman" w:hAnsi="Times New Roman" w:cs="Times New Roman" w:eastAsia="Times New Roman"/>
+          <w:sz w:val="25"/>
+          <w:szCs w:val="25"/>
+          <w:b w:val="0"/>
+          <w:i w:val="0"/>
+          <w:color w:val="000000"/>
+        </w:rPr>
+        <w:t>ģimenes ārsta izziņu (veidlapa 027/u), kas ir derīga 12 mēnešus no tās izsniegšanas dienas un atļauj piedalīties Centra organizētajos pasākumos un mācību nodarbībās</w:t>
       </w:r>
       <w:r>
         <w:rPr>
@@ -2258,10 +2384,14 @@
       </w:r>
       <w:r>
         <w:rPr>
-          <w:sz w:val="25"/>
-          <w:szCs w:val="25"/>
-        </w:rPr>
-        <w:t xml:space="preserve"> nav iesniedzis Centrā ģimenes ārsta izziņu (veidlapa 027/u), kas attiecīgajā mācību gadā atļauj piedalīties </w:t>
+          <w:rFonts w:ascii="Times New Roman" w:hAnsi="Times New Roman" w:cs="Times New Roman" w:eastAsia="Times New Roman"/>
+          <w:sz w:val="25"/>
+          <w:szCs w:val="25"/>
+          <w:b w:val="0"/>
+          <w:i w:val="0"/>
+          <w:color w:val="000000"/>
+        </w:rPr>
+        <w:t xml:space="preserve"> nav iesniedzis Centrā ģimenes ārsta izziņu (veidlapa 027/u), kas ir derīga 12 mēnešus no tās izsniegšanas dienas un atļauj piedalīties </w:t>
       </w:r>
       <w:r>
         <w:rPr>
@@ -3305,8 +3435,17 @@
                 <w:sz w:val="25"/>
                 <w:szCs w:val="25"/>
               </w:rPr>
+              <w:jc w:val="center"/>
             </w:pPr>
             <w:r>
+              <w:rPr>
+                <w:rFonts w:ascii="Times New Roman" w:hAnsi="Times New Roman" w:cs="Times New Roman" w:eastAsia="Times New Roman"/>
+                <w:b w:val="0"/>
+                <w:i w:val="0"/>
+                <w:color w:val="000000"/>
+                <w:sz w:val="25"/>
+                <w:szCs w:val="25"/>
+              </w:rPr>
               <w:t>{j_vards_pk}</w:t>
             </w:r>
           </w:p>
@@ -3509,8 +3648,17 @@
                 <w:sz w:val="25"/>
                 <w:szCs w:val="25"/>
               </w:rPr>
+              <w:jc w:val="center"/>
             </w:pPr>
             <w:r>
+              <w:rPr>
+                <w:rFonts w:ascii="Times New Roman" w:hAnsi="Times New Roman" w:cs="Times New Roman" w:eastAsia="Times New Roman"/>
+                <w:b w:val="0"/>
+                <w:i w:val="0"/>
+                <w:color w:val="000000"/>
+                <w:sz w:val="25"/>
+                <w:szCs w:val="25"/>
+              </w:rPr>
               <w:t>{j_adrese_dekl}</w:t>
             </w:r>
           </w:p>
@@ -3693,8 +3841,17 @@
                 <w:sz w:val="25"/>
                 <w:szCs w:val="25"/>
               </w:rPr>
+              <w:jc w:val="center"/>
             </w:pPr>
             <w:r>
+              <w:rPr>
+                <w:rFonts w:ascii="Times New Roman" w:hAnsi="Times New Roman" w:cs="Times New Roman" w:eastAsia="Times New Roman"/>
+                <w:b w:val="0"/>
+                <w:i w:val="0"/>
+                <w:color w:val="000000"/>
+                <w:sz w:val="25"/>
+                <w:szCs w:val="25"/>
+              </w:rPr>
               <w:t>{j_adrese_fakt}</w:t>
             </w:r>
           </w:p>
@@ -3818,28 +3975,17 @@
                 <w:sz w:val="25"/>
                 <w:szCs w:val="25"/>
               </w:rPr>
+              <w:jc w:val="center"/>
             </w:pPr>
             <w:r>
               <w:rPr>
-                <w:rFonts w:eastAsia="Calibri"/>
-                <w:i/>
-                <w:color w:val="000000"/>
-                <w:sz w:val="25"/>
-                <w:szCs w:val="25"/>
-              </w:rPr>
-              <w:tab/>
-            </w:r>
-            <w:r>
-              <w:rPr>
-                <w:rFonts w:eastAsia="Calibri"/>
-                <w:i/>
-                <w:color w:val="000000"/>
-                <w:sz w:val="25"/>
-                <w:szCs w:val="25"/>
-              </w:rPr>
-              <w:tab/>
-            </w:r>
-            <w:r>
+                <w:rFonts w:ascii="Times New Roman" w:hAnsi="Times New Roman" w:cs="Times New Roman" w:eastAsia="Times New Roman"/>
+                <w:b w:val="0"/>
+                <w:i w:val="0"/>
+                <w:color w:val="000000"/>
+                <w:sz w:val="25"/>
+                <w:szCs w:val="25"/>
+              </w:rPr>
               <w:t>{i_amats}</w:t>
             </w:r>
           </w:p>
@@ -4015,8 +4161,17 @@
                 <w:szCs w:val="25"/>
                 <w:lang w:val="en-US"/>
               </w:rPr>
+              <w:jc w:val="center"/>
             </w:pPr>
             <w:r>
+              <w:rPr>
+                <w:rFonts w:ascii="Times New Roman" w:hAnsi="Times New Roman" w:cs="Times New Roman" w:eastAsia="Times New Roman"/>
+                <w:b w:val="0"/>
+                <w:i w:val="0"/>
+                <w:color w:val="000000"/>
+                <w:sz w:val="25"/>
+                <w:szCs w:val="25"/>
+              </w:rPr>
               <w:t>{i_vards}</w:t>
             </w:r>
           </w:p>
@@ -4195,10 +4350,12 @@
             </w:pPr>
             <w:r>
               <w:rPr>
-                <w:rFonts w:eastAsia="Calibri"/>
-                <w:color w:val="000000"/>
-                <w:sz w:val="25"/>
-                <w:szCs w:val="25"/>
+                <w:rFonts w:eastAsia="Times New Roman" w:ascii="Times New Roman" w:hAnsi="Times New Roman" w:cs="Times New Roman"/>
+                <w:color w:val="000000"/>
+                <w:sz w:val="25"/>
+                <w:szCs w:val="25"/>
+                <w:b w:val="0"/>
+                <w:i w:val="0"/>
               </w:rPr>
               <w:t>Tālrunis: {i_talrunis}</w:t>
             </w:r>
@@ -4254,10 +4411,12 @@
             </w:pPr>
             <w:r>
               <w:rPr>
-                <w:rFonts w:eastAsia="Calibri"/>
-                <w:color w:val="000000"/>
-                <w:sz w:val="25"/>
-                <w:szCs w:val="25"/>
+                <w:rFonts w:eastAsia="Times New Roman" w:ascii="Times New Roman" w:hAnsi="Times New Roman" w:cs="Times New Roman"/>
+                <w:color w:val="000000"/>
+                <w:sz w:val="25"/>
+                <w:szCs w:val="25"/>
+                <w:b w:val="0"/>
+                <w:i w:val="0"/>
               </w:rPr>
               <w:t xml:space="preserve">Tālrunis: {j_talrunis} </w:t>
             </w:r>
@@ -4294,10 +4453,12 @@
             </w:pPr>
             <w:r>
               <w:rPr>
-                <w:rFonts w:eastAsia="Calibri"/>
-                <w:color w:val="000000"/>
-                <w:sz w:val="25"/>
-                <w:szCs w:val="25"/>
+                <w:rFonts w:eastAsia="Times New Roman" w:ascii="Times New Roman" w:hAnsi="Times New Roman" w:cs="Times New Roman"/>
+                <w:color w:val="000000"/>
+                <w:sz w:val="25"/>
+                <w:szCs w:val="25"/>
+                <w:b w:val="0"/>
+                <w:i w:val="0"/>
               </w:rPr>
               <w:t xml:space="preserve">e-pasts: {i_epasts} </w:t>
             </w:r>
@@ -4353,10 +4514,12 @@
             </w:pPr>
             <w:r>
               <w:rPr>
-                <w:rFonts w:eastAsia="Calibri"/>
-                <w:color w:val="000000"/>
-                <w:sz w:val="25"/>
-                <w:szCs w:val="25"/>
+                <w:rFonts w:eastAsia="Times New Roman" w:ascii="Times New Roman" w:hAnsi="Times New Roman" w:cs="Times New Roman"/>
+                <w:color w:val="000000"/>
+                <w:sz w:val="25"/>
+                <w:szCs w:val="25"/>
+                <w:b w:val="0"/>
+                <w:i w:val="0"/>
               </w:rPr>
               <w:t xml:space="preserve">e-pasts: {j_epasts} </w:t>
             </w:r>
@@ -4504,7 +4667,7 @@
 </file>
 
 <file path=word/header1.xml><?xml version="1.0" encoding="utf-8"?>
-<w:hdr xmlns:wpc="http://schemas.microsoft.com/office/word/2010/wordprocessingCanvas" xmlns:cx="http://schemas.microsoft.com/office/drawing/2014/chartex" xmlns:cx1="http://schemas.microsoft.com/office/drawing/2015/9/8/chartex" xmlns:cx2="http://schemas.microsoft.com/office/drawing/2015/10/21/chartex" xmlns:cx3="http://schemas.microsoft.com/office/drawing/2016/5/9/chartex" xmlns:cx4="http://schemas.microsoft.com/office/drawing/2016/5/10/chartex" xmlns:cx5="http://schemas.microsoft.com/office/drawing/2016/5/11/chartex" xmlns:cx6="http://schemas.microsoft.com/office/drawing/2016/5/12/chartex" xmlns:cx7="http://schemas.microsoft.com/office/drawing/2016/5/13/chartex" xmlns:cx8="http://schemas.microsoft.com/office/drawing/2016/5/14/chartex" xmlns:mc="http://schemas.openxmlformats.org/markup-compatibility/2006" xmlns:aink="http://schemas.microsoft.com/office/drawing/2016/ink" xmlns:am3d="http://schemas.microsoft.com/office/drawing/2017/model3d" xmlns:o="urn:schemas-microsoft-com:office:office" xmlns:r="http://schemas.openxmlformats.org/officeDocument/2006/relationships" xmlns:m="http://schemas.openxmlformats.org/officeDocument/2006/math" xmlns:v="urn:schemas-microsoft-com:vml" xmlns:wp14="http://schemas.microsoft.com/office/word/2010/wordprocessingDrawing" xmlns:wp="http://schemas.openxmlformats.org/drawingml/2006/wordprocessingDrawing" xmlns:w10="urn:schemas-microsoft-com:office:word" xmlns:w="http://schemas.openxmlformats.org/wordprocessingml/2006/main" xmlns:w14="http://schemas.microsoft.com/office/word/2010/wordml" xmlns:w15="http://schemas.microsoft.com/office/word/2012/wordml" xmlns:w16cid="http://schemas.microsoft.com/office/word/2016/wordml/cid" xmlns:w16se="http://schemas.microsoft.com/office/word/2015/wordml/symex" xmlns:wpg="http://schemas.microsoft.com/office/word/2010/wordprocessingGroup" xmlns:wpi="http://schemas.microsoft.com/office/word/2010/wordprocessingInk" xmlns:wne="http://schemas.microsoft.com/office/word/2006/wordml" xmlns:wps="http://schemas.microsoft.com/office/word/2010/wordprocessingShape" mc:Ignorable="w14 w15 w16se w16cid wp14">
+<w:hdr xmlns:mc="http://schemas.openxmlformats.org/markup-compatibility/2006" xmlns:w="http://schemas.openxmlformats.org/wordprocessingml/2006/main" mc:Ignorable="w14 w15 w16se w16cid wp14">
   <w:p>
     <w:pPr>
       <w:jc w:val="right"/>
@@ -4612,6 +4775,26 @@
         <w:szCs w:val="20"/>
       </w:rPr>
       <w:t>”</w:t>
+    </w:r>
+  </w:p>
+  <w:p>
+    <w:pPr>
+      <w:jc w:val="right"/>
+      <w:rPr>
+        <w:sz w:val="20"/>
+        <w:szCs w:val="20"/>
+      </w:rPr>
+    </w:pPr>
+    <w:r>
+      <w:rPr>
+        <w:rFonts w:ascii="Times New Roman" w:hAnsi="Times New Roman" w:cs="Times New Roman" w:eastAsia="Times New Roman"/>
+        <w:b w:val="0"/>
+        <w:i w:val="0"/>
+        <w:color w:val="000000"/>
+        <w:sz w:val="20"/>
+        <w:szCs w:val="20"/>
+      </w:rPr>
+      <w:t>ar grozījumiem, kas izdarīti ar 2026.gada 15.oktobra noteikumiem Nr.7-NOT</w:t>
     </w:r>
   </w:p>
 </w:hdr>

--- a/vendor/templates/ligums-jaunietis-edoc.docx
+++ b/vendor/templates/ligums-jaunietis-edoc.docx
@@ -1261,20 +1261,22 @@
               <ns0:ind ns0:left="-108" ns0:right="-119"/>
               <ns0:jc ns0:val="center"/>
               <ns0:rPr>
-                <ns0:rFonts ns0:eastAsia="Times New Roman"/>
-                <ns0:i/>
-                <ns0:sz ns0:val="12"/>
-                <ns0:szCs ns0:val="12"/>
+                <ns0:rFonts ns0:ascii="Times New Roman" ns0:hAnsi="Times New Roman" ns0:cs="Times New Roman" ns0:eastAsia="Times New Roman"/>
+                <ns0:i ns0:val="0"/>
+                <ns0:sz ns0:val="25"/>
+                <ns0:szCs ns0:val="25"/>
               </ns0:rPr>
             </ns0:pPr>
             <ns0:r>
               <ns0:rPr>
-                <ns0:rFonts ns0:eastAsia="Times New Roman"/>
-                <ns0:i/>
-                <ns0:sz ns0:val="12"/>
-                <ns0:szCs ns0:val="12"/>
-              </ns0:rPr>
-              <ns0:t>________________________________________________________</ns0:t>
+                <ns0:rFonts ns0:ascii="Times New Roman" ns0:hAnsi="Times New Roman" ns0:cs="Times New Roman" ns0:eastAsia="Times New Roman"/>
+                <ns0:i ns0:val="0"/>
+                <ns0:b ns0:val="0"/>
+                <ns0:color ns0:val="000000"/>
+                <ns0:sz ns0:val="25"/>
+                <ns0:szCs ns0:val="25"/>
+              </ns0:rPr>
+              <ns0:t>{j_dzimsanas_datums}</ns0:t>
             </ns0:r>
           </ns0:p>
           <ns0:p ns2:paraId="6E876622" ns2:textId="77777777" ns0:rsidR="00AD6593" ns0:rsidRPr="004C3CB1" ns0:rsidRDefault="00ED667D" ns0:rsidP="00AA3A7E">

--- a/vendor/templates/ligums-jaunietis-edoc.docx
+++ b/vendor/templates/ligums-jaunietis-edoc.docx
@@ -4564,6 +4564,7 @@
           </ns0:tcPr>
           <ns0:p ns2:paraId="0376C66B" ns2:textId="77777777" ns0:rsidR="00AD6593" ns0:rsidRPr="004C3CB1" ns0:rsidRDefault="00ED667D" ns0:rsidP="00AA3A7E">
             <ns0:pPr>
+              <ns0:jc ns0:val="left"/>
               <ns0:autoSpaceDE ns0:val="0"/>
               <ns0:autoSpaceDN ns0:val="0"/>
               <ns0:adjustRightInd ns0:val="0"/>
@@ -4588,6 +4589,7 @@
           </ns0:p>
           <ns0:p ns2:paraId="7EA69E94" ns2:textId="77777777" ns0:rsidR="00AD6593" ns0:rsidRPr="004C3CB1" ns0:rsidRDefault="00AD6593" ns0:rsidP="00AA3A7E">
             <ns0:pPr>
+              <ns0:jc ns0:val="left"/>
               <ns0:autoSpaceDE ns0:val="0"/>
               <ns0:autoSpaceDN ns0:val="0"/>
               <ns0:adjustRightInd ns0:val="0"/>
@@ -4613,6 +4615,7 @@
           </ns0:tcPr>
           <ns0:p ns2:paraId="591E9E4F" ns2:textId="77777777" ns0:rsidR="00AD6593" ns0:rsidRPr="004C3CB1" ns0:rsidRDefault="00AD6593" ns0:rsidP="00AA3A7E">
             <ns0:pPr>
+              <ns0:jc ns0:val="left"/>
               <ns0:autoSpaceDE ns0:val="0"/>
               <ns0:autoSpaceDN ns0:val="0"/>
               <ns0:adjustRightInd ns0:val="0"/>
@@ -4627,6 +4630,7 @@
           </ns0:p>
           <ns0:p ns2:paraId="06AC10FF" ns2:textId="77777777" ns0:rsidR="00AD6593" ns0:rsidRPr="004C3CB1" ns0:rsidRDefault="00AD6593" ns0:rsidP="00AA3A7E">
             <ns0:pPr>
+              <ns0:jc ns0:val="left"/>
               <ns0:autoSpaceDE ns0:val="0"/>
               <ns0:autoSpaceDN ns0:val="0"/>
               <ns0:adjustRightInd ns0:val="0"/>
@@ -4653,6 +4657,7 @@
           </ns0:tcPr>
           <ns0:p ns2:paraId="1214C761" ns2:textId="77777777" ns0:rsidR="00AD6593" ns0:rsidRPr="004C3CB1" ns0:rsidRDefault="00ED667D" ns0:rsidP="00AA3A7E">
             <ns0:pPr>
+              <ns0:jc ns0:val="left"/>
               <ns0:autoSpaceDE ns0:val="0"/>
               <ns0:autoSpaceDN ns0:val="0"/>
               <ns0:adjustRightInd ns0:val="0"/>
@@ -4695,6 +4700,7 @@
           </ns0:tcPr>
           <ns0:p ns2:paraId="00D44D4B" ns2:textId="77777777" ns0:rsidR="00AD6593" ns0:rsidRPr="004C3CB1" ns0:rsidRDefault="00ED667D" ns0:rsidP="00AA3A7E">
             <ns0:pPr>
+              <ns0:jc ns0:val="left"/>
               <ns0:autoSpaceDE ns0:val="0"/>
               <ns0:autoSpaceDN ns0:val="0"/>
               <ns0:adjustRightInd ns0:val="0"/>
@@ -4742,6 +4748,7 @@
           </ns0:tcPr>
           <ns0:p ns2:paraId="6BA5FA0E" ns2:textId="77777777" ns0:rsidR="00AD6593" ns0:rsidRPr="004C3CB1" ns0:rsidRDefault="00AD6593" ns0:rsidP="00AA3A7E">
             <ns0:pPr>
+              <ns0:jc ns0:val="left"/>
               <ns0:autoSpaceDE ns0:val="0"/>
               <ns0:autoSpaceDN ns0:val="0"/>
               <ns0:adjustRightInd ns0:val="0"/>
@@ -4809,6 +4816,7 @@
           </ns0:tcPr>
           <ns0:p ns2:paraId="2F354C80" ns2:textId="77777777" ns0:rsidR="00AD6593" ns0:rsidRPr="004C3CB1" ns0:rsidRDefault="00ED667D" ns0:rsidP="00AA3A7E">
             <ns0:pPr>
+              <ns0:jc ns0:val="left"/>
               <ns0:autoSpaceDE ns0:val="0"/>
               <ns0:autoSpaceDN ns0:val="0"/>
               <ns0:adjustRightInd ns0:val="0"/>
@@ -4861,6 +4869,7 @@
           </ns0:tcPr>
           <ns0:p ns2:paraId="2AC4A756" ns2:textId="77777777" ns0:rsidR="00AD6593" ns0:rsidRPr="004C3CB1" ns0:rsidRDefault="00AD6593" ns0:rsidP="00AA3A7E">
             <ns0:pPr>
+              <ns0:jc ns0:val="left"/>
               <ns0:autoSpaceDE ns0:val="0"/>
               <ns0:autoSpaceDN ns0:val="0"/>
               <ns0:adjustRightInd ns0:val="0"/>
@@ -4927,6 +4936,7 @@
           </ns0:tcPr>
           <ns0:p ns2:paraId="5809F169" ns2:textId="77777777" ns0:rsidR="00AD6593" ns0:rsidRPr="004C3CB1" ns0:rsidRDefault="00ED667D" ns0:rsidP="00AA3A7E">
             <ns0:pPr>
+              <ns0:jc ns0:val="left"/>
               <ns0:autoSpaceDE ns0:val="0"/>
               <ns0:autoSpaceDN ns0:val="0"/>
               <ns0:adjustRightInd ns0:val="0"/>
@@ -4970,6 +4980,7 @@
           </ns0:tcPr>
           <ns0:p ns2:paraId="107F217D" ns2:textId="77777777" ns0:rsidR="00AD6593" ns0:rsidRPr="004C3CB1" ns0:rsidRDefault="00AD6593" ns0:rsidP="00AA3A7E">
             <ns0:pPr>
+              <ns0:jc ns0:val="left"/>
               <ns0:autoSpaceDE ns0:val="0"/>
               <ns0:autoSpaceDN ns0:val="0"/>
               <ns0:adjustRightInd ns0:val="0"/>
@@ -5038,6 +5049,7 @@
           </ns0:tcPr>
           <ns0:p ns2:paraId="5FBB868A" ns2:textId="77777777" ns0:rsidR="00AD6593" ns0:rsidRPr="004C3CB1" ns0:rsidRDefault="00ED667D" ns0:rsidP="00AA3A7E">
             <ns0:pPr>
+              <ns0:jc ns0:val="left"/>
               <ns0:autoSpaceDE ns0:val="0"/>
               <ns0:autoSpaceDN ns0:val="0"/>
               <ns0:adjustRightInd ns0:val="0"/>
@@ -5090,6 +5102,7 @@
           </ns0:tcPr>
           <ns0:p ns2:paraId="38254EEC" ns2:textId="77777777" ns0:rsidR="00AD6593" ns0:rsidRPr="004C3CB1" ns0:rsidRDefault="00AD6593" ns0:rsidP="00AA3A7E">
             <ns0:pPr>
+              <ns0:jc ns0:val="left"/>
               <ns0:autoSpaceDE ns0:val="0"/>
               <ns0:autoSpaceDN ns0:val="0"/>
               <ns0:adjustRightInd ns0:val="0"/>
@@ -5156,6 +5169,7 @@
           </ns0:tcPr>
           <ns0:p ns2:paraId="739124FB" ns2:textId="77777777" ns0:rsidR="00AD6593" ns0:rsidRPr="004C3CB1" ns0:rsidRDefault="00AD6593" ns0:rsidP="00AA3A7E">
             <ns0:pPr>
+              <ns0:jc ns0:val="left"/>
               <ns0:autoSpaceDE ns0:val="0"/>
               <ns0:autoSpaceDN ns0:val="0"/>
               <ns0:adjustRightInd ns0:val="0"/>
@@ -5181,6 +5195,7 @@
           </ns0:tcPr>
           <ns0:p ns2:paraId="2244B3F0" ns2:textId="77777777" ns0:rsidR="00AD6593" ns0:rsidRPr="004C3CB1" ns0:rsidRDefault="00AD6593" ns0:rsidP="00AA3A7E">
             <ns0:pPr>
+              <ns0:jc ns0:val="left"/>
               <ns0:autoSpaceDE ns0:val="0"/>
               <ns0:autoSpaceDN ns0:val="0"/>
               <ns0:adjustRightInd ns0:val="0"/>
@@ -5249,6 +5264,7 @@
           </ns0:tcPr>
           <ns0:p ns2:paraId="631C1B51" ns2:textId="77777777" ns0:rsidR="00AD6593" ns0:rsidRPr="004C3CB1" ns0:rsidRDefault="00AD6593" ns0:rsidP="00AA3A7E">
             <ns0:pPr>
+              <ns0:jc ns0:val="left"/>
               <ns0:autoSpaceDE ns0:val="0"/>
               <ns0:autoSpaceDN ns0:val="0"/>
               <ns0:adjustRightInd ns0:val="0"/>
@@ -5274,6 +5290,7 @@
           </ns0:tcPr>
           <ns0:p ns2:paraId="4850E045" ns2:textId="77777777" ns0:rsidR="00AD6593" ns0:rsidRPr="004C3CB1" ns0:rsidRDefault="00AD6593" ns0:rsidP="00AA3A7E">
             <ns0:pPr>
+              <ns0:jc ns0:val="left"/>
               <ns0:autoSpaceDE ns0:val="0"/>
               <ns0:autoSpaceDN ns0:val="0"/>
               <ns0:adjustRightInd ns0:val="0"/>
@@ -5378,6 +5395,7 @@
           </ns0:tcPr>
           <ns0:p ns2:paraId="20BB0DBD" ns2:textId="77777777" ns0:rsidR="00AD6593" ns0:rsidRPr="004C3CB1" ns0:rsidRDefault="00AD6593" ns0:rsidP="00AA3A7E">
             <ns0:pPr>
+              <ns0:jc ns0:val="left"/>
               <ns0:autoSpaceDE ns0:val="0"/>
               <ns0:autoSpaceDN ns0:val="0"/>
               <ns0:adjustRightInd ns0:val="0"/>
@@ -5404,6 +5422,7 @@
           </ns0:tcPr>
           <ns0:p ns2:paraId="430ADEFB" ns2:textId="77777777" ns0:rsidR="00AD6593" ns0:rsidRPr="004C3CB1" ns0:rsidRDefault="00AD6593" ns0:rsidP="00AA3A7E">
             <ns0:pPr>
+              <ns0:jc ns0:val="left"/>
               <ns0:autoSpaceDE ns0:val="0"/>
               <ns0:autoSpaceDN ns0:val="0"/>
               <ns0:adjustRightInd ns0:val="0"/>
@@ -5471,6 +5490,7 @@
           </ns0:tcPr>
           <ns0:p ns2:paraId="32407576" ns2:textId="77777777" ns0:rsidR="00AD6593" ns0:rsidRPr="004C3CB1" ns0:rsidRDefault="00AD6593" ns0:rsidP="00AA3A7E">
             <ns0:pPr>
+              <ns0:jc ns0:val="left"/>
               <ns0:autoSpaceDE ns0:val="0"/>
               <ns0:autoSpaceDN ns0:val="0"/>
               <ns0:adjustRightInd ns0:val="0"/>
@@ -5496,6 +5516,7 @@
           </ns0:tcPr>
           <ns0:p ns2:paraId="6DE6FB18" ns2:textId="77777777" ns0:rsidR="00AD6593" ns0:rsidRPr="004C3CB1" ns0:rsidRDefault="00AD6593" ns0:rsidP="00AA3A7E">
             <ns0:pPr>
+              <ns0:jc ns0:val="left"/>
               <ns0:autoSpaceDE ns0:val="0"/>
               <ns0:autoSpaceDN ns0:val="0"/>
               <ns0:adjustRightInd ns0:val="0"/>
@@ -5564,6 +5585,7 @@
           </ns0:tcPr>
           <ns0:p ns2:paraId="74569C77" ns2:textId="77777777" ns0:rsidR="00AD6593" ns0:rsidRPr="004C3CB1" ns0:rsidRDefault="00AD6593" ns0:rsidP="00AA3A7E">
             <ns0:pPr>
+              <ns0:jc ns0:val="left"/>
               <ns0:autoSpaceDE ns0:val="0"/>
               <ns0:autoSpaceDN ns0:val="0"/>
               <ns0:adjustRightInd ns0:val="0"/>
@@ -5590,6 +5612,7 @@
           </ns0:tcPr>
           <ns0:p ns2:paraId="39BD6B8E" ns2:textId="77777777" ns0:rsidR="00AD6593" ns0:rsidRPr="004C3CB1" ns0:rsidRDefault="00AD6593" ns0:rsidP="00AA3A7E">
             <ns0:pPr>
+              <ns0:jc ns0:val="left"/>
               <ns0:autoSpaceDE ns0:val="0"/>
               <ns0:autoSpaceDN ns0:val="0"/>
               <ns0:adjustRightInd ns0:val="0"/>
@@ -5656,6 +5679,7 @@
           </ns0:tcPr>
           <ns0:p ns2:paraId="11B76974" ns2:textId="77777777" ns0:rsidR="00AD6593" ns0:rsidRPr="004C3CB1" ns0:rsidRDefault="00AD6593" ns0:rsidP="00AA3A7E">
             <ns0:pPr>
+              <ns0:jc ns0:val="left"/>
               <ns0:autoSpaceDE ns0:val="0"/>
               <ns0:autoSpaceDN ns0:val="0"/>
               <ns0:adjustRightInd ns0:val="0"/>
@@ -5712,6 +5736,7 @@
           </ns0:tcPr>
           <ns0:p ns2:paraId="5FE4F1E4" ns2:textId="77777777" ns0:rsidR="00AD6593" ns0:rsidRPr="004C3CB1" ns0:rsidRDefault="00ED667D" ns0:rsidP="00AA3A7E">
             <ns0:pPr>
+              <ns0:jc ns0:val="left"/>
               <ns0:autoSpaceDE ns0:val="0"/>
               <ns0:autoSpaceDN ns0:val="0"/>
               <ns0:adjustRightInd ns0:val="0"/>
@@ -5756,6 +5781,7 @@
           </ns0:tcPr>
           <ns0:p ns2:paraId="6D208F1E" ns2:textId="77777777" ns0:rsidR="00AD6593" ns0:rsidRPr="004C3CB1" ns0:rsidRDefault="00AD6593" ns0:rsidP="00AA3A7E">
             <ns0:pPr>
+              <ns0:jc ns0:val="left"/>
               <ns0:autoSpaceDE ns0:val="0"/>
               <ns0:autoSpaceDN ns0:val="0"/>
               <ns0:adjustRightInd ns0:val="0"/>
@@ -5781,6 +5807,7 @@
           </ns0:tcPr>
           <ns0:p ns2:paraId="151F6331" ns2:textId="77777777" ns0:rsidR="00AD6593" ns0:rsidRPr="004C3CB1" ns0:rsidRDefault="00ED667D" ns0:rsidP="00AA3A7E">
             <ns0:pPr>
+              <ns0:jc ns0:val="left"/>
               <ns0:autoSpaceDE ns0:val="0"/>
               <ns0:autoSpaceDN ns0:val="0"/>
               <ns0:adjustRightInd ns0:val="0"/>
@@ -5820,6 +5847,7 @@
           </ns0:tcPr>
           <ns0:p ns2:paraId="0D6C050D" ns2:textId="77777777" ns0:rsidR="00AD6593" ns0:rsidRPr="004C3CB1" ns0:rsidRDefault="00ED667D" ns0:rsidP="00AA3A7E">
             <ns0:pPr>
+              <ns0:jc ns0:val="left"/>
               <ns0:autoSpaceDE ns0:val="0"/>
               <ns0:autoSpaceDN ns0:val="0"/>
               <ns0:adjustRightInd ns0:val="0"/>
@@ -5855,6 +5883,7 @@
           </ns0:tcPr>
           <ns0:p ns2:paraId="040A6DE9" ns2:textId="77777777" ns0:rsidR="00AD6593" ns0:rsidRPr="004C3CB1" ns0:rsidRDefault="00AD6593" ns0:rsidP="00AA3A7E">
             <ns0:pPr>
+              <ns0:jc ns0:val="left"/>
               <ns0:autoSpaceDE ns0:val="0"/>
               <ns0:autoSpaceDN ns0:val="0"/>
               <ns0:adjustRightInd ns0:val="0"/>
@@ -5880,6 +5909,7 @@
           </ns0:tcPr>
           <ns0:p ns2:paraId="1F27413D" ns2:textId="77777777" ns0:rsidR="00AD6593" ns0:rsidRPr="004C3CB1" ns0:rsidRDefault="00ED667D" ns0:rsidP="00AA3A7E">
             <ns0:pPr>
+              <ns0:jc ns0:val="left"/>
               <ns0:autoSpaceDE ns0:val="0"/>
               <ns0:autoSpaceDN ns0:val="0"/>
               <ns0:adjustRightInd ns0:val="0"/>
